--- a/11-变流电路/02-逆变电路/半桥逆变电路/半桥逆变电路.docx
+++ b/11-变流电路/02-逆变电路/半桥逆变电路/半桥逆变电路.docx
@@ -3117,6 +3117,20 @@
     </w:p>
     <w:bookmarkEnd w:id="26"/>
     <w:bookmarkEnd w:id="27"/>
+    <w:p>
+      <w:pPr>
+        <w:spacing w:before="360"/>
+        <w:jc w:val="center"/>
+      </w:pPr>
+      <w:r>
+        <w:rPr>
+          <w:rFonts w:ascii="Times New Roman" w:hAnsi="Times New Roman"/>
+          <w:color w:val="555555"/>
+          <w:sz w:val="21"/>
+        </w:rPr>
+        <w:t>材料收集者：杜文杰</w:t>
+      </w:r>
+    </w:p>
     <w:sectPr>
       <w:headerReference r:id="rId9" w:type="default"/>
       <w:footerReference r:id="rId10" w:type="default"/>

--- a/11-变流电路/02-逆变电路/半桥逆变电路/半桥逆变电路.docx
+++ b/11-变流电路/02-逆变电路/半桥逆变电路/半桥逆变电路.docx
@@ -1,6 +1,6 @@
 
 <file path=word/document.xml><?xml version="1.0" encoding="utf-8"?>
-<w:document xmlns:w="http://schemas.openxmlformats.org/wordprocessingml/2006/main" xmlns:m="http://schemas.openxmlformats.org/officeDocument/2006/math" xmlns:r="http://schemas.openxmlformats.org/officeDocument/2006/relationships" xmlns:o="urn:schemas-microsoft-com:office:office" xmlns:v="urn:schemas-microsoft-com:vml" xmlns:w10="urn:schemas-microsoft-com:office:word" xmlns:a="http://schemas.openxmlformats.org/drawingml/2006/main" xmlns:pic="http://schemas.openxmlformats.org/drawingml/2006/picture" xmlns:wp="http://schemas.openxmlformats.org/drawingml/2006/wordprocessingDrawing">
+<w:document xmlns:m="http://schemas.openxmlformats.org/officeDocument/2006/math" xmlns:r="http://schemas.openxmlformats.org/officeDocument/2006/relationships" xmlns:w="http://schemas.openxmlformats.org/wordprocessingml/2006/main" xmlns:o="urn:schemas-microsoft-com:office:office" xmlns:v="urn:schemas-microsoft-com:vml" xmlns:w10="urn:schemas-microsoft-com:office:word" xmlns:a="http://schemas.openxmlformats.org/drawingml/2006/main" xmlns:pic="http://schemas.openxmlformats.org/drawingml/2006/picture" xmlns:wp="http://schemas.openxmlformats.org/drawingml/2006/wordprocessingDrawing">
   <w:body>
     <w:bookmarkStart w:id="27" w:name="半桥逆变电路"/>
     <w:p>
@@ -9,7 +9,7 @@
       </w:pPr>
       <w:r>
         <w:rPr>
-          <w:rFonts w:hint="eastAsia"/>
+          <w:rFonts w:hint="eastAsia" w:eastAsia="黑体"/>
         </w:rPr>
         <w:t xml:space="preserve">半桥逆变电路</w:t>
       </w:r>
@@ -21,7 +21,7 @@
       </w:pPr>
       <w:r>
         <w:rPr>
-          <w:rFonts w:hint="eastAsia"/>
+          <w:rFonts w:hint="eastAsia" w:eastAsia="黑体"/>
         </w:rPr>
         <w:t xml:space="preserve">拓扑描述</w:t>
       </w:r>
@@ -32,16 +32,19 @@
       </w:pPr>
       <w:r>
         <w:rPr>
-          <w:rFonts w:hint="eastAsia"/>
+          <w:rFonts w:hint="eastAsia" w:eastAsia="黑体"/>
         </w:rPr>
         <w:t xml:space="preserve">由</w:t>
       </w:r>
       <w:r>
+        <w:rPr>
+          <w:rFonts w:eastAsia="黑体"/>
+        </w:rPr>
         <w:t xml:space="preserve"> </w:t>
       </w:r>
       <w:r>
         <w:rPr>
-          <w:rFonts w:hint="eastAsia"/>
+          <w:rFonts w:hint="eastAsia" w:eastAsia="黑体"/>
           <w:b/>
           <w:bCs/>
         </w:rPr>
@@ -49,6 +52,7 @@
       </w:r>
       <w:r>
         <w:rPr>
+          <w:rFonts w:eastAsia="黑体"/>
           <w:b/>
           <w:bCs/>
         </w:rPr>
@@ -73,18 +77,21 @@
       </m:oMath>
       <w:r>
         <w:rPr>
-          <w:rFonts w:hint="eastAsia"/>
+          <w:rFonts w:hint="eastAsia" w:eastAsia="黑体"/>
           <w:b/>
           <w:bCs/>
         </w:rPr>
         <w:t xml:space="preserve">）</w:t>
       </w:r>
       <w:r>
+        <w:rPr>
+          <w:rFonts w:eastAsia="黑体"/>
+        </w:rPr>
         <w:t xml:space="preserve">、</w:t>
       </w:r>
       <w:r>
         <w:rPr>
-          <w:rFonts w:hint="eastAsia"/>
+          <w:rFonts w:hint="eastAsia" w:eastAsia="黑体"/>
           <w:b/>
           <w:bCs/>
         </w:rPr>
@@ -92,6 +99,7 @@
       </w:r>
       <w:r>
         <w:rPr>
+          <w:rFonts w:eastAsia="黑体"/>
           <w:b/>
           <w:bCs/>
         </w:rPr>
@@ -131,18 +139,21 @@
       </m:oMath>
       <w:r>
         <w:rPr>
-          <w:rFonts w:hint="eastAsia"/>
+          <w:rFonts w:hint="eastAsia" w:eastAsia="黑体"/>
           <w:b/>
           <w:bCs/>
         </w:rPr>
         <w:t xml:space="preserve">（各反并联续流二极管）</w:t>
       </w:r>
       <w:r>
+        <w:rPr>
+          <w:rFonts w:eastAsia="黑体"/>
+        </w:rPr>
         <w:t xml:space="preserve">、</w:t>
       </w:r>
       <w:r>
         <w:rPr>
-          <w:rFonts w:hint="eastAsia"/>
+          <w:rFonts w:hint="eastAsia" w:eastAsia="黑体"/>
           <w:b/>
           <w:bCs/>
         </w:rPr>
@@ -150,6 +161,7 @@
       </w:r>
       <w:r>
         <w:rPr>
+          <w:rFonts w:eastAsia="黑体"/>
           <w:b/>
           <w:bCs/>
         </w:rPr>
@@ -189,7 +201,7 @@
       </m:oMath>
       <w:r>
         <w:rPr>
-          <w:rFonts w:hint="eastAsia"/>
+          <w:rFonts w:hint="eastAsia" w:eastAsia="黑体"/>
           <w:b/>
           <w:bCs/>
         </w:rPr>
@@ -197,6 +209,7 @@
       </w:r>
       <w:r>
         <w:rPr>
+          <w:rFonts w:eastAsia="黑体"/>
           <w:b/>
           <w:bCs/>
         </w:rPr>
@@ -209,18 +222,21 @@
       </m:oMath>
       <w:r>
         <w:rPr>
-          <w:rFonts w:hint="eastAsia"/>
+          <w:rFonts w:hint="eastAsia" w:eastAsia="黑体"/>
           <w:b/>
           <w:bCs/>
         </w:rPr>
         <w:t xml:space="preserve">）</w:t>
       </w:r>
       <w:r>
+        <w:rPr>
+          <w:rFonts w:eastAsia="黑体"/>
+        </w:rPr>
         <w:t xml:space="preserve">、</w:t>
       </w:r>
       <w:r>
         <w:rPr>
-          <w:rFonts w:hint="eastAsia"/>
+          <w:rFonts w:hint="eastAsia" w:eastAsia="黑体"/>
           <w:b/>
           <w:bCs/>
         </w:rPr>
@@ -228,6 +244,7 @@
       </w:r>
       <w:r>
         <w:rPr>
+          <w:rFonts w:eastAsia="黑体"/>
           <w:b/>
           <w:bCs/>
         </w:rPr>
@@ -239,17 +256,20 @@
         </m:r>
       </m:oMath>
       <w:r>
+        <w:rPr>
+          <w:rFonts w:eastAsia="黑体"/>
+        </w:rPr>
         <w:t xml:space="preserve"> </w:t>
       </w:r>
       <w:r>
         <w:rPr>
-          <w:rFonts w:hint="eastAsia"/>
+          <w:rFonts w:hint="eastAsia" w:eastAsia="黑体"/>
         </w:rPr>
         <w:t xml:space="preserve">组成。电路关键节点：</w:t>
       </w:r>
       <w:r>
         <w:rPr>
-          <w:rFonts w:hint="eastAsia"/>
+          <w:rFonts w:hint="eastAsia" w:eastAsia="黑体"/>
           <w:b/>
           <w:bCs/>
         </w:rPr>
@@ -257,6 +277,7 @@
       </w:r>
       <w:r>
         <w:rPr>
+          <w:rFonts w:eastAsia="黑体"/>
           <w:b/>
           <w:bCs/>
         </w:rPr>
@@ -264,7 +285,7 @@
       </w:r>
       <w:r>
         <w:rPr>
-          <w:rFonts w:hint="eastAsia"/>
+          <w:rFonts w:hint="eastAsia" w:eastAsia="黑体"/>
           <w:b/>
           <w:bCs/>
         </w:rPr>
@@ -272,6 +293,7 @@
       </w:r>
       <w:r>
         <w:rPr>
+          <w:rFonts w:eastAsia="黑体"/>
           <w:b/>
           <w:bCs/>
         </w:rPr>
@@ -284,13 +306,13 @@
       </m:oMath>
       <w:r>
         <w:rPr>
-          <w:rFonts w:hint="eastAsia"/>
+          <w:rFonts w:hint="eastAsia" w:eastAsia="黑体"/>
         </w:rPr>
         <w:t xml:space="preserve">；</w:t>
       </w:r>
       <w:r>
         <w:rPr>
-          <w:rFonts w:hint="eastAsia"/>
+          <w:rFonts w:hint="eastAsia" w:eastAsia="黑体"/>
           <w:b/>
           <w:bCs/>
         </w:rPr>
@@ -298,6 +320,7 @@
       </w:r>
       <w:r>
         <w:rPr>
+          <w:rFonts w:eastAsia="黑体"/>
           <w:b/>
           <w:bCs/>
         </w:rPr>
@@ -305,7 +328,7 @@
       </w:r>
       <w:r>
         <w:rPr>
-          <w:rFonts w:hint="eastAsia"/>
+          <w:rFonts w:hint="eastAsia" w:eastAsia="黑体"/>
           <w:b/>
           <w:bCs/>
         </w:rPr>
@@ -313,6 +336,7 @@
       </w:r>
       <w:r>
         <w:rPr>
+          <w:rFonts w:eastAsia="黑体"/>
           <w:b/>
           <w:bCs/>
         </w:rPr>
@@ -325,13 +349,13 @@
       </m:oMath>
       <w:r>
         <w:rPr>
-          <w:rFonts w:hint="eastAsia"/>
+          <w:rFonts w:hint="eastAsia" w:eastAsia="黑体"/>
         </w:rPr>
         <w:t xml:space="preserve">；</w:t>
       </w:r>
       <w:r>
         <w:rPr>
-          <w:rFonts w:hint="eastAsia"/>
+          <w:rFonts w:hint="eastAsia" w:eastAsia="黑体"/>
           <w:b/>
           <w:bCs/>
         </w:rPr>
@@ -339,6 +363,7 @@
       </w:r>
       <w:r>
         <w:rPr>
+          <w:rFonts w:eastAsia="黑体"/>
           <w:b/>
           <w:bCs/>
         </w:rPr>
@@ -346,7 +371,7 @@
       </w:r>
       <w:r>
         <w:rPr>
-          <w:rFonts w:hint="eastAsia"/>
+          <w:rFonts w:hint="eastAsia" w:eastAsia="黑体"/>
           <w:b/>
           <w:bCs/>
         </w:rPr>
@@ -354,6 +379,7 @@
       </w:r>
       <w:r>
         <w:rPr>
+          <w:rFonts w:eastAsia="黑体"/>
           <w:b/>
           <w:bCs/>
         </w:rPr>
@@ -366,7 +392,7 @@
       </m:oMath>
       <w:r>
         <w:rPr>
-          <w:rFonts w:hint="eastAsia"/>
+          <w:rFonts w:hint="eastAsia" w:eastAsia="黑体"/>
         </w:rPr>
         <w:t xml:space="preserve">（</w:t>
       </w:r>
@@ -403,17 +429,20 @@
         </m:sSub>
       </m:oMath>
       <w:r>
+        <w:rPr>
+          <w:rFonts w:eastAsia="黑体"/>
+        </w:rPr>
         <w:t xml:space="preserve"> </w:t>
       </w:r>
       <w:r>
         <w:rPr>
-          <w:rFonts w:hint="eastAsia"/>
+          <w:rFonts w:hint="eastAsia" w:eastAsia="黑体"/>
         </w:rPr>
         <w:t xml:space="preserve">公共点）；</w:t>
       </w:r>
       <w:r>
         <w:rPr>
-          <w:rFonts w:hint="eastAsia"/>
+          <w:rFonts w:hint="eastAsia" w:eastAsia="黑体"/>
           <w:b/>
           <w:bCs/>
         </w:rPr>
@@ -421,6 +450,7 @@
       </w:r>
       <w:r>
         <w:rPr>
+          <w:rFonts w:eastAsia="黑体"/>
           <w:b/>
           <w:bCs/>
         </w:rPr>
@@ -428,7 +458,7 @@
       </w:r>
       <w:r>
         <w:rPr>
-          <w:rFonts w:hint="eastAsia"/>
+          <w:rFonts w:hint="eastAsia" w:eastAsia="黑体"/>
           <w:b/>
           <w:bCs/>
         </w:rPr>
@@ -441,7 +471,7 @@
       </m:oMath>
       <w:r>
         <w:rPr>
-          <w:rFonts w:hint="eastAsia"/>
+          <w:rFonts w:hint="eastAsia" w:eastAsia="黑体"/>
         </w:rPr>
         <w:t xml:space="preserve">（</w:t>
       </w:r>
@@ -478,15 +508,21 @@
         </m:sSub>
       </m:oMath>
       <w:r>
+        <w:rPr>
+          <w:rFonts w:eastAsia="黑体"/>
+        </w:rPr>
         <w:t xml:space="preserve"> </w:t>
       </w:r>
       <w:r>
         <w:rPr>
-          <w:rFonts w:hint="eastAsia"/>
+          <w:rFonts w:hint="eastAsia" w:eastAsia="黑体"/>
         </w:rPr>
         <w:t xml:space="preserve">连接点）；负载</w:t>
       </w:r>
       <w:r>
+        <w:rPr>
+          <w:rFonts w:eastAsia="黑体"/>
+        </w:rPr>
         <w:t xml:space="preserve"> </w:t>
       </w:r>
       <m:oMath>
@@ -495,15 +531,21 @@
         </m:r>
       </m:oMath>
       <w:r>
+        <w:rPr>
+          <w:rFonts w:eastAsia="黑体"/>
+        </w:rPr>
         <w:t xml:space="preserve"> </w:t>
       </w:r>
       <w:r>
         <w:rPr>
-          <w:rFonts w:hint="eastAsia"/>
+          <w:rFonts w:hint="eastAsia" w:eastAsia="黑体"/>
         </w:rPr>
         <w:t xml:space="preserve">接在</w:t>
       </w:r>
       <w:r>
+        <w:rPr>
+          <w:rFonts w:eastAsia="黑体"/>
+        </w:rPr>
         <w:t xml:space="preserve"> </w:t>
       </w:r>
       <m:oMath>
@@ -512,15 +554,21 @@
         </m:r>
       </m:oMath>
       <w:r>
+        <w:rPr>
+          <w:rFonts w:eastAsia="黑体"/>
+        </w:rPr>
         <w:t xml:space="preserve"> </w:t>
       </w:r>
       <w:r>
         <w:rPr>
-          <w:rFonts w:hint="eastAsia"/>
+          <w:rFonts w:hint="eastAsia" w:eastAsia="黑体"/>
         </w:rPr>
         <w:t xml:space="preserve">与</w:t>
       </w:r>
       <w:r>
+        <w:rPr>
+          <w:rFonts w:eastAsia="黑体"/>
+        </w:rPr>
         <w:t xml:space="preserve"> </w:t>
       </w:r>
       <m:oMath>
@@ -529,11 +577,14 @@
         </m:r>
       </m:oMath>
       <w:r>
+        <w:rPr>
+          <w:rFonts w:eastAsia="黑体"/>
+        </w:rPr>
         <w:t xml:space="preserve"> </w:t>
       </w:r>
       <w:r>
         <w:rPr>
-          <w:rFonts w:hint="eastAsia"/>
+          <w:rFonts w:hint="eastAsia" w:eastAsia="黑体"/>
         </w:rPr>
         <w:t xml:space="preserve">之间。</w:t>
       </w:r>
@@ -542,7 +593,7 @@
       <w:pPr/>
       <w:r>
         <w:rPr>
-          <w:rFonts w:hint="eastAsia"/>
+          <w:rFonts w:hint="eastAsia" w:eastAsia="黑体"/>
         </w:rPr>
         <w:t xml:space="preserve">各元件管脚连接：</w:t>
       </w:r>
@@ -561,24 +612,33 @@
         </m:sSub>
       </m:oMath>
       <w:r>
+        <w:rPr>
+          <w:rFonts w:eastAsia="黑体"/>
+        </w:rPr>
         <w:t xml:space="preserve"> </w:t>
       </w:r>
       <w:r>
         <w:rPr>
-          <w:rFonts w:hint="eastAsia"/>
+          <w:rFonts w:hint="eastAsia" w:eastAsia="黑体"/>
         </w:rPr>
         <w:t xml:space="preserve">的</w:t>
       </w:r>
       <w:r>
+        <w:rPr>
+          <w:rFonts w:eastAsia="黑体"/>
+        </w:rPr>
         <w:t xml:space="preserve"> C </w:t>
       </w:r>
       <w:r>
         <w:rPr>
-          <w:rFonts w:hint="eastAsia"/>
+          <w:rFonts w:hint="eastAsia" w:eastAsia="黑体"/>
         </w:rPr>
         <w:t xml:space="preserve">接</w:t>
       </w:r>
       <w:r>
+        <w:rPr>
+          <w:rFonts w:eastAsia="黑体"/>
+        </w:rPr>
         <w:t xml:space="preserve"> </w:t>
       </w:r>
       <m:oMath>
@@ -587,15 +647,21 @@
         </m:r>
       </m:oMath>
       <w:r>
+        <w:rPr>
+          <w:rFonts w:eastAsia="黑体"/>
+        </w:rPr>
         <w:t xml:space="preserve">、E </w:t>
       </w:r>
       <w:r>
         <w:rPr>
-          <w:rFonts w:hint="eastAsia"/>
+          <w:rFonts w:hint="eastAsia" w:eastAsia="黑体"/>
         </w:rPr>
         <w:t xml:space="preserve">接</w:t>
       </w:r>
       <w:r>
+        <w:rPr>
+          <w:rFonts w:eastAsia="黑体"/>
+        </w:rPr>
         <w:t xml:space="preserve"> </w:t>
       </w:r>
       <m:oMath>
@@ -604,11 +670,14 @@
         </m:r>
       </m:oMath>
       <w:r>
+        <w:rPr>
+          <w:rFonts w:eastAsia="黑体"/>
+        </w:rPr>
         <w:t xml:space="preserve">、G </w:t>
       </w:r>
       <w:r>
         <w:rPr>
-          <w:rFonts w:hint="eastAsia"/>
+          <w:rFonts w:hint="eastAsia" w:eastAsia="黑体"/>
         </w:rPr>
         <w:t xml:space="preserve">接驱动；</w:t>
       </w:r>
@@ -627,24 +696,33 @@
         </m:sSub>
       </m:oMath>
       <w:r>
+        <w:rPr>
+          <w:rFonts w:eastAsia="黑体"/>
+        </w:rPr>
         <w:t xml:space="preserve"> </w:t>
       </w:r>
       <w:r>
         <w:rPr>
-          <w:rFonts w:hint="eastAsia"/>
+          <w:rFonts w:hint="eastAsia" w:eastAsia="黑体"/>
         </w:rPr>
         <w:t xml:space="preserve">的</w:t>
       </w:r>
       <w:r>
+        <w:rPr>
+          <w:rFonts w:eastAsia="黑体"/>
+        </w:rPr>
         <w:t xml:space="preserve"> C </w:t>
       </w:r>
       <w:r>
         <w:rPr>
-          <w:rFonts w:hint="eastAsia"/>
+          <w:rFonts w:hint="eastAsia" w:eastAsia="黑体"/>
         </w:rPr>
         <w:t xml:space="preserve">接</w:t>
       </w:r>
       <w:r>
+        <w:rPr>
+          <w:rFonts w:eastAsia="黑体"/>
+        </w:rPr>
         <w:t xml:space="preserve"> </w:t>
       </w:r>
       <m:oMath>
@@ -653,15 +731,21 @@
         </m:r>
       </m:oMath>
       <w:r>
+        <w:rPr>
+          <w:rFonts w:eastAsia="黑体"/>
+        </w:rPr>
         <w:t xml:space="preserve">、E </w:t>
       </w:r>
       <w:r>
         <w:rPr>
-          <w:rFonts w:hint="eastAsia"/>
+          <w:rFonts w:hint="eastAsia" w:eastAsia="黑体"/>
         </w:rPr>
         <w:t xml:space="preserve">接</w:t>
       </w:r>
       <w:r>
+        <w:rPr>
+          <w:rFonts w:eastAsia="黑体"/>
+        </w:rPr>
         <w:t xml:space="preserve"> </w:t>
       </w:r>
       <m:oMath>
@@ -670,29 +754,38 @@
         </m:r>
       </m:oMath>
       <w:r>
+        <w:rPr>
+          <w:rFonts w:eastAsia="黑体"/>
+        </w:rPr>
         <w:t xml:space="preserve">、G </w:t>
       </w:r>
       <w:r>
         <w:rPr>
-          <w:rFonts w:hint="eastAsia"/>
+          <w:rFonts w:hint="eastAsia" w:eastAsia="黑体"/>
         </w:rPr>
         <w:t xml:space="preserve">接驱动；两管反并联二极管阳极接</w:t>
       </w:r>
       <w:r>
+        <w:rPr>
+          <w:rFonts w:eastAsia="黑体"/>
+        </w:rPr>
         <w:t xml:space="preserve"> </w:t>
       </w:r>
       <w:r>
         <w:rPr>
-          <w:rFonts w:hint="eastAsia"/>
+          <w:rFonts w:hint="eastAsia" w:eastAsia="黑体"/>
         </w:rPr>
         <w:t xml:space="preserve">E、阴极接</w:t>
       </w:r>
       <w:r>
+        <w:rPr>
+          <w:rFonts w:eastAsia="黑体"/>
+        </w:rPr>
         <w:t xml:space="preserve"> </w:t>
       </w:r>
       <w:r>
         <w:rPr>
-          <w:rFonts w:hint="eastAsia"/>
+          <w:rFonts w:hint="eastAsia" w:eastAsia="黑体"/>
         </w:rPr>
         <w:t xml:space="preserve">C；</w:t>
       </w:r>
@@ -711,15 +804,21 @@
         </m:sSub>
       </m:oMath>
       <w:r>
+        <w:rPr>
+          <w:rFonts w:eastAsia="黑体"/>
+        </w:rPr>
         <w:t xml:space="preserve"> </w:t>
       </w:r>
       <w:r>
         <w:rPr>
-          <w:rFonts w:hint="eastAsia"/>
+          <w:rFonts w:hint="eastAsia" w:eastAsia="黑体"/>
         </w:rPr>
         <w:t xml:space="preserve">一端接</w:t>
       </w:r>
       <w:r>
+        <w:rPr>
+          <w:rFonts w:eastAsia="黑体"/>
+        </w:rPr>
         <w:t xml:space="preserve"> </w:t>
       </w:r>
       <m:oMath>
@@ -729,11 +828,14 @@
       </m:oMath>
       <w:r>
         <w:rPr>
-          <w:rFonts w:hint="eastAsia"/>
+          <w:rFonts w:hint="eastAsia" w:eastAsia="黑体"/>
         </w:rPr>
         <w:t xml:space="preserve">、另一端接</w:t>
       </w:r>
       <w:r>
+        <w:rPr>
+          <w:rFonts w:eastAsia="黑体"/>
+        </w:rPr>
         <w:t xml:space="preserve"> </w:t>
       </w:r>
       <m:oMath>
@@ -743,7 +845,7 @@
       </m:oMath>
       <w:r>
         <w:rPr>
-          <w:rFonts w:hint="eastAsia"/>
+          <w:rFonts w:hint="eastAsia" w:eastAsia="黑体"/>
         </w:rPr>
         <w:t xml:space="preserve">；</w:t>
       </w:r>
@@ -762,15 +864,21 @@
         </m:sSub>
       </m:oMath>
       <w:r>
+        <w:rPr>
+          <w:rFonts w:eastAsia="黑体"/>
+        </w:rPr>
         <w:t xml:space="preserve"> </w:t>
       </w:r>
       <w:r>
         <w:rPr>
-          <w:rFonts w:hint="eastAsia"/>
+          <w:rFonts w:hint="eastAsia" w:eastAsia="黑体"/>
         </w:rPr>
         <w:t xml:space="preserve">一端接</w:t>
       </w:r>
       <w:r>
+        <w:rPr>
+          <w:rFonts w:eastAsia="黑体"/>
+        </w:rPr>
         <w:t xml:space="preserve"> </w:t>
       </w:r>
       <m:oMath>
@@ -780,11 +888,14 @@
       </m:oMath>
       <w:r>
         <w:rPr>
-          <w:rFonts w:hint="eastAsia"/>
+          <w:rFonts w:hint="eastAsia" w:eastAsia="黑体"/>
         </w:rPr>
         <w:t xml:space="preserve">、另一端接</w:t>
       </w:r>
       <w:r>
+        <w:rPr>
+          <w:rFonts w:eastAsia="黑体"/>
+        </w:rPr>
         <w:t xml:space="preserve"> </w:t>
       </w:r>
       <m:oMath>
@@ -794,11 +905,14 @@
       </m:oMath>
       <w:r>
         <w:rPr>
-          <w:rFonts w:hint="eastAsia"/>
+          <w:rFonts w:hint="eastAsia" w:eastAsia="黑体"/>
         </w:rPr>
         <w:t xml:space="preserve">；负载</w:t>
       </w:r>
       <w:r>
+        <w:rPr>
+          <w:rFonts w:eastAsia="黑体"/>
+        </w:rPr>
         <w:t xml:space="preserve"> </w:t>
       </w:r>
       <m:oMath>
@@ -807,15 +921,21 @@
         </m:r>
       </m:oMath>
       <w:r>
+        <w:rPr>
+          <w:rFonts w:eastAsia="黑体"/>
+        </w:rPr>
         <w:t xml:space="preserve"> </w:t>
       </w:r>
       <w:r>
         <w:rPr>
-          <w:rFonts w:hint="eastAsia"/>
+          <w:rFonts w:hint="eastAsia" w:eastAsia="黑体"/>
         </w:rPr>
         <w:t xml:space="preserve">一端接</w:t>
       </w:r>
       <w:r>
+        <w:rPr>
+          <w:rFonts w:eastAsia="黑体"/>
+        </w:rPr>
         <w:t xml:space="preserve"> </w:t>
       </w:r>
       <m:oMath>
@@ -825,11 +945,14 @@
       </m:oMath>
       <w:r>
         <w:rPr>
-          <w:rFonts w:hint="eastAsia"/>
+          <w:rFonts w:hint="eastAsia" w:eastAsia="黑体"/>
         </w:rPr>
         <w:t xml:space="preserve">、另一端接</w:t>
       </w:r>
       <w:r>
+        <w:rPr>
+          <w:rFonts w:eastAsia="黑体"/>
+        </w:rPr>
         <w:t xml:space="preserve"> </w:t>
       </w:r>
       <m:oMath>
@@ -839,7 +962,7 @@
       </m:oMath>
       <w:r>
         <w:rPr>
-          <w:rFonts w:hint="eastAsia"/>
+          <w:rFonts w:hint="eastAsia" w:eastAsia="黑体"/>
         </w:rPr>
         <w:t xml:space="preserve">（输出经滤波后接负载）。</w:t>
       </w:r>
@@ -848,25 +971,31 @@
       <w:pPr/>
       <w:r>
         <w:rPr>
-          <w:rFonts w:hint="eastAsia"/>
+          <w:rFonts w:hint="eastAsia" w:eastAsia="黑体"/>
         </w:rPr>
         <w:t xml:space="preserve">由此构成”半桥两管串联</w:t>
       </w:r>
       <w:r>
+        <w:rPr>
+          <w:rFonts w:eastAsia="黑体"/>
+        </w:rPr>
         <w:t xml:space="preserve"> + </w:t>
       </w:r>
       <w:r>
         <w:rPr>
-          <w:rFonts w:hint="eastAsia"/>
+          <w:rFonts w:hint="eastAsia" w:eastAsia="黑体"/>
         </w:rPr>
         <w:t xml:space="preserve">分压电容中点</w:t>
       </w:r>
       <w:r>
+        <w:rPr>
+          <w:rFonts w:eastAsia="黑体"/>
+        </w:rPr>
         <w:t xml:space="preserve"> + </w:t>
       </w:r>
       <w:r>
         <w:rPr>
-          <w:rFonts w:hint="eastAsia"/>
+          <w:rFonts w:hint="eastAsia" w:eastAsia="黑体"/>
         </w:rPr>
         <w:t xml:space="preserve">负载跨接中点与开关节点”的半桥逆变组态，</w:t>
       </w:r>
@@ -885,6 +1014,9 @@
         </m:sSub>
       </m:oMath>
       <w:r>
+        <w:rPr>
+          <w:rFonts w:eastAsia="黑体"/>
+        </w:rPr>
         <w:t xml:space="preserve">、</w:t>
       </w:r>
       <m:oMath>
@@ -902,15 +1034,21 @@
         </m:sSub>
       </m:oMath>
       <w:r>
+        <w:rPr>
+          <w:rFonts w:eastAsia="黑体"/>
+        </w:rPr>
         <w:t xml:space="preserve"> </w:t>
       </w:r>
       <w:r>
         <w:rPr>
-          <w:rFonts w:hint="eastAsia"/>
+          <w:rFonts w:hint="eastAsia" w:eastAsia="黑体"/>
         </w:rPr>
         <w:t xml:space="preserve">交替导通使负载两端的电位在</w:t>
       </w:r>
       <w:r>
+        <w:rPr>
+          <w:rFonts w:eastAsia="黑体"/>
+        </w:rPr>
         <w:t xml:space="preserve"> </w:t>
       </w:r>
       <m:oMath>
@@ -946,15 +1084,21 @@
         </m:r>
       </m:oMath>
       <w:r>
+        <w:rPr>
+          <w:rFonts w:eastAsia="黑体"/>
+        </w:rPr>
         <w:t xml:space="preserve"> </w:t>
       </w:r>
       <w:r>
         <w:rPr>
-          <w:rFonts w:hint="eastAsia"/>
+          <w:rFonts w:hint="eastAsia" w:eastAsia="黑体"/>
         </w:rPr>
         <w:t xml:space="preserve">与</w:t>
       </w:r>
       <w:r>
+        <w:rPr>
+          <w:rFonts w:eastAsia="黑体"/>
+        </w:rPr>
         <w:t xml:space="preserve"> </w:t>
       </w:r>
       <m:oMath>
@@ -990,11 +1134,14 @@
         </m:r>
       </m:oMath>
       <w:r>
+        <w:rPr>
+          <w:rFonts w:eastAsia="黑体"/>
+        </w:rPr>
         <w:t xml:space="preserve"> </w:t>
       </w:r>
       <w:r>
         <w:rPr>
-          <w:rFonts w:hint="eastAsia"/>
+          <w:rFonts w:hint="eastAsia" w:eastAsia="黑体"/>
         </w:rPr>
         <w:t xml:space="preserve">之间切换，输出正负交替的方波交流电压。</w:t>
       </w:r>
@@ -1007,7 +1154,7 @@
       </w:pPr>
       <w:r>
         <w:rPr>
-          <w:rFonts w:hint="eastAsia"/>
+          <w:rFonts w:hint="eastAsia" w:eastAsia="黑体"/>
         </w:rPr>
         <w:t xml:space="preserve">工作原理</w:t>
       </w:r>
@@ -1018,7 +1165,7 @@
       </w:pPr>
       <w:r>
         <w:rPr>
-          <w:rFonts w:hint="eastAsia"/>
+          <w:rFonts w:hint="eastAsia" w:eastAsia="黑体"/>
         </w:rPr>
         <w:t xml:space="preserve">上管导通时负载接正母线，输出为正；下管导通时负载接负母线，输出为负。两管交替通断使负载两端得到双极性方波，其基波为正弦，可加滤波或调频调压后作为交流电源。</w:t>
       </w:r>
@@ -1031,7 +1178,7 @@
       </w:pPr>
       <w:r>
         <w:rPr>
-          <w:rFonts w:hint="eastAsia"/>
+          <w:rFonts w:hint="eastAsia" w:eastAsia="黑体"/>
         </w:rPr>
         <w:t xml:space="preserve">关键计算公式</w:t>
       </w:r>
@@ -1045,7 +1192,7 @@
       </w:pPr>
       <w:r>
         <w:rPr>
-          <w:rFonts w:hint="eastAsia"/>
+          <w:rFonts w:hint="eastAsia" w:eastAsia="黑体"/>
         </w:rPr>
         <w:t xml:space="preserve">输出方波幅值（直流母线中点分压）：</w:t>
       </w:r>
@@ -1129,7 +1276,7 @@
       </w:pPr>
       <w:r>
         <w:rPr>
-          <w:rFonts w:hint="eastAsia"/>
+          <w:rFonts w:hint="eastAsia" w:eastAsia="黑体"/>
         </w:rPr>
         <w:t xml:space="preserve">输出方波基波幅值（傅里叶展开）：</w:t>
       </w:r>
@@ -1211,7 +1358,7 @@
       </w:pPr>
       <w:r>
         <w:rPr>
-          <w:rFonts w:hint="eastAsia"/>
+          <w:rFonts w:hint="eastAsia" w:eastAsia="黑体"/>
         </w:rPr>
         <w:t xml:space="preserve">输出有效值（方波）：</w:t>
       </w:r>
@@ -1289,7 +1436,7 @@
       </w:pPr>
       <w:r>
         <w:rPr>
-          <w:rFonts w:hint="eastAsia"/>
+          <w:rFonts w:hint="eastAsia" w:eastAsia="黑体"/>
         </w:rPr>
         <w:t xml:space="preserve">每个开关管承受电压：</w:t>
       </w:r>
@@ -1352,7 +1499,7 @@
       </w:pPr>
       <w:r>
         <w:rPr>
-          <w:rFonts w:hint="eastAsia"/>
+          <w:rFonts w:hint="eastAsia" w:eastAsia="黑体"/>
         </w:rPr>
         <w:t xml:space="preserve">分压电容容值（纹波约束，近似）：</w:t>
       </w:r>
@@ -1467,7 +1614,7 @@
             </w:pPr>
             <w:r>
               <w:rPr>
-                <w:rFonts w:hint="eastAsia"/>
+                <w:rFonts w:hint="eastAsia" w:eastAsia="黑体"/>
               </w:rPr>
               <w:t xml:space="preserve">符号</w:t>
             </w:r>
@@ -1481,7 +1628,7 @@
             </w:pPr>
             <w:r>
               <w:rPr>
-                <w:rFonts w:hint="eastAsia"/>
+                <w:rFonts w:hint="eastAsia" w:eastAsia="黑体"/>
               </w:rPr>
               <w:t xml:space="preserve">含义</w:t>
             </w:r>
@@ -1495,7 +1642,7 @@
             </w:pPr>
             <w:r>
               <w:rPr>
-                <w:rFonts w:hint="eastAsia"/>
+                <w:rFonts w:hint="eastAsia" w:eastAsia="黑体"/>
               </w:rPr>
               <w:t xml:space="preserve">单位</w:t>
             </w:r>
@@ -1527,6 +1674,9 @@
               </m:sSub>
             </m:oMath>
             <w:r>
+              <w:rPr>
+                <w:rFonts w:eastAsia="黑体"/>
+              </w:rPr>
               <w:t xml:space="preserve">​</w:t>
             </w:r>
           </w:p>
@@ -1539,7 +1689,7 @@
             </w:pPr>
             <w:r>
               <w:rPr>
-                <w:rFonts w:hint="eastAsia"/>
+                <w:rFonts w:hint="eastAsia" w:eastAsia="黑体"/>
               </w:rPr>
               <w:t xml:space="preserve">直流母线电压</w:t>
             </w:r>
@@ -1552,6 +1702,9 @@
               <w:pStyle w:val="Compact"/>
             </w:pPr>
             <w:r>
+              <w:rPr>
+                <w:rFonts w:eastAsia="黑体"/>
+              </w:rPr>
               <w:t xml:space="preserve">V</w:t>
             </w:r>
           </w:p>
@@ -1585,6 +1738,9 @@
               </m:sSub>
             </m:oMath>
             <w:r>
+              <w:rPr>
+                <w:rFonts w:eastAsia="黑体"/>
+              </w:rPr>
               <w:t xml:space="preserve">​</w:t>
             </w:r>
           </w:p>
@@ -1597,7 +1753,7 @@
             </w:pPr>
             <w:r>
               <w:rPr>
-                <w:rFonts w:hint="eastAsia"/>
+                <w:rFonts w:hint="eastAsia" w:eastAsia="黑体"/>
               </w:rPr>
               <w:t xml:space="preserve">输出电压瞬时值</w:t>
             </w:r>
@@ -1610,6 +1766,9 @@
               <w:pStyle w:val="Compact"/>
             </w:pPr>
             <w:r>
+              <w:rPr>
+                <w:rFonts w:eastAsia="黑体"/>
+              </w:rPr>
               <w:t xml:space="preserve">V</w:t>
             </w:r>
           </w:p>
@@ -1644,6 +1803,9 @@
               </m:sSub>
             </m:oMath>
             <w:r>
+              <w:rPr>
+                <w:rFonts w:eastAsia="黑体"/>
+              </w:rPr>
               <w:t xml:space="preserve">​</w:t>
             </w:r>
           </w:p>
@@ -1656,7 +1818,7 @@
             </w:pPr>
             <w:r>
               <w:rPr>
-                <w:rFonts w:hint="eastAsia"/>
+                <w:rFonts w:hint="eastAsia" w:eastAsia="黑体"/>
               </w:rPr>
               <w:t xml:space="preserve">输出方波基波幅值</w:t>
             </w:r>
@@ -1669,6 +1831,9 @@
               <w:pStyle w:val="Compact"/>
             </w:pPr>
             <w:r>
+              <w:rPr>
+                <w:rFonts w:eastAsia="黑体"/>
+              </w:rPr>
               <w:t xml:space="preserve">V</w:t>
             </w:r>
           </w:p>
@@ -1702,6 +1867,9 @@
               </m:sSub>
             </m:oMath>
             <w:r>
+              <w:rPr>
+                <w:rFonts w:eastAsia="黑体"/>
+              </w:rPr>
               <w:t xml:space="preserve">​</w:t>
             </w:r>
           </w:p>
@@ -1714,7 +1882,7 @@
             </w:pPr>
             <w:r>
               <w:rPr>
-                <w:rFonts w:hint="eastAsia"/>
+                <w:rFonts w:hint="eastAsia" w:eastAsia="黑体"/>
               </w:rPr>
               <w:t xml:space="preserve">输出有效值</w:t>
             </w:r>
@@ -1727,6 +1895,9 @@
               <w:pStyle w:val="Compact"/>
             </w:pPr>
             <w:r>
+              <w:rPr>
+                <w:rFonts w:eastAsia="黑体"/>
+              </w:rPr>
               <w:t xml:space="preserve">V</w:t>
             </w:r>
           </w:p>
@@ -1754,6 +1925,9 @@
               </m:sSub>
             </m:oMath>
             <w:r>
+              <w:rPr>
+                <w:rFonts w:eastAsia="黑体"/>
+              </w:rPr>
               <w:t xml:space="preserve">​</w:t>
             </w:r>
           </w:p>
@@ -1766,7 +1940,7 @@
             </w:pPr>
             <w:r>
               <w:rPr>
-                <w:rFonts w:hint="eastAsia"/>
+                <w:rFonts w:hint="eastAsia" w:eastAsia="黑体"/>
               </w:rPr>
               <w:t xml:space="preserve">输出电流</w:t>
             </w:r>
@@ -1779,6 +1953,9 @@
               <w:pStyle w:val="Compact"/>
             </w:pPr>
             <w:r>
+              <w:rPr>
+                <w:rFonts w:eastAsia="黑体"/>
+              </w:rPr>
               <w:t xml:space="preserve">A</w:t>
             </w:r>
           </w:p>
@@ -1809,6 +1986,9 @@
               </m:sSub>
             </m:oMath>
             <w:r>
+              <w:rPr>
+                <w:rFonts w:eastAsia="黑体"/>
+              </w:rPr>
               <w:t xml:space="preserve">​</w:t>
             </w:r>
           </w:p>
@@ -1821,7 +2001,7 @@
             </w:pPr>
             <w:r>
               <w:rPr>
-                <w:rFonts w:hint="eastAsia"/>
+                <w:rFonts w:hint="eastAsia" w:eastAsia="黑体"/>
               </w:rPr>
               <w:t xml:space="preserve">开关频率</w:t>
             </w:r>
@@ -1834,6 +2014,9 @@
               <w:pStyle w:val="Compact"/>
             </w:pPr>
             <w:r>
+              <w:rPr>
+                <w:rFonts w:eastAsia="黑体"/>
+              </w:rPr>
               <w:t xml:space="preserve">Hz</w:t>
             </w:r>
           </w:p>
@@ -1867,6 +2050,9 @@
               </m:sSub>
             </m:oMath>
             <w:r>
+              <w:rPr>
+                <w:rFonts w:eastAsia="黑体"/>
+              </w:rPr>
               <w:t xml:space="preserve">​</w:t>
             </w:r>
           </w:p>
@@ -1879,7 +2065,7 @@
             </w:pPr>
             <w:r>
               <w:rPr>
-                <w:rFonts w:hint="eastAsia"/>
+                <w:rFonts w:hint="eastAsia" w:eastAsia="黑体"/>
               </w:rPr>
               <w:t xml:space="preserve">分压电容电压纹波</w:t>
             </w:r>
@@ -1892,6 +2078,9 @@
               <w:pStyle w:val="Compact"/>
             </w:pPr>
             <w:r>
+              <w:rPr>
+                <w:rFonts w:eastAsia="黑体"/>
+              </w:rPr>
               <w:t xml:space="preserve">V</w:t>
             </w:r>
           </w:p>
@@ -1906,7 +2095,7 @@
       </w:pPr>
       <w:r>
         <w:rPr>
-          <w:rFonts w:hint="eastAsia"/>
+          <w:rFonts w:hint="eastAsia" w:eastAsia="黑体"/>
         </w:rPr>
         <w:t xml:space="preserve">元件调整影响</w:t>
       </w:r>
@@ -1921,7 +2110,7 @@
       </w:pPr>
       <w:r>
         <w:rPr>
-          <w:rFonts w:hint="eastAsia"/>
+          <w:rFonts w:hint="eastAsia" w:eastAsia="黑体"/>
           <w:b/>
           <w:bCs/>
         </w:rPr>
@@ -1929,6 +2118,7 @@
       </w:r>
       <w:r>
         <w:rPr>
+          <w:rFonts w:eastAsia="黑体"/>
           <w:b/>
           <w:bCs/>
         </w:rPr>
@@ -1953,6 +2143,7 @@
       </m:oMath>
       <w:r>
         <w:rPr>
+          <w:rFonts w:eastAsia="黑体"/>
           <w:b/>
           <w:bCs/>
         </w:rPr>
@@ -1960,25 +2151,34 @@
       </w:r>
       <w:r>
         <w:rPr>
-          <w:rFonts w:hint="eastAsia"/>
+          <w:rFonts w:hint="eastAsia" w:eastAsia="黑体"/>
           <w:b/>
           <w:bCs/>
         </w:rPr>
         <w:t xml:space="preserve">增大</w:t>
       </w:r>
       <w:r>
+        <w:rPr>
+          <w:rFonts w:eastAsia="黑体"/>
+        </w:rPr>
         <w:t xml:space="preserve"> </w:t>
       </w:r>
       <w:r>
+        <w:rPr>
+          <w:rFonts w:eastAsia="黑体"/>
+        </w:rPr>
         <w:t xml:space="preserve">→ </w:t>
       </w:r>
       <w:r>
         <w:rPr>
-          <w:rFonts w:hint="eastAsia"/>
+          <w:rFonts w:hint="eastAsia" w:eastAsia="黑体"/>
         </w:rPr>
         <w:t xml:space="preserve">输出幅值</w:t>
       </w:r>
       <w:r>
+        <w:rPr>
+          <w:rFonts w:eastAsia="黑体"/>
+        </w:rPr>
         <w:t xml:space="preserve"> </w:t>
       </w:r>
       <m:oMath>
@@ -2038,15 +2238,21 @@
         </m:r>
       </m:oMath>
       <w:r>
+        <w:rPr>
+          <w:rFonts w:eastAsia="黑体"/>
+        </w:rPr>
         <w:t xml:space="preserve"> </w:t>
       </w:r>
       <w:r>
         <w:rPr>
-          <w:rFonts w:hint="eastAsia"/>
+          <w:rFonts w:hint="eastAsia" w:eastAsia="黑体"/>
         </w:rPr>
         <w:t xml:space="preserve">与基波</w:t>
       </w:r>
       <w:r>
+        <w:rPr>
+          <w:rFonts w:eastAsia="黑体"/>
+        </w:rPr>
         <w:t xml:space="preserve"> </w:t>
       </w:r>
       <m:oMath>
@@ -2071,15 +2277,21 @@
         </m:sSub>
       </m:oMath>
       <w:r>
+        <w:rPr>
+          <w:rFonts w:eastAsia="黑体"/>
+        </w:rPr>
         <w:t xml:space="preserve"> </w:t>
       </w:r>
       <w:r>
         <w:rPr>
-          <w:rFonts w:hint="eastAsia"/>
+          <w:rFonts w:hint="eastAsia" w:eastAsia="黑体"/>
         </w:rPr>
         <w:t xml:space="preserve">线性增大，同时每管耐压</w:t>
       </w:r>
       <w:r>
+        <w:rPr>
+          <w:rFonts w:eastAsia="黑体"/>
+        </w:rPr>
         <w:t xml:space="preserve"> </w:t>
       </w:r>
       <m:oMath>
@@ -2121,11 +2333,14 @@
         </m:sSub>
       </m:oMath>
       <w:r>
+        <w:rPr>
+          <w:rFonts w:eastAsia="黑体"/>
+        </w:rPr>
         <w:t xml:space="preserve"> </w:t>
       </w:r>
       <w:r>
         <w:rPr>
-          <w:rFonts w:hint="eastAsia"/>
+          <w:rFonts w:hint="eastAsia" w:eastAsia="黑体"/>
         </w:rPr>
         <w:t xml:space="preserve">同步升高。</w:t>
       </w:r>
@@ -2140,7 +2355,7 @@
       </w:pPr>
       <w:r>
         <w:rPr>
-          <w:rFonts w:hint="eastAsia"/>
+          <w:rFonts w:hint="eastAsia" w:eastAsia="黑体"/>
           <w:b/>
           <w:bCs/>
         </w:rPr>
@@ -2148,6 +2363,7 @@
       </w:r>
       <w:r>
         <w:rPr>
+          <w:rFonts w:eastAsia="黑体"/>
           <w:b/>
           <w:bCs/>
         </w:rPr>
@@ -2155,25 +2371,34 @@
       </w:r>
       <w:r>
         <w:rPr>
-          <w:rFonts w:hint="eastAsia"/>
+          <w:rFonts w:hint="eastAsia" w:eastAsia="黑体"/>
           <w:b/>
           <w:bCs/>
         </w:rPr>
         <w:t xml:space="preserve">增大</w:t>
       </w:r>
       <w:r>
+        <w:rPr>
+          <w:rFonts w:eastAsia="黑体"/>
+        </w:rPr>
         <w:t xml:space="preserve"> </w:t>
       </w:r>
       <w:r>
+        <w:rPr>
+          <w:rFonts w:eastAsia="黑体"/>
+        </w:rPr>
         <w:t xml:space="preserve">→ </w:t>
       </w:r>
       <w:r>
         <w:rPr>
-          <w:rFonts w:hint="eastAsia"/>
+          <w:rFonts w:hint="eastAsia" w:eastAsia="黑体"/>
         </w:rPr>
         <w:t xml:space="preserve">中点电压纹波</w:t>
       </w:r>
       <w:r>
+        <w:rPr>
+          <w:rFonts w:eastAsia="黑体"/>
+        </w:rPr>
         <w:t xml:space="preserve"> </w:t>
       </w:r>
       <m:oMath>
@@ -2254,11 +2479,14 @@
         </m:r>
       </m:oMath>
       <w:r>
+        <w:rPr>
+          <w:rFonts w:eastAsia="黑体"/>
+        </w:rPr>
         <w:t xml:space="preserve"> </w:t>
       </w:r>
       <w:r>
         <w:rPr>
-          <w:rFonts w:hint="eastAsia"/>
+          <w:rFonts w:hint="eastAsia" w:eastAsia="黑体"/>
         </w:rPr>
         <w:t xml:space="preserve">减小、中点更稳定，但电容体积与成本上升。</w:t>
       </w:r>
@@ -2273,7 +2501,7 @@
       </w:pPr>
       <w:r>
         <w:rPr>
-          <w:rFonts w:hint="eastAsia"/>
+          <w:rFonts w:hint="eastAsia" w:eastAsia="黑体"/>
           <w:b/>
           <w:bCs/>
         </w:rPr>
@@ -2281,6 +2509,7 @@
       </w:r>
       <w:r>
         <w:rPr>
+          <w:rFonts w:eastAsia="黑体"/>
           <w:b/>
           <w:bCs/>
         </w:rPr>
@@ -2305,6 +2534,7 @@
       </m:oMath>
       <w:r>
         <w:rPr>
+          <w:rFonts w:eastAsia="黑体"/>
           <w:b/>
           <w:bCs/>
         </w:rPr>
@@ -2312,21 +2542,27 @@
       </w:r>
       <w:r>
         <w:rPr>
-          <w:rFonts w:hint="eastAsia"/>
+          <w:rFonts w:hint="eastAsia" w:eastAsia="黑体"/>
           <w:b/>
           <w:bCs/>
         </w:rPr>
         <w:t xml:space="preserve">增大</w:t>
       </w:r>
       <w:r>
+        <w:rPr>
+          <w:rFonts w:eastAsia="黑体"/>
+        </w:rPr>
         <w:t xml:space="preserve"> </w:t>
       </w:r>
       <w:r>
+        <w:rPr>
+          <w:rFonts w:eastAsia="黑体"/>
+        </w:rPr>
         <w:t xml:space="preserve">→ </w:t>
       </w:r>
       <w:r>
         <w:rPr>
-          <w:rFonts w:hint="eastAsia"/>
+          <w:rFonts w:hint="eastAsia" w:eastAsia="黑体"/>
         </w:rPr>
         <w:t xml:space="preserve">分压电容纹波减小（容值需求下降），但开关损耗上升。</w:t>
       </w:r>
@@ -2341,7 +2577,7 @@
       </w:pPr>
       <w:r>
         <w:rPr>
-          <w:rFonts w:hint="eastAsia"/>
+          <w:rFonts w:hint="eastAsia" w:eastAsia="黑体"/>
           <w:b/>
           <w:bCs/>
         </w:rPr>
@@ -2349,6 +2585,7 @@
       </w:r>
       <w:r>
         <w:rPr>
+          <w:rFonts w:eastAsia="黑体"/>
           <w:b/>
           <w:bCs/>
         </w:rPr>
@@ -2370,6 +2607,7 @@
       </m:oMath>
       <w:r>
         <w:rPr>
+          <w:rFonts w:eastAsia="黑体"/>
           <w:b/>
           <w:bCs/>
         </w:rPr>
@@ -2377,21 +2615,27 @@
       </w:r>
       <w:r>
         <w:rPr>
-          <w:rFonts w:hint="eastAsia"/>
+          <w:rFonts w:hint="eastAsia" w:eastAsia="黑体"/>
           <w:b/>
           <w:bCs/>
         </w:rPr>
         <w:t xml:space="preserve">增大</w:t>
       </w:r>
       <w:r>
+        <w:rPr>
+          <w:rFonts w:eastAsia="黑体"/>
+        </w:rPr>
         <w:t xml:space="preserve"> </w:t>
       </w:r>
       <w:r>
+        <w:rPr>
+          <w:rFonts w:eastAsia="黑体"/>
+        </w:rPr>
         <w:t xml:space="preserve">→ </w:t>
       </w:r>
       <w:r>
         <w:rPr>
-          <w:rFonts w:hint="eastAsia"/>
+          <w:rFonts w:hint="eastAsia" w:eastAsia="黑体"/>
         </w:rPr>
         <w:t xml:space="preserve">分压电容纹波线性增大，中点电位漂移加剧。</w:t>
       </w:r>
@@ -2406,7 +2650,7 @@
       </w:pPr>
       <w:r>
         <w:rPr>
-          <w:rFonts w:hint="eastAsia"/>
+          <w:rFonts w:hint="eastAsia" w:eastAsia="黑体"/>
         </w:rPr>
         <w:t xml:space="preserve">与全桥相比，半桥输出摆幅只有母线一半，相同输出功率下电流加倍、管子电流应力更大。</w:t>
       </w:r>
@@ -2419,7 +2663,7 @@
       </w:pPr>
       <w:r>
         <w:rPr>
-          <w:rFonts w:hint="eastAsia"/>
+          <w:rFonts w:hint="eastAsia" w:eastAsia="黑体"/>
         </w:rPr>
         <w:t xml:space="preserve">典型参数示例</w:t>
       </w:r>
@@ -2434,11 +2678,14 @@
       </w:pPr>
       <w:r>
         <w:rPr>
-          <w:rFonts w:hint="eastAsia"/>
+          <w:rFonts w:hint="eastAsia" w:eastAsia="黑体"/>
         </w:rPr>
         <w:t xml:space="preserve">取</w:t>
       </w:r>
       <w:r>
+        <w:rPr>
+          <w:rFonts w:eastAsia="黑体"/>
+        </w:rPr>
         <w:t xml:space="preserve"> </w:t>
       </w:r>
       <m:oMath>
@@ -2479,11 +2726,14 @@
       </m:oMath>
       <w:r>
         <w:rPr>
-          <w:rFonts w:hint="eastAsia"/>
+          <w:rFonts w:hint="eastAsia" w:eastAsia="黑体"/>
         </w:rPr>
         <w:t xml:space="preserve">：输出方波幅值</w:t>
       </w:r>
       <w:r>
+        <w:rPr>
+          <w:rFonts w:eastAsia="黑体"/>
+        </w:rPr>
         <w:t xml:space="preserve"> </w:t>
       </w:r>
       <m:oMath>
@@ -2533,11 +2783,14 @@
       </m:oMath>
       <w:r>
         <w:rPr>
-          <w:rFonts w:hint="eastAsia"/>
+          <w:rFonts w:hint="eastAsia" w:eastAsia="黑体"/>
         </w:rPr>
         <w:t xml:space="preserve">，有效值</w:t>
       </w:r>
       <w:r>
+        <w:rPr>
+          <w:rFonts w:eastAsia="黑体"/>
+        </w:rPr>
         <w:t xml:space="preserve"> </w:t>
       </w:r>
       <m:oMath>
@@ -2580,6 +2833,9 @@
         </m:r>
       </m:oMath>
       <w:r>
+        <w:rPr>
+          <w:rFonts w:eastAsia="黑体"/>
+        </w:rPr>
         <w:t xml:space="preserve">。</w:t>
       </w:r>
     </w:p>
@@ -2593,11 +2849,14 @@
       </w:pPr>
       <w:r>
         <w:rPr>
-          <w:rFonts w:hint="eastAsia"/>
+          <w:rFonts w:hint="eastAsia" w:eastAsia="黑体"/>
         </w:rPr>
         <w:t xml:space="preserve">基波幅值</w:t>
       </w:r>
       <w:r>
+        <w:rPr>
+          <w:rFonts w:eastAsia="黑体"/>
+        </w:rPr>
         <w:t xml:space="preserve"> </w:t>
       </w:r>
       <m:oMath>
@@ -2668,6 +2927,9 @@
         </m:r>
       </m:oMath>
       <w:r>
+        <w:rPr>
+          <w:rFonts w:eastAsia="黑体"/>
+        </w:rPr>
         <w:t xml:space="preserve">。</w:t>
       </w:r>
     </w:p>
@@ -2681,11 +2943,14 @@
       </w:pPr>
       <w:r>
         <w:rPr>
-          <w:rFonts w:hint="eastAsia"/>
+          <w:rFonts w:hint="eastAsia" w:eastAsia="黑体"/>
         </w:rPr>
         <w:t xml:space="preserve">取</w:t>
       </w:r>
       <w:r>
+        <w:rPr>
+          <w:rFonts w:eastAsia="黑体"/>
+        </w:rPr>
         <w:t xml:space="preserve"> </w:t>
       </w:r>
       <m:oMath>
@@ -2722,6 +2987,9 @@
         </m:r>
       </m:oMath>
       <w:r>
+        <w:rPr>
+          <w:rFonts w:eastAsia="黑体"/>
+        </w:rPr>
         <w:t xml:space="preserve">、</w:t>
       </w:r>
       <m:oMath>
@@ -2761,6 +3029,9 @@
         </m:r>
       </m:oMath>
       <w:r>
+        <w:rPr>
+          <w:rFonts w:eastAsia="黑体"/>
+        </w:rPr>
         <w:t xml:space="preserve">、</w:t>
       </w:r>
       <m:oMath>
@@ -2804,7 +3075,7 @@
       </m:oMath>
       <w:r>
         <w:rPr>
-          <w:rFonts w:hint="eastAsia"/>
+          <w:rFonts w:hint="eastAsia" w:eastAsia="黑体"/>
         </w:rPr>
         <w:t xml:space="preserve">：</w:t>
       </w:r>
@@ -2902,6 +3173,9 @@
         </m:r>
       </m:oMath>
       <w:r>
+        <w:rPr>
+          <w:rFonts w:eastAsia="黑体"/>
+        </w:rPr>
         <w:t xml:space="preserve">。</w:t>
       </w:r>
     </w:p>
@@ -2913,7 +3187,7 @@
       </w:pPr>
       <w:r>
         <w:rPr>
-          <w:rFonts w:hint="eastAsia"/>
+          <w:rFonts w:hint="eastAsia" w:eastAsia="黑体"/>
         </w:rPr>
         <w:t xml:space="preserve">常见器件型号</w:t>
       </w:r>
@@ -2928,7 +3202,7 @@
       </w:pPr>
       <w:r>
         <w:rPr>
-          <w:rFonts w:hint="eastAsia"/>
+          <w:rFonts w:hint="eastAsia" w:eastAsia="黑体"/>
         </w:rPr>
         <w:t xml:space="preserve">功率开关管：IRF840、STP12NM50、IPD60R280P7S。</w:t>
       </w:r>
@@ -2943,7 +3217,7 @@
       </w:pPr>
       <w:r>
         <w:rPr>
-          <w:rFonts w:hint="eastAsia"/>
+          <w:rFonts w:hint="eastAsia" w:eastAsia="黑体"/>
         </w:rPr>
         <w:t xml:space="preserve">栅极驱动（半桥）：IR2110、UCC21520、FAN7390。</w:t>
       </w:r>
@@ -2958,25 +3232,31 @@
       </w:pPr>
       <w:r>
         <w:rPr>
-          <w:rFonts w:hint="eastAsia"/>
+          <w:rFonts w:hint="eastAsia" w:eastAsia="黑体"/>
         </w:rPr>
         <w:t xml:space="preserve">分压电容：DC-Link</w:t>
       </w:r>
       <w:r>
+        <w:rPr>
+          <w:rFonts w:eastAsia="黑体"/>
+        </w:rPr>
         <w:t xml:space="preserve"> </w:t>
       </w:r>
       <w:r>
         <w:rPr>
-          <w:rFonts w:hint="eastAsia"/>
+          <w:rFonts w:hint="eastAsia" w:eastAsia="黑体"/>
         </w:rPr>
         <w:t xml:space="preserve">电解电容（如</w:t>
       </w:r>
       <w:r>
+        <w:rPr>
+          <w:rFonts w:eastAsia="黑体"/>
+        </w:rPr>
         <w:t xml:space="preserve"> 450 V </w:t>
       </w:r>
       <w:r>
         <w:rPr>
-          <w:rFonts w:hint="eastAsia"/>
+          <w:rFonts w:hint="eastAsia" w:eastAsia="黑体"/>
         </w:rPr>
         <w:t xml:space="preserve">系列）。</w:t>
       </w:r>
@@ -2989,7 +3269,7 @@
       </w:pPr>
       <w:r>
         <w:rPr>
-          <w:rFonts w:hint="eastAsia"/>
+          <w:rFonts w:hint="eastAsia" w:eastAsia="黑体"/>
         </w:rPr>
         <w:t xml:space="preserve">注意事项</w:t>
       </w:r>
@@ -3004,7 +3284,7 @@
       </w:pPr>
       <w:r>
         <w:rPr>
-          <w:rFonts w:hint="eastAsia"/>
+          <w:rFonts w:hint="eastAsia" w:eastAsia="黑体"/>
         </w:rPr>
         <w:t xml:space="preserve">两只开关管严禁同时导通，需设置足够死区时间防止直通短路。</w:t>
       </w:r>
@@ -3019,7 +3299,7 @@
       </w:pPr>
       <w:r>
         <w:rPr>
-          <w:rFonts w:hint="eastAsia"/>
+          <w:rFonts w:hint="eastAsia" w:eastAsia="黑体"/>
         </w:rPr>
         <w:t xml:space="preserve">分压电容中点电位在不对称负载下会漂移，必要时加中点平衡控制。</w:t>
       </w:r>
@@ -3034,7 +3314,7 @@
       </w:pPr>
       <w:r>
         <w:rPr>
-          <w:rFonts w:hint="eastAsia"/>
+          <w:rFonts w:hint="eastAsia" w:eastAsia="黑体"/>
         </w:rPr>
         <w:t xml:space="preserve">半桥输出电压摆幅为母线一半，驱动感性/变压器负载时注意偏磁。</w:t>
       </w:r>
@@ -3049,7 +3329,7 @@
       </w:pPr>
       <w:r>
         <w:rPr>
-          <w:rFonts w:hint="eastAsia"/>
+          <w:rFonts w:hint="eastAsia" w:eastAsia="黑体"/>
         </w:rPr>
         <w:t xml:space="preserve">输出为方波，谐波丰富，对波形敏感负载需加滤波后再供电。</w:t>
       </w:r>
@@ -3062,7 +3342,7 @@
       </w:pPr>
       <w:r>
         <w:rPr>
-          <w:rFonts w:hint="eastAsia"/>
+          <w:rFonts w:hint="eastAsia" w:eastAsia="黑体"/>
         </w:rPr>
         <w:t xml:space="preserve">参考资料</w:t>
       </w:r>
@@ -3076,6 +3356,9 @@
         </w:numPr>
       </w:pPr>
       <w:r>
+        <w:rPr>
+          <w:rFonts w:eastAsia="黑体"/>
+        </w:rPr>
         <w:t xml:space="preserve">Wikipedia: Power inverter / Half-bridge inverter。</w:t>
       </w:r>
     </w:p>
@@ -3089,7 +3372,7 @@
       </w:pPr>
       <w:r>
         <w:rPr>
-          <w:rFonts w:hint="eastAsia"/>
+          <w:rFonts w:hint="eastAsia" w:eastAsia="黑体"/>
         </w:rPr>
         <w:t xml:space="preserve">《电力电子技术》（王兆安）。</w:t>
       </w:r>
@@ -3103,15 +3386,21 @@
         </w:numPr>
       </w:pPr>
       <w:r>
+        <w:rPr>
+          <w:rFonts w:eastAsia="黑体"/>
+        </w:rPr>
         <w:t xml:space="preserve">TI </w:t>
       </w:r>
       <w:r>
         <w:rPr>
-          <w:rFonts w:hint="eastAsia"/>
+          <w:rFonts w:hint="eastAsia" w:eastAsia="黑体"/>
         </w:rPr>
         <w:t xml:space="preserve">栅极驱动数据手册</w:t>
       </w:r>
       <w:r>
+        <w:rPr>
+          <w:rFonts w:eastAsia="黑体"/>
+        </w:rPr>
         <w:t xml:space="preserve"> UCC21520。</w:t>
       </w:r>
     </w:p>
@@ -3124,11 +3413,11 @@
       </w:pPr>
       <w:r>
         <w:rPr>
-          <w:rFonts w:ascii="Times New Roman" w:hAnsi="Times New Roman"/>
+          <w:rFonts w:ascii="Times New Roman" w:hAnsi="Times New Roman" w:eastAsia="黑体"/>
           <w:color w:val="555555"/>
           <w:sz w:val="21"/>
         </w:rPr>
-        <w:t>材料收集者：杜文杰</w:t>
+        <w:t>材料收集者：杜文杰，WX手机：19519196569，QQ:3478827729</w:t>
       </w:r>
     </w:p>
     <w:sectPr>
@@ -3148,7 +3437,7 @@
 </file>
 
 <file path=word/footer1.xml><?xml version="1.0" encoding="utf-8"?>
-<w:ftr xmlns:m="http://schemas.openxmlformats.org/officeDocument/2006/math" xmlns:mc="http://schemas.openxmlformats.org/markup-compatibility/2006" xmlns:mo="http://schemas.microsoft.com/office/mac/office/2008/main" xmlns:mv="urn:schemas-microsoft-com:mac:vml" xmlns:o="urn:schemas-microsoft-com:office:office" xmlns:r="http://schemas.openxmlformats.org/officeDocument/2006/relationships" xmlns:v="urn:schemas-microsoft-com:vml" xmlns:w10="urn:schemas-microsoft-com:office:word" xmlns:w14="http://schemas.microsoft.com/office/word/2010/wordml" xmlns:w="http://schemas.openxmlformats.org/wordprocessingml/2006/main" xmlns:wne="http://schemas.microsoft.com/office/word/2006/wordml" xmlns:wp14="http://schemas.microsoft.com/office/word/2010/wordprocessingDrawing" xmlns:wp="http://schemas.openxmlformats.org/drawingml/2006/wordprocessingDrawing" xmlns:wpc="http://schemas.microsoft.com/office/word/2010/wordprocessingCanvas" xmlns:wpg="http://schemas.microsoft.com/office/word/2010/wordprocessingGroup" xmlns:wpi="http://schemas.microsoft.com/office/word/2010/wordprocessingInk" xmlns:wps="http://schemas.microsoft.com/office/word/2010/wordprocessingShape" mc:Ignorable="w14 wp14">
+<w:ftr xmlns:mc="http://schemas.openxmlformats.org/markup-compatibility/2006" xmlns:w="http://schemas.openxmlformats.org/wordprocessingml/2006/main" xmlns:m="http://schemas.openxmlformats.org/officeDocument/2006/math" xmlns:mo="http://schemas.microsoft.com/office/mac/office/2008/main" xmlns:mv="urn:schemas-microsoft-com:mac:vml" xmlns:o="urn:schemas-microsoft-com:office:office" xmlns:r="http://schemas.openxmlformats.org/officeDocument/2006/relationships" xmlns:v="urn:schemas-microsoft-com:vml" xmlns:w10="urn:schemas-microsoft-com:office:word" xmlns:w14="http://schemas.microsoft.com/office/word/2010/wordml" xmlns:wne="http://schemas.microsoft.com/office/word/2006/wordml" xmlns:wp14="http://schemas.microsoft.com/office/word/2010/wordprocessingDrawing" xmlns:wp="http://schemas.openxmlformats.org/drawingml/2006/wordprocessingDrawing" xmlns:wpc="http://schemas.microsoft.com/office/word/2010/wordprocessingCanvas" xmlns:wpg="http://schemas.microsoft.com/office/word/2010/wordprocessingGroup" xmlns:wpi="http://schemas.microsoft.com/office/word/2010/wordprocessingInk" xmlns:wps="http://schemas.microsoft.com/office/word/2010/wordprocessingShape" mc:Ignorable="w14 wp14">
   <w:p>
     <w:pPr>
       <w:pStyle w:val="Footer"/>
@@ -3156,12 +3445,14 @@
     </w:pPr>
     <w:r>
       <w:rPr>
+        <w:rFonts w:eastAsia="黑体"/>
         <w:sz w:val="18"/>
       </w:rPr>
       <w:t xml:space="preserve">第 </w:t>
     </w:r>
     <w:r>
       <w:rPr>
+        <w:rFonts w:eastAsia="黑体"/>
         <w:sz w:val="18"/>
       </w:rPr>
       <w:fldChar w:fldCharType="begin"/>
@@ -3170,6 +3461,7 @@
     </w:r>
     <w:r>
       <w:rPr>
+        <w:rFonts w:eastAsia="黑体"/>
         <w:sz w:val="18"/>
       </w:rPr>
       <w:t xml:space="preserve"> 页</w:t>
@@ -3183,6 +3475,9 @@
   <w:footnote w:type="continuationSeparator" w:id="0">
     <w:p>
       <w:r>
+        <w:rPr>
+          <w:rFonts w:eastAsia="黑体"/>
+        </w:rPr>
         <w:continuationSeparator/>
       </w:r>
     </w:p>
@@ -3190,6 +3485,9 @@
   <w:footnote w:type="separator" w:id="-1">
     <w:p>
       <w:r>
+        <w:rPr>
+          <w:rFonts w:eastAsia="黑体"/>
+        </w:rPr>
         <w:separator/>
       </w:r>
     </w:p>
@@ -3198,7 +3496,7 @@
 </file>
 
 <file path=word/header1.xml><?xml version="1.0" encoding="utf-8"?>
-<w:hdr xmlns:m="http://schemas.openxmlformats.org/officeDocument/2006/math" xmlns:mc="http://schemas.openxmlformats.org/markup-compatibility/2006" xmlns:mo="http://schemas.microsoft.com/office/mac/office/2008/main" xmlns:mv="urn:schemas-microsoft-com:mac:vml" xmlns:o="urn:schemas-microsoft-com:office:office" xmlns:r="http://schemas.openxmlformats.org/officeDocument/2006/relationships" xmlns:v="urn:schemas-microsoft-com:vml" xmlns:w10="urn:schemas-microsoft-com:office:word" xmlns:w14="http://schemas.microsoft.com/office/word/2010/wordml" xmlns:w="http://schemas.openxmlformats.org/wordprocessingml/2006/main" xmlns:wne="http://schemas.microsoft.com/office/word/2006/wordml" xmlns:wp14="http://schemas.microsoft.com/office/word/2010/wordprocessingDrawing" xmlns:wp="http://schemas.openxmlformats.org/drawingml/2006/wordprocessingDrawing" xmlns:wpc="http://schemas.microsoft.com/office/word/2010/wordprocessingCanvas" xmlns:wpg="http://schemas.microsoft.com/office/word/2010/wordprocessingGroup" xmlns:wpi="http://schemas.microsoft.com/office/word/2010/wordprocessingInk" xmlns:wps="http://schemas.microsoft.com/office/word/2010/wordprocessingShape" mc:Ignorable="w14 wp14">
+<w:hdr xmlns:mc="http://schemas.openxmlformats.org/markup-compatibility/2006" xmlns:w="http://schemas.openxmlformats.org/wordprocessingml/2006/main" xmlns:m="http://schemas.openxmlformats.org/officeDocument/2006/math" xmlns:mo="http://schemas.microsoft.com/office/mac/office/2008/main" xmlns:mv="urn:schemas-microsoft-com:mac:vml" xmlns:o="urn:schemas-microsoft-com:office:office" xmlns:r="http://schemas.openxmlformats.org/officeDocument/2006/relationships" xmlns:v="urn:schemas-microsoft-com:vml" xmlns:w10="urn:schemas-microsoft-com:office:word" xmlns:w14="http://schemas.microsoft.com/office/word/2010/wordml" xmlns:wne="http://schemas.microsoft.com/office/word/2006/wordml" xmlns:wp14="http://schemas.microsoft.com/office/word/2010/wordprocessingDrawing" xmlns:wp="http://schemas.openxmlformats.org/drawingml/2006/wordprocessingDrawing" xmlns:wpc="http://schemas.microsoft.com/office/word/2010/wordprocessingCanvas" xmlns:wpg="http://schemas.microsoft.com/office/word/2010/wordprocessingGroup" xmlns:wpi="http://schemas.microsoft.com/office/word/2010/wordprocessingInk" xmlns:wps="http://schemas.microsoft.com/office/word/2010/wordprocessingShape" mc:Ignorable="w14 wp14">
   <w:p>
     <w:pPr>
       <w:pStyle w:val="Header"/>
@@ -3206,7 +3504,7 @@
     </w:pPr>
     <w:r>
       <w:rPr>
-        <w:rFonts w:ascii="Times New Roman" w:hAnsi="Times New Roman"/>
+        <w:rFonts w:ascii="Times New Roman" w:hAnsi="Times New Roman" w:eastAsia="黑体"/>
         <w:sz w:val="18"/>
         <w:rFonts w:eastAsia="黑体"/>
         <w:rFonts w:eastAsia="黑体"/>
@@ -3218,7 +3516,7 @@
 </file>
 
 <file path=word/numbering.xml><?xml version="1.0" encoding="utf-8"?>
-<w:numbering xmlns:m="http://schemas.openxmlformats.org/officeDocument/2006/math" xmlns:mc="http://schemas.openxmlformats.org/markup-compatibility/2006" xmlns:mo="http://schemas.microsoft.com/office/mac/office/2008/main" xmlns:mv="urn:schemas-microsoft-com:mac:vml" xmlns:o="urn:schemas-microsoft-com:office:office" xmlns:r="http://schemas.openxmlformats.org/officeDocument/2006/relationships" xmlns:v="urn:schemas-microsoft-com:vml" xmlns:w="http://schemas.openxmlformats.org/wordprocessingml/2006/main" xmlns:w10="urn:schemas-microsoft-com:office:word" xmlns:w14="http://schemas.microsoft.com/office/word/2010/wordml" xmlns:wne="http://schemas.microsoft.com/office/word/2006/wordml" xmlns:wp="http://schemas.openxmlformats.org/drawingml/2006/wordprocessingDrawing" xmlns:wp14="http://schemas.microsoft.com/office/word/2010/wordprocessingDrawing" xmlns:wpc="http://schemas.microsoft.com/office/word/2010/wordprocessingCanvas" xmlns:wpg="http://schemas.microsoft.com/office/word/2010/wordprocessingGroup" xmlns:wpi="http://schemas.microsoft.com/office/word/2010/wordprocessingInk" xmlns:wps="http://schemas.microsoft.com/office/word/2010/wordprocessingShape" mc:Ignorable="w14 wp14">
+<w:numbering xmlns:mc="http://schemas.openxmlformats.org/markup-compatibility/2006" xmlns:w="http://schemas.openxmlformats.org/wordprocessingml/2006/main" xmlns:m="http://schemas.openxmlformats.org/officeDocument/2006/math" xmlns:mo="http://schemas.microsoft.com/office/mac/office/2008/main" xmlns:mv="urn:schemas-microsoft-com:mac:vml" xmlns:o="urn:schemas-microsoft-com:office:office" xmlns:r="http://schemas.openxmlformats.org/officeDocument/2006/relationships" xmlns:v="urn:schemas-microsoft-com:vml" xmlns:w10="urn:schemas-microsoft-com:office:word" xmlns:w14="http://schemas.microsoft.com/office/word/2010/wordml" xmlns:wne="http://schemas.microsoft.com/office/word/2006/wordml" xmlns:wp="http://schemas.openxmlformats.org/drawingml/2006/wordprocessingDrawing" xmlns:wp14="http://schemas.microsoft.com/office/word/2010/wordprocessingDrawing" xmlns:wpc="http://schemas.microsoft.com/office/word/2010/wordprocessingCanvas" xmlns:wpg="http://schemas.microsoft.com/office/word/2010/wordprocessingGroup" xmlns:wpi="http://schemas.microsoft.com/office/word/2010/wordprocessingInk" xmlns:wps="http://schemas.microsoft.com/office/word/2010/wordprocessingShape" mc:Ignorable="w14 wp14">
   <w:abstractNum w:abstractNumId="0">
     <w:nsid w:val="FFFFFF7C"/>
     <w:multiLevelType w:val="singleLevel"/>
@@ -3305,7 +3603,7 @@
         <w:ind w:hanging="360" w:left="1440"/>
       </w:pPr>
       <w:rPr>
-        <w:rFonts w:ascii="Symbol" w:hAnsi="Symbol" w:hint="default"/>
+        <w:rFonts w:ascii="Symbol" w:hAnsi="Symbol" w:hint="default" w:eastAsia="黑体"/>
       </w:rPr>
     </w:lvl>
   </w:abstractNum>
@@ -3326,7 +3624,7 @@
         <w:ind w:hanging="360" w:left="1080"/>
       </w:pPr>
       <w:rPr>
-        <w:rFonts w:ascii="Symbol" w:hAnsi="Symbol" w:hint="default"/>
+        <w:rFonts w:ascii="Symbol" w:hAnsi="Symbol" w:hint="default" w:eastAsia="黑体"/>
       </w:rPr>
     </w:lvl>
   </w:abstractNum>
@@ -3347,7 +3645,7 @@
         <w:ind w:hanging="360" w:left="720"/>
       </w:pPr>
       <w:rPr>
-        <w:rFonts w:ascii="Symbol" w:hAnsi="Symbol" w:hint="default"/>
+        <w:rFonts w:ascii="Symbol" w:hAnsi="Symbol" w:hint="default" w:eastAsia="黑体"/>
       </w:rPr>
     </w:lvl>
   </w:abstractNum>
@@ -3386,7 +3684,7 @@
         <w:ind w:hanging="360" w:left="360"/>
       </w:pPr>
       <w:rPr>
-        <w:rFonts w:ascii="Symbol" w:hAnsi="Symbol" w:hint="default"/>
+        <w:rFonts w:ascii="Symbol" w:hAnsi="Symbol" w:hint="default" w:eastAsia="黑体"/>
       </w:rPr>
     </w:lvl>
   </w:abstractNum>
@@ -3477,7 +3775,7 @@
         <w:ind w:left="720" w:hanging="360"/>
       </w:pPr>
       <w:rPr>
-        <w:rFonts w:ascii="Symbol" w:hAnsi="Symbol" w:cs="Symbol" w:hint="default"/>
+        <w:rFonts w:ascii="Symbol" w:hAnsi="Symbol" w:cs="Symbol" w:hint="default" w:eastAsia="黑体"/>
       </w:rPr>
     </w:lvl>
     <w:lvl w:ilvl="1">
@@ -3488,7 +3786,7 @@
         <w:ind w:left="1440" w:hanging="360"/>
       </w:pPr>
       <w:rPr>
-        <w:rFonts w:ascii="Courier New" w:hAnsi="Courier New" w:cs="Courier New" w:hint="default"/>
+        <w:rFonts w:ascii="Courier New" w:hAnsi="Courier New" w:cs="Courier New" w:hint="default" w:eastAsia="黑体"/>
       </w:rPr>
     </w:lvl>
     <w:lvl w:ilvl="2">
@@ -3499,7 +3797,7 @@
         <w:ind w:left="2160" w:hanging="360"/>
       </w:pPr>
       <w:rPr>
-        <w:rFonts w:ascii="Wingdings" w:hAnsi="Wingdings" w:cs="Wingdings" w:hint="default"/>
+        <w:rFonts w:ascii="Wingdings" w:hAnsi="Wingdings" w:cs="Wingdings" w:hint="default" w:eastAsia="黑体"/>
       </w:rPr>
     </w:lvl>
     <w:lvl w:ilvl="3">
@@ -3510,7 +3808,7 @@
         <w:ind w:left="2880" w:hanging="360"/>
       </w:pPr>
       <w:rPr>
-        <w:rFonts w:ascii="Symbol" w:hAnsi="Symbol" w:cs="Symbol" w:hint="default"/>
+        <w:rFonts w:ascii="Symbol" w:hAnsi="Symbol" w:cs="Symbol" w:hint="default" w:eastAsia="黑体"/>
       </w:rPr>
     </w:lvl>
     <w:lvl w:ilvl="4">
@@ -3521,7 +3819,7 @@
         <w:ind w:left="3600" w:hanging="360"/>
       </w:pPr>
       <w:rPr>
-        <w:rFonts w:ascii="Courier New" w:hAnsi="Courier New" w:cs="Courier New" w:hint="default"/>
+        <w:rFonts w:ascii="Courier New" w:hAnsi="Courier New" w:cs="Courier New" w:hint="default" w:eastAsia="黑体"/>
       </w:rPr>
     </w:lvl>
     <w:lvl w:ilvl="5">
@@ -3532,7 +3830,7 @@
         <w:ind w:left="4320" w:hanging="360"/>
       </w:pPr>
       <w:rPr>
-        <w:rFonts w:ascii="Wingdings" w:hAnsi="Wingdings" w:cs="Wingdings" w:hint="default"/>
+        <w:rFonts w:ascii="Wingdings" w:hAnsi="Wingdings" w:cs="Wingdings" w:hint="default" w:eastAsia="黑体"/>
       </w:rPr>
     </w:lvl>
     <w:lvl w:ilvl="6">
@@ -3543,7 +3841,7 @@
         <w:ind w:left="5040" w:hanging="360"/>
       </w:pPr>
       <w:rPr>
-        <w:rFonts w:ascii="Symbol" w:hAnsi="Symbol" w:cs="Symbol" w:hint="default"/>
+        <w:rFonts w:ascii="Symbol" w:hAnsi="Symbol" w:cs="Symbol" w:hint="default" w:eastAsia="黑体"/>
       </w:rPr>
     </w:lvl>
     <w:lvl w:ilvl="7">
@@ -3554,7 +3852,7 @@
         <w:ind w:left="5760" w:hanging="360"/>
       </w:pPr>
       <w:rPr>
-        <w:rFonts w:ascii="Courier New" w:hAnsi="Courier New" w:cs="Courier New" w:hint="default"/>
+        <w:rFonts w:ascii="Courier New" w:hAnsi="Courier New" w:cs="Courier New" w:hint="default" w:eastAsia="黑体"/>
       </w:rPr>
     </w:lvl>
     <w:lvl w:ilvl="8">
@@ -3565,7 +3863,7 @@
         <w:ind w:left="6480" w:hanging="360"/>
       </w:pPr>
       <w:rPr>
-        <w:rFonts w:ascii="Wingdings" w:hAnsi="Wingdings" w:cs="Wingdings" w:hint="default"/>
+        <w:rFonts w:ascii="Wingdings" w:hAnsi="Wingdings" w:cs="Wingdings" w:hint="default" w:eastAsia="黑体"/>
       </w:rPr>
     </w:lvl>
   </w:abstractNum>
@@ -3621,11 +3919,11 @@
 </file>
 
 <file path=word/styles.xml><?xml version="1.0" encoding="utf-8"?>
-<w:styles xmlns:mc="http://schemas.openxmlformats.org/markup-compatibility/2006" xmlns:r="http://schemas.openxmlformats.org/officeDocument/2006/relationships" xmlns:w="http://schemas.openxmlformats.org/wordprocessingml/2006/main" xmlns:w14="http://schemas.microsoft.com/office/word/2010/wordml" mc:Ignorable="w14">
+<w:styles xmlns:mc="http://schemas.openxmlformats.org/markup-compatibility/2006" xmlns:w="http://schemas.openxmlformats.org/wordprocessingml/2006/main" xmlns:r="http://schemas.openxmlformats.org/officeDocument/2006/relationships" xmlns:w14="http://schemas.microsoft.com/office/word/2010/wordml" mc:Ignorable="w14">
   <w:docDefaults>
     <w:rPrDefault>
       <w:rPr>
-        <w:rFonts w:asciiTheme="minorHAnsi" w:cstheme="minorBidi" w:eastAsiaTheme="minorEastAsia" w:hAnsiTheme="minorHAnsi"/>
+        <w:rFonts w:asciiTheme="minorHAnsi" w:cstheme="minorBidi" w:hAnsiTheme="minorHAnsi" w:eastAsia="黑体"/>
         <w:sz w:val="22"/>
         <w:szCs w:val="22"/>
         <w:lang w:bidi="ar-SA" w:eastAsia="en-US" w:val="en-US"/>
@@ -3847,7 +4145,7 @@
       <w:outlineLvl w:val="0"/>
     </w:pPr>
     <w:rPr>
-      <w:rFonts w:ascii="Times New Roman" w:asciiTheme="majorHAnsi" w:cstheme="majorBidi" w:eastAsia="黑体" w:eastAsiaTheme="majorEastAsia" w:hAnsi="Times New Roman" w:hAnsiTheme="majorHAnsi"/>
+      <w:rFonts w:ascii="Times New Roman" w:asciiTheme="majorHAnsi" w:cstheme="majorBidi" w:eastAsia="黑体" w:hAnsi="Times New Roman" w:hAnsiTheme="majorHAnsi"/>
       <w:b/>
       <w:bCs/>
       <w:color w:val="1F3864"/>
@@ -3871,7 +4169,7 @@
       <w:outlineLvl w:val="1"/>
     </w:pPr>
     <w:rPr>
-      <w:rFonts w:ascii="Times New Roman" w:asciiTheme="majorHAnsi" w:cstheme="majorBidi" w:eastAsia="黑体" w:eastAsiaTheme="majorEastAsia" w:hAnsi="Times New Roman" w:hAnsiTheme="majorHAnsi"/>
+      <w:rFonts w:ascii="Times New Roman" w:asciiTheme="majorHAnsi" w:cstheme="majorBidi" w:eastAsia="黑体" w:hAnsi="Times New Roman" w:hAnsiTheme="majorHAnsi"/>
       <w:b/>
       <w:bCs/>
       <w:color w:val="2E4E7E"/>
@@ -3895,7 +4193,7 @@
       <w:outlineLvl w:val="2"/>
     </w:pPr>
     <w:rPr>
-      <w:rFonts w:ascii="Times New Roman" w:asciiTheme="majorHAnsi" w:cstheme="majorBidi" w:eastAsia="黑体" w:eastAsiaTheme="majorEastAsia" w:hAnsi="Times New Roman" w:hAnsiTheme="majorHAnsi"/>
+      <w:rFonts w:ascii="Times New Roman" w:asciiTheme="majorHAnsi" w:cstheme="majorBidi" w:eastAsia="黑体" w:hAnsi="Times New Roman" w:hAnsiTheme="majorHAnsi"/>
       <w:b/>
       <w:bCs/>
       <w:color w:val="2E4E7E"/>
@@ -3919,7 +4217,7 @@
       <w:outlineLvl w:val="3"/>
     </w:pPr>
     <w:rPr>
-      <w:rFonts w:ascii="Times New Roman" w:asciiTheme="majorHAnsi" w:cstheme="majorBidi" w:eastAsia="黑体" w:eastAsiaTheme="majorEastAsia" w:hAnsi="Times New Roman" w:hAnsiTheme="majorHAnsi"/>
+      <w:rFonts w:ascii="Times New Roman" w:asciiTheme="majorHAnsi" w:cstheme="majorBidi" w:eastAsia="黑体" w:hAnsi="Times New Roman" w:hAnsiTheme="majorHAnsi"/>
       <w:b/>
       <w:bCs/>
       <w:i/>
@@ -3945,7 +4243,7 @@
       <w:outlineLvl w:val="4"/>
     </w:pPr>
     <w:rPr>
-      <w:rFonts w:ascii="Times New Roman" w:asciiTheme="majorHAnsi" w:cstheme="majorBidi" w:eastAsia="黑体" w:eastAsiaTheme="majorEastAsia" w:hAnsi="Times New Roman" w:hAnsiTheme="majorHAnsi"/>
+      <w:rFonts w:ascii="Times New Roman" w:asciiTheme="majorHAnsi" w:cstheme="majorBidi" w:eastAsia="黑体" w:hAnsi="Times New Roman" w:hAnsiTheme="majorHAnsi"/>
       <w:b/>
       <w:color w:val="333333"/>
       <w:sz w:val="22"/>
@@ -3968,7 +4266,7 @@
       <w:outlineLvl w:val="5"/>
     </w:pPr>
     <w:rPr>
-      <w:rFonts w:asciiTheme="majorHAnsi" w:cstheme="majorBidi" w:eastAsiaTheme="majorEastAsia" w:hAnsiTheme="majorHAnsi"/>
+      <w:rFonts w:asciiTheme="majorHAnsi" w:cstheme="majorBidi" w:hAnsiTheme="majorHAnsi" w:eastAsia="黑体"/>
       <w:i/>
       <w:iCs/>
       <w:color w:themeColor="accent1" w:themeShade="7F" w:val="243F60"/>
@@ -3991,7 +4289,7 @@
       <w:outlineLvl w:val="6"/>
     </w:pPr>
     <w:rPr>
-      <w:rFonts w:asciiTheme="majorHAnsi" w:cstheme="majorBidi" w:eastAsiaTheme="majorEastAsia" w:hAnsiTheme="majorHAnsi"/>
+      <w:rFonts w:asciiTheme="majorHAnsi" w:cstheme="majorBidi" w:hAnsiTheme="majorHAnsi" w:eastAsia="黑体"/>
       <w:i/>
       <w:iCs/>
       <w:color w:themeColor="text1" w:themeTint="BF" w:val="404040"/>
@@ -4014,7 +4312,7 @@
       <w:outlineLvl w:val="7"/>
     </w:pPr>
     <w:rPr>
-      <w:rFonts w:asciiTheme="majorHAnsi" w:cstheme="majorBidi" w:eastAsiaTheme="majorEastAsia" w:hAnsiTheme="majorHAnsi"/>
+      <w:rFonts w:asciiTheme="majorHAnsi" w:cstheme="majorBidi" w:hAnsiTheme="majorHAnsi" w:eastAsia="黑体"/>
       <w:color w:themeColor="accent1" w:val="4F81BD"/>
       <w:sz w:val="20"/>
       <w:szCs w:val="20"/>
@@ -4037,7 +4335,7 @@
       <w:outlineLvl w:val="8"/>
     </w:pPr>
     <w:rPr>
-      <w:rFonts w:asciiTheme="majorHAnsi" w:cstheme="majorBidi" w:eastAsiaTheme="majorEastAsia" w:hAnsiTheme="majorHAnsi"/>
+      <w:rFonts w:asciiTheme="majorHAnsi" w:cstheme="majorBidi" w:hAnsiTheme="majorHAnsi" w:eastAsia="黑体"/>
       <w:i/>
       <w:iCs/>
       <w:color w:themeColor="text1" w:themeTint="BF" w:val="404040"/>
@@ -4088,7 +4386,7 @@
     <w:uiPriority w:val="9"/>
     <w:rsid w:val="00FC693F"/>
     <w:rPr>
-      <w:rFonts w:asciiTheme="majorHAnsi" w:cstheme="majorBidi" w:eastAsiaTheme="majorEastAsia" w:hAnsiTheme="majorHAnsi"/>
+      <w:rFonts w:asciiTheme="majorHAnsi" w:cstheme="majorBidi" w:hAnsiTheme="majorHAnsi" w:eastAsia="黑体"/>
       <w:b/>
       <w:bCs/>
       <w:color w:themeColor="accent1" w:themeShade="BF" w:val="365F91"/>
@@ -4103,7 +4401,7 @@
     <w:uiPriority w:val="9"/>
     <w:rsid w:val="00FC693F"/>
     <w:rPr>
-      <w:rFonts w:asciiTheme="majorHAnsi" w:cstheme="majorBidi" w:eastAsiaTheme="majorEastAsia" w:hAnsiTheme="majorHAnsi"/>
+      <w:rFonts w:asciiTheme="majorHAnsi" w:cstheme="majorBidi" w:hAnsiTheme="majorHAnsi" w:eastAsia="黑体"/>
       <w:b/>
       <w:bCs/>
       <w:color w:themeColor="accent1" w:val="4F81BD"/>
@@ -4118,7 +4416,7 @@
     <w:uiPriority w:val="9"/>
     <w:rsid w:val="00FC693F"/>
     <w:rPr>
-      <w:rFonts w:asciiTheme="majorHAnsi" w:cstheme="majorBidi" w:eastAsiaTheme="majorEastAsia" w:hAnsiTheme="majorHAnsi"/>
+      <w:rFonts w:asciiTheme="majorHAnsi" w:cstheme="majorBidi" w:hAnsiTheme="majorHAnsi" w:eastAsia="黑体"/>
       <w:b/>
       <w:bCs/>
       <w:color w:themeColor="accent1" w:val="4F81BD"/>
@@ -4141,7 +4439,7 @@
       <w:contextualSpacing/>
     </w:pPr>
     <w:rPr>
-      <w:rFonts w:ascii="Times New Roman" w:asciiTheme="majorHAnsi" w:cstheme="majorBidi" w:eastAsia="黑体" w:eastAsiaTheme="majorEastAsia" w:hAnsi="Times New Roman" w:hAnsiTheme="majorHAnsi"/>
+      <w:rFonts w:ascii="Times New Roman" w:asciiTheme="majorHAnsi" w:cstheme="majorBidi" w:eastAsia="黑体" w:hAnsi="Times New Roman" w:hAnsiTheme="majorHAnsi"/>
       <w:b/>
       <w:color w:val="1F3864"/>
       <w:spacing w:val="5"/>
@@ -4157,7 +4455,7 @@
     <w:uiPriority w:val="10"/>
     <w:rsid w:val="00FC693F"/>
     <w:rPr>
-      <w:rFonts w:asciiTheme="majorHAnsi" w:cstheme="majorBidi" w:eastAsiaTheme="majorEastAsia" w:hAnsiTheme="majorHAnsi"/>
+      <w:rFonts w:asciiTheme="majorHAnsi" w:cstheme="majorBidi" w:hAnsiTheme="majorHAnsi" w:eastAsia="黑体"/>
       <w:color w:themeColor="text2" w:themeShade="BF" w:val="17365D"/>
       <w:spacing w:val="5"/>
       <w:kern w:val="28"/>
@@ -4179,7 +4477,7 @@
       </w:numPr>
     </w:pPr>
     <w:rPr>
-      <w:rFonts w:asciiTheme="majorHAnsi" w:cstheme="majorBidi" w:eastAsiaTheme="majorEastAsia" w:hAnsiTheme="majorHAnsi"/>
+      <w:rFonts w:asciiTheme="majorHAnsi" w:cstheme="majorBidi" w:hAnsiTheme="majorHAnsi" w:eastAsia="黑体"/>
       <w:i/>
       <w:iCs/>
       <w:color w:themeColor="accent1" w:val="4F81BD"/>
@@ -4195,7 +4493,7 @@
     <w:uiPriority w:val="11"/>
     <w:rsid w:val="00FC693F"/>
     <w:rPr>
-      <w:rFonts w:asciiTheme="majorHAnsi" w:cstheme="majorBidi" w:eastAsiaTheme="majorEastAsia" w:hAnsiTheme="majorHAnsi"/>
+      <w:rFonts w:asciiTheme="majorHAnsi" w:cstheme="majorBidi" w:hAnsiTheme="majorHAnsi" w:eastAsia="黑体"/>
       <w:i/>
       <w:iCs/>
       <w:color w:themeColor="accent1" w:val="4F81BD"/>
@@ -4262,6 +4560,7 @@
       <w:spacing w:after="120"/>
     </w:pPr>
     <w:rPr>
+      <w:rFonts w:eastAsia="黑体"/>
       <w:sz w:val="16"/>
       <w:szCs w:val="16"/>
     </w:rPr>
@@ -4273,6 +4572,7 @@
     <w:uiPriority w:val="99"/>
     <w:rsid w:val="00AA1D8D"/>
     <w:rPr>
+      <w:rFonts w:eastAsia="黑体"/>
       <w:sz w:val="16"/>
       <w:szCs w:val="16"/>
     </w:rPr>
@@ -4442,7 +4742,7 @@
       </w:tabs>
     </w:pPr>
     <w:rPr>
-      <w:rFonts w:ascii="Courier" w:hAnsi="Courier"/>
+      <w:rFonts w:ascii="Courier" w:hAnsi="Courier" w:eastAsia="黑体"/>
       <w:sz w:val="20"/>
       <w:szCs w:val="20"/>
     </w:rPr>
@@ -4454,7 +4754,7 @@
     <w:uiPriority w:val="99"/>
     <w:rsid w:val="0029639D"/>
     <w:rPr>
-      <w:rFonts w:ascii="Courier" w:hAnsi="Courier"/>
+      <w:rFonts w:ascii="Courier" w:hAnsi="Courier" w:eastAsia="黑体"/>
       <w:sz w:val="20"/>
       <w:szCs w:val="20"/>
     </w:rPr>
@@ -4490,6 +4790,7 @@
     <w:uiPriority w:val="29"/>
     <w:rsid w:val="00FC693F"/>
     <w:rPr>
+      <w:rFonts w:eastAsia="黑体"/>
       <w:i/>
       <w:iCs/>
       <w:color w:themeColor="text1" w:val="000000"/>
@@ -4503,7 +4804,7 @@
     <w:semiHidden/>
     <w:rsid w:val="00FC693F"/>
     <w:rPr>
-      <w:rFonts w:asciiTheme="majorHAnsi" w:cstheme="majorBidi" w:eastAsiaTheme="majorEastAsia" w:hAnsiTheme="majorHAnsi"/>
+      <w:rFonts w:asciiTheme="majorHAnsi" w:cstheme="majorBidi" w:hAnsiTheme="majorHAnsi" w:eastAsia="黑体"/>
       <w:b/>
       <w:bCs/>
       <w:i/>
@@ -4519,7 +4820,7 @@
     <w:semiHidden/>
     <w:rsid w:val="00FC693F"/>
     <w:rPr>
-      <w:rFonts w:asciiTheme="majorHAnsi" w:cstheme="majorBidi" w:eastAsiaTheme="majorEastAsia" w:hAnsiTheme="majorHAnsi"/>
+      <w:rFonts w:asciiTheme="majorHAnsi" w:cstheme="majorBidi" w:hAnsiTheme="majorHAnsi" w:eastAsia="黑体"/>
       <w:color w:themeColor="accent1" w:themeShade="7F" w:val="243F60"/>
     </w:rPr>
   </w:style>
@@ -4531,7 +4832,7 @@
     <w:semiHidden/>
     <w:rsid w:val="00FC693F"/>
     <w:rPr>
-      <w:rFonts w:asciiTheme="majorHAnsi" w:cstheme="majorBidi" w:eastAsiaTheme="majorEastAsia" w:hAnsiTheme="majorHAnsi"/>
+      <w:rFonts w:asciiTheme="majorHAnsi" w:cstheme="majorBidi" w:hAnsiTheme="majorHAnsi" w:eastAsia="黑体"/>
       <w:i/>
       <w:iCs/>
       <w:color w:themeColor="accent1" w:themeShade="7F" w:val="243F60"/>
@@ -4545,7 +4846,7 @@
     <w:semiHidden/>
     <w:rsid w:val="00FC693F"/>
     <w:rPr>
-      <w:rFonts w:asciiTheme="majorHAnsi" w:cstheme="majorBidi" w:eastAsiaTheme="majorEastAsia" w:hAnsiTheme="majorHAnsi"/>
+      <w:rFonts w:asciiTheme="majorHAnsi" w:cstheme="majorBidi" w:hAnsiTheme="majorHAnsi" w:eastAsia="黑体"/>
       <w:i/>
       <w:iCs/>
       <w:color w:themeColor="text1" w:themeTint="BF" w:val="404040"/>
@@ -4559,7 +4860,7 @@
     <w:semiHidden/>
     <w:rsid w:val="00FC693F"/>
     <w:rPr>
-      <w:rFonts w:asciiTheme="majorHAnsi" w:cstheme="majorBidi" w:eastAsiaTheme="majorEastAsia" w:hAnsiTheme="majorHAnsi"/>
+      <w:rFonts w:asciiTheme="majorHAnsi" w:cstheme="majorBidi" w:hAnsiTheme="majorHAnsi" w:eastAsia="黑体"/>
       <w:color w:themeColor="accent1" w:val="4F81BD"/>
       <w:sz w:val="20"/>
       <w:szCs w:val="20"/>
@@ -4573,7 +4874,7 @@
     <w:semiHidden/>
     <w:rsid w:val="00FC693F"/>
     <w:rPr>
-      <w:rFonts w:asciiTheme="majorHAnsi" w:cstheme="majorBidi" w:eastAsiaTheme="majorEastAsia" w:hAnsiTheme="majorHAnsi"/>
+      <w:rFonts w:asciiTheme="majorHAnsi" w:cstheme="majorBidi" w:hAnsiTheme="majorHAnsi" w:eastAsia="黑体"/>
       <w:i/>
       <w:iCs/>
       <w:color w:themeColor="text1" w:themeTint="BF" w:val="404040"/>
@@ -4594,6 +4895,7 @@
       <w:spacing w:line="240" w:lineRule="auto"/>
     </w:pPr>
     <w:rPr>
+      <w:rFonts w:eastAsia="黑体"/>
       <w:b/>
       <w:bCs/>
       <w:color w:themeColor="accent1" w:val="4F81BD"/>
@@ -4608,6 +4910,7 @@
     <w:qFormat/>
     <w:rsid w:val="00FC693F"/>
     <w:rPr>
+      <w:rFonts w:eastAsia="黑体"/>
       <w:b/>
       <w:bCs/>
     </w:rPr>
@@ -4619,6 +4922,7 @@
     <w:qFormat/>
     <w:rsid w:val="00FC693F"/>
     <w:rPr>
+      <w:rFonts w:eastAsia="黑体"/>
       <w:i/>
       <w:iCs/>
     </w:rPr>
@@ -4639,6 +4943,7 @@
       <w:ind w:left="936" w:right="936"/>
     </w:pPr>
     <w:rPr>
+      <w:rFonts w:eastAsia="黑体"/>
       <w:b/>
       <w:bCs/>
       <w:i/>
@@ -4653,6 +4958,7 @@
     <w:uiPriority w:val="30"/>
     <w:rsid w:val="00FC693F"/>
     <w:rPr>
+      <w:rFonts w:eastAsia="黑体"/>
       <w:b/>
       <w:bCs/>
       <w:i/>
@@ -4667,6 +4973,7 @@
     <w:qFormat/>
     <w:rsid w:val="00FC693F"/>
     <w:rPr>
+      <w:rFonts w:eastAsia="黑体"/>
       <w:i/>
       <w:iCs/>
       <w:color w:themeColor="text1" w:themeTint="7F" w:val="808080"/>
@@ -4679,6 +4986,7 @@
     <w:qFormat/>
     <w:rsid w:val="00FC693F"/>
     <w:rPr>
+      <w:rFonts w:eastAsia="黑体"/>
       <w:b/>
       <w:bCs/>
       <w:i/>
@@ -4693,6 +5001,7 @@
     <w:qFormat/>
     <w:rsid w:val="00FC693F"/>
     <w:rPr>
+      <w:rFonts w:eastAsia="黑体"/>
       <w:smallCaps/>
       <w:color w:themeColor="accent2" w:val="C0504D"/>
       <w:u w:val="single"/>
@@ -4705,6 +5014,7 @@
     <w:qFormat/>
     <w:rsid w:val="00FC693F"/>
     <w:rPr>
+      <w:rFonts w:eastAsia="黑体"/>
       <w:b/>
       <w:bCs/>
       <w:smallCaps/>
@@ -4720,6 +5030,7 @@
     <w:qFormat/>
     <w:rsid w:val="00FC693F"/>
     <w:rPr>
+      <w:rFonts w:eastAsia="黑体"/>
       <w:b/>
       <w:bCs/>
       <w:smallCaps/>
@@ -4774,6 +5085,7 @@
       <w:spacing w:after="0" w:line="240" w:lineRule="auto"/>
     </w:pPr>
     <w:rPr>
+      <w:rFonts w:eastAsia="黑体"/>
       <w:color w:themeColor="text1" w:themeShade="BF" w:val="000000"/>
     </w:rPr>
     <w:tblPr>
@@ -4796,6 +5108,7 @@
         <w:spacing w:after="0" w:before="0" w:line="240" w:lineRule="auto"/>
       </w:pPr>
       <w:rPr>
+        <w:rFonts w:eastAsia="黑体"/>
         <w:b/>
         <w:bCs/>
       </w:rPr>
@@ -4816,6 +5129,7 @@
         <w:spacing w:after="0" w:before="0" w:line="240" w:lineRule="auto"/>
       </w:pPr>
       <w:rPr>
+        <w:rFonts w:eastAsia="黑体"/>
         <w:b/>
         <w:bCs/>
       </w:rPr>
@@ -4833,12 +5147,14 @@
     </w:tblStylePr>
     <w:tblStylePr w:type="firstCol">
       <w:rPr>
+        <w:rFonts w:eastAsia="黑体"/>
         <w:b/>
         <w:bCs/>
       </w:rPr>
     </w:tblStylePr>
     <w:tblStylePr w:type="lastCol">
       <w:rPr>
+        <w:rFonts w:eastAsia="黑体"/>
         <w:b/>
         <w:bCs/>
       </w:rPr>
@@ -4877,6 +5193,7 @@
       <w:spacing w:after="0" w:line="240" w:lineRule="auto"/>
     </w:pPr>
     <w:rPr>
+      <w:rFonts w:eastAsia="黑体"/>
       <w:color w:themeColor="accent1" w:themeShade="BF" w:val="365F91"/>
     </w:rPr>
     <w:tblPr>
@@ -4899,6 +5216,7 @@
         <w:spacing w:after="0" w:before="0" w:line="240" w:lineRule="auto"/>
       </w:pPr>
       <w:rPr>
+        <w:rFonts w:eastAsia="黑体"/>
         <w:b/>
         <w:bCs/>
       </w:rPr>
@@ -4919,6 +5237,7 @@
         <w:spacing w:after="0" w:before="0" w:line="240" w:lineRule="auto"/>
       </w:pPr>
       <w:rPr>
+        <w:rFonts w:eastAsia="黑体"/>
         <w:b/>
         <w:bCs/>
       </w:rPr>
@@ -4936,12 +5255,14 @@
     </w:tblStylePr>
     <w:tblStylePr w:type="firstCol">
       <w:rPr>
+        <w:rFonts w:eastAsia="黑体"/>
         <w:b/>
         <w:bCs/>
       </w:rPr>
     </w:tblStylePr>
     <w:tblStylePr w:type="lastCol">
       <w:rPr>
+        <w:rFonts w:eastAsia="黑体"/>
         <w:b/>
         <w:bCs/>
       </w:rPr>
@@ -4980,6 +5301,7 @@
       <w:spacing w:after="0" w:line="240" w:lineRule="auto"/>
     </w:pPr>
     <w:rPr>
+      <w:rFonts w:eastAsia="黑体"/>
       <w:color w:themeColor="accent2" w:themeShade="BF" w:val="943634"/>
     </w:rPr>
     <w:tblPr>
@@ -5002,6 +5324,7 @@
         <w:spacing w:after="0" w:before="0" w:line="240" w:lineRule="auto"/>
       </w:pPr>
       <w:rPr>
+        <w:rFonts w:eastAsia="黑体"/>
         <w:b/>
         <w:bCs/>
       </w:rPr>
@@ -5022,6 +5345,7 @@
         <w:spacing w:after="0" w:before="0" w:line="240" w:lineRule="auto"/>
       </w:pPr>
       <w:rPr>
+        <w:rFonts w:eastAsia="黑体"/>
         <w:b/>
         <w:bCs/>
       </w:rPr>
@@ -5039,12 +5363,14 @@
     </w:tblStylePr>
     <w:tblStylePr w:type="firstCol">
       <w:rPr>
+        <w:rFonts w:eastAsia="黑体"/>
         <w:b/>
         <w:bCs/>
       </w:rPr>
     </w:tblStylePr>
     <w:tblStylePr w:type="lastCol">
       <w:rPr>
+        <w:rFonts w:eastAsia="黑体"/>
         <w:b/>
         <w:bCs/>
       </w:rPr>
@@ -5083,6 +5409,7 @@
       <w:spacing w:after="0" w:line="240" w:lineRule="auto"/>
     </w:pPr>
     <w:rPr>
+      <w:rFonts w:eastAsia="黑体"/>
       <w:color w:themeColor="accent3" w:themeShade="BF" w:val="76923C"/>
     </w:rPr>
     <w:tblPr>
@@ -5105,6 +5432,7 @@
         <w:spacing w:after="0" w:before="0" w:line="240" w:lineRule="auto"/>
       </w:pPr>
       <w:rPr>
+        <w:rFonts w:eastAsia="黑体"/>
         <w:b/>
         <w:bCs/>
       </w:rPr>
@@ -5125,6 +5453,7 @@
         <w:spacing w:after="0" w:before="0" w:line="240" w:lineRule="auto"/>
       </w:pPr>
       <w:rPr>
+        <w:rFonts w:eastAsia="黑体"/>
         <w:b/>
         <w:bCs/>
       </w:rPr>
@@ -5142,12 +5471,14 @@
     </w:tblStylePr>
     <w:tblStylePr w:type="firstCol">
       <w:rPr>
+        <w:rFonts w:eastAsia="黑体"/>
         <w:b/>
         <w:bCs/>
       </w:rPr>
     </w:tblStylePr>
     <w:tblStylePr w:type="lastCol">
       <w:rPr>
+        <w:rFonts w:eastAsia="黑体"/>
         <w:b/>
         <w:bCs/>
       </w:rPr>
@@ -5186,6 +5517,7 @@
       <w:spacing w:after="0" w:line="240" w:lineRule="auto"/>
     </w:pPr>
     <w:rPr>
+      <w:rFonts w:eastAsia="黑体"/>
       <w:color w:themeColor="accent4" w:themeShade="BF" w:val="5F497A"/>
     </w:rPr>
     <w:tblPr>
@@ -5208,6 +5540,7 @@
         <w:spacing w:after="0" w:before="0" w:line="240" w:lineRule="auto"/>
       </w:pPr>
       <w:rPr>
+        <w:rFonts w:eastAsia="黑体"/>
         <w:b/>
         <w:bCs/>
       </w:rPr>
@@ -5228,6 +5561,7 @@
         <w:spacing w:after="0" w:before="0" w:line="240" w:lineRule="auto"/>
       </w:pPr>
       <w:rPr>
+        <w:rFonts w:eastAsia="黑体"/>
         <w:b/>
         <w:bCs/>
       </w:rPr>
@@ -5245,12 +5579,14 @@
     </w:tblStylePr>
     <w:tblStylePr w:type="firstCol">
       <w:rPr>
+        <w:rFonts w:eastAsia="黑体"/>
         <w:b/>
         <w:bCs/>
       </w:rPr>
     </w:tblStylePr>
     <w:tblStylePr w:type="lastCol">
       <w:rPr>
+        <w:rFonts w:eastAsia="黑体"/>
         <w:b/>
         <w:bCs/>
       </w:rPr>
@@ -5289,6 +5625,7 @@
       <w:spacing w:after="0" w:line="240" w:lineRule="auto"/>
     </w:pPr>
     <w:rPr>
+      <w:rFonts w:eastAsia="黑体"/>
       <w:color w:themeColor="accent5" w:themeShade="BF" w:val="31849B"/>
     </w:rPr>
     <w:tblPr>
@@ -5311,6 +5648,7 @@
         <w:spacing w:after="0" w:before="0" w:line="240" w:lineRule="auto"/>
       </w:pPr>
       <w:rPr>
+        <w:rFonts w:eastAsia="黑体"/>
         <w:b/>
         <w:bCs/>
       </w:rPr>
@@ -5331,6 +5669,7 @@
         <w:spacing w:after="0" w:before="0" w:line="240" w:lineRule="auto"/>
       </w:pPr>
       <w:rPr>
+        <w:rFonts w:eastAsia="黑体"/>
         <w:b/>
         <w:bCs/>
       </w:rPr>
@@ -5348,12 +5687,14 @@
     </w:tblStylePr>
     <w:tblStylePr w:type="firstCol">
       <w:rPr>
+        <w:rFonts w:eastAsia="黑体"/>
         <w:b/>
         <w:bCs/>
       </w:rPr>
     </w:tblStylePr>
     <w:tblStylePr w:type="lastCol">
       <w:rPr>
+        <w:rFonts w:eastAsia="黑体"/>
         <w:b/>
         <w:bCs/>
       </w:rPr>
@@ -5392,6 +5733,7 @@
       <w:spacing w:after="0" w:line="240" w:lineRule="auto"/>
     </w:pPr>
     <w:rPr>
+      <w:rFonts w:eastAsia="黑体"/>
       <w:color w:themeColor="accent6" w:themeShade="BF" w:val="E36C0A"/>
     </w:rPr>
     <w:tblPr>
@@ -5414,6 +5756,7 @@
         <w:spacing w:after="0" w:before="0" w:line="240" w:lineRule="auto"/>
       </w:pPr>
       <w:rPr>
+        <w:rFonts w:eastAsia="黑体"/>
         <w:b/>
         <w:bCs/>
       </w:rPr>
@@ -5434,6 +5777,7 @@
         <w:spacing w:after="0" w:before="0" w:line="240" w:lineRule="auto"/>
       </w:pPr>
       <w:rPr>
+        <w:rFonts w:eastAsia="黑体"/>
         <w:b/>
         <w:bCs/>
       </w:rPr>
@@ -5451,12 +5795,14 @@
     </w:tblStylePr>
     <w:tblStylePr w:type="firstCol">
       <w:rPr>
+        <w:rFonts w:eastAsia="黑体"/>
         <w:b/>
         <w:bCs/>
       </w:rPr>
     </w:tblStylePr>
     <w:tblStylePr w:type="lastCol">
       <w:rPr>
+        <w:rFonts w:eastAsia="黑体"/>
         <w:b/>
         <w:bCs/>
       </w:rPr>
@@ -5516,6 +5862,7 @@
         <w:spacing w:after="0" w:before="0" w:line="240" w:lineRule="auto"/>
       </w:pPr>
       <w:rPr>
+        <w:rFonts w:eastAsia="黑体"/>
         <w:b/>
         <w:bCs/>
         <w:color w:themeColor="background1" w:val="FFFFFF"/>
@@ -5530,6 +5877,7 @@
         <w:spacing w:after="0" w:before="0" w:line="240" w:lineRule="auto"/>
       </w:pPr>
       <w:rPr>
+        <w:rFonts w:eastAsia="黑体"/>
         <w:b/>
         <w:bCs/>
       </w:rPr>
@@ -5545,12 +5893,14 @@
     </w:tblStylePr>
     <w:tblStylePr w:type="firstCol">
       <w:rPr>
+        <w:rFonts w:eastAsia="黑体"/>
         <w:b/>
         <w:bCs/>
       </w:rPr>
     </w:tblStylePr>
     <w:tblStylePr w:type="lastCol">
       <w:rPr>
+        <w:rFonts w:eastAsia="黑体"/>
         <w:b/>
         <w:bCs/>
       </w:rPr>
@@ -5608,6 +5958,7 @@
         <w:spacing w:after="0" w:before="0" w:line="240" w:lineRule="auto"/>
       </w:pPr>
       <w:rPr>
+        <w:rFonts w:eastAsia="黑体"/>
         <w:b/>
         <w:bCs/>
         <w:color w:themeColor="background1" w:val="FFFFFF"/>
@@ -5622,6 +5973,7 @@
         <w:spacing w:after="0" w:before="0" w:line="240" w:lineRule="auto"/>
       </w:pPr>
       <w:rPr>
+        <w:rFonts w:eastAsia="黑体"/>
         <w:b/>
         <w:bCs/>
       </w:rPr>
@@ -5637,12 +5989,14 @@
     </w:tblStylePr>
     <w:tblStylePr w:type="firstCol">
       <w:rPr>
+        <w:rFonts w:eastAsia="黑体"/>
         <w:b/>
         <w:bCs/>
       </w:rPr>
     </w:tblStylePr>
     <w:tblStylePr w:type="lastCol">
       <w:rPr>
+        <w:rFonts w:eastAsia="黑体"/>
         <w:b/>
         <w:bCs/>
       </w:rPr>
@@ -5700,6 +6054,7 @@
         <w:spacing w:after="0" w:before="0" w:line="240" w:lineRule="auto"/>
       </w:pPr>
       <w:rPr>
+        <w:rFonts w:eastAsia="黑体"/>
         <w:b/>
         <w:bCs/>
         <w:color w:themeColor="background1" w:val="FFFFFF"/>
@@ -5714,6 +6069,7 @@
         <w:spacing w:after="0" w:before="0" w:line="240" w:lineRule="auto"/>
       </w:pPr>
       <w:rPr>
+        <w:rFonts w:eastAsia="黑体"/>
         <w:b/>
         <w:bCs/>
       </w:rPr>
@@ -5729,12 +6085,14 @@
     </w:tblStylePr>
     <w:tblStylePr w:type="firstCol">
       <w:rPr>
+        <w:rFonts w:eastAsia="黑体"/>
         <w:b/>
         <w:bCs/>
       </w:rPr>
     </w:tblStylePr>
     <w:tblStylePr w:type="lastCol">
       <w:rPr>
+        <w:rFonts w:eastAsia="黑体"/>
         <w:b/>
         <w:bCs/>
       </w:rPr>
@@ -5792,6 +6150,7 @@
         <w:spacing w:after="0" w:before="0" w:line="240" w:lineRule="auto"/>
       </w:pPr>
       <w:rPr>
+        <w:rFonts w:eastAsia="黑体"/>
         <w:b/>
         <w:bCs/>
         <w:color w:themeColor="background1" w:val="FFFFFF"/>
@@ -5806,6 +6165,7 @@
         <w:spacing w:after="0" w:before="0" w:line="240" w:lineRule="auto"/>
       </w:pPr>
       <w:rPr>
+        <w:rFonts w:eastAsia="黑体"/>
         <w:b/>
         <w:bCs/>
       </w:rPr>
@@ -5821,12 +6181,14 @@
     </w:tblStylePr>
     <w:tblStylePr w:type="firstCol">
       <w:rPr>
+        <w:rFonts w:eastAsia="黑体"/>
         <w:b/>
         <w:bCs/>
       </w:rPr>
     </w:tblStylePr>
     <w:tblStylePr w:type="lastCol">
       <w:rPr>
+        <w:rFonts w:eastAsia="黑体"/>
         <w:b/>
         <w:bCs/>
       </w:rPr>
@@ -5884,6 +6246,7 @@
         <w:spacing w:after="0" w:before="0" w:line="240" w:lineRule="auto"/>
       </w:pPr>
       <w:rPr>
+        <w:rFonts w:eastAsia="黑体"/>
         <w:b/>
         <w:bCs/>
         <w:color w:themeColor="background1" w:val="FFFFFF"/>
@@ -5898,6 +6261,7 @@
         <w:spacing w:after="0" w:before="0" w:line="240" w:lineRule="auto"/>
       </w:pPr>
       <w:rPr>
+        <w:rFonts w:eastAsia="黑体"/>
         <w:b/>
         <w:bCs/>
       </w:rPr>
@@ -5913,12 +6277,14 @@
     </w:tblStylePr>
     <w:tblStylePr w:type="firstCol">
       <w:rPr>
+        <w:rFonts w:eastAsia="黑体"/>
         <w:b/>
         <w:bCs/>
       </w:rPr>
     </w:tblStylePr>
     <w:tblStylePr w:type="lastCol">
       <w:rPr>
+        <w:rFonts w:eastAsia="黑体"/>
         <w:b/>
         <w:bCs/>
       </w:rPr>
@@ -5976,6 +6342,7 @@
         <w:spacing w:after="0" w:before="0" w:line="240" w:lineRule="auto"/>
       </w:pPr>
       <w:rPr>
+        <w:rFonts w:eastAsia="黑体"/>
         <w:b/>
         <w:bCs/>
         <w:color w:themeColor="background1" w:val="FFFFFF"/>
@@ -5990,6 +6357,7 @@
         <w:spacing w:after="0" w:before="0" w:line="240" w:lineRule="auto"/>
       </w:pPr>
       <w:rPr>
+        <w:rFonts w:eastAsia="黑体"/>
         <w:b/>
         <w:bCs/>
       </w:rPr>
@@ -6005,12 +6373,14 @@
     </w:tblStylePr>
     <w:tblStylePr w:type="firstCol">
       <w:rPr>
+        <w:rFonts w:eastAsia="黑体"/>
         <w:b/>
         <w:bCs/>
       </w:rPr>
     </w:tblStylePr>
     <w:tblStylePr w:type="lastCol">
       <w:rPr>
+        <w:rFonts w:eastAsia="黑体"/>
         <w:b/>
         <w:bCs/>
       </w:rPr>
@@ -6068,6 +6438,7 @@
         <w:spacing w:after="0" w:before="0" w:line="240" w:lineRule="auto"/>
       </w:pPr>
       <w:rPr>
+        <w:rFonts w:eastAsia="黑体"/>
         <w:b/>
         <w:bCs/>
         <w:color w:themeColor="background1" w:val="FFFFFF"/>
@@ -6082,6 +6453,7 @@
         <w:spacing w:after="0" w:before="0" w:line="240" w:lineRule="auto"/>
       </w:pPr>
       <w:rPr>
+        <w:rFonts w:eastAsia="黑体"/>
         <w:b/>
         <w:bCs/>
       </w:rPr>
@@ -6097,12 +6469,14 @@
     </w:tblStylePr>
     <w:tblStylePr w:type="firstCol">
       <w:rPr>
+        <w:rFonts w:eastAsia="黑体"/>
         <w:b/>
         <w:bCs/>
       </w:rPr>
     </w:tblStylePr>
     <w:tblStylePr w:type="lastCol">
       <w:rPr>
+        <w:rFonts w:eastAsia="黑体"/>
         <w:b/>
         <w:bCs/>
       </w:rPr>
@@ -6162,7 +6536,7 @@
         <w:spacing w:after="0" w:before="0" w:line="240" w:lineRule="auto"/>
       </w:pPr>
       <w:rPr>
-        <w:rFonts w:asciiTheme="majorHAnsi" w:cstheme="majorBidi" w:eastAsiaTheme="majorEastAsia" w:hAnsiTheme="majorHAnsi"/>
+        <w:rFonts w:asciiTheme="majorHAnsi" w:cstheme="majorBidi" w:hAnsiTheme="majorHAnsi" w:eastAsia="黑体"/>
         <w:b/>
         <w:bCs/>
       </w:rPr>
@@ -6183,7 +6557,7 @@
         <w:spacing w:after="0" w:before="0" w:line="240" w:lineRule="auto"/>
       </w:pPr>
       <w:rPr>
-        <w:rFonts w:asciiTheme="majorHAnsi" w:cstheme="majorBidi" w:eastAsiaTheme="majorEastAsia" w:hAnsiTheme="majorHAnsi"/>
+        <w:rFonts w:asciiTheme="majorHAnsi" w:cstheme="majorBidi" w:hAnsiTheme="majorHAnsi" w:eastAsia="黑体"/>
         <w:b/>
         <w:bCs/>
       </w:rPr>
@@ -6201,14 +6575,14 @@
     </w:tblStylePr>
     <w:tblStylePr w:type="firstCol">
       <w:rPr>
-        <w:rFonts w:asciiTheme="majorHAnsi" w:cstheme="majorBidi" w:eastAsiaTheme="majorEastAsia" w:hAnsiTheme="majorHAnsi"/>
+        <w:rFonts w:asciiTheme="majorHAnsi" w:cstheme="majorBidi" w:hAnsiTheme="majorHAnsi" w:eastAsia="黑体"/>
         <w:b/>
         <w:bCs/>
       </w:rPr>
     </w:tblStylePr>
     <w:tblStylePr w:type="lastCol">
       <w:rPr>
-        <w:rFonts w:asciiTheme="majorHAnsi" w:cstheme="majorBidi" w:eastAsiaTheme="majorEastAsia" w:hAnsiTheme="majorHAnsi"/>
+        <w:rFonts w:asciiTheme="majorHAnsi" w:cstheme="majorBidi" w:hAnsiTheme="majorHAnsi" w:eastAsia="黑体"/>
         <w:b/>
         <w:bCs/>
       </w:rPr>
@@ -6292,7 +6666,7 @@
         <w:spacing w:after="0" w:before="0" w:line="240" w:lineRule="auto"/>
       </w:pPr>
       <w:rPr>
-        <w:rFonts w:asciiTheme="majorHAnsi" w:cstheme="majorBidi" w:eastAsiaTheme="majorEastAsia" w:hAnsiTheme="majorHAnsi"/>
+        <w:rFonts w:asciiTheme="majorHAnsi" w:cstheme="majorBidi" w:hAnsiTheme="majorHAnsi" w:eastAsia="黑体"/>
         <w:b/>
         <w:bCs/>
       </w:rPr>
@@ -6313,7 +6687,7 @@
         <w:spacing w:after="0" w:before="0" w:line="240" w:lineRule="auto"/>
       </w:pPr>
       <w:rPr>
-        <w:rFonts w:asciiTheme="majorHAnsi" w:cstheme="majorBidi" w:eastAsiaTheme="majorEastAsia" w:hAnsiTheme="majorHAnsi"/>
+        <w:rFonts w:asciiTheme="majorHAnsi" w:cstheme="majorBidi" w:hAnsiTheme="majorHAnsi" w:eastAsia="黑体"/>
         <w:b/>
         <w:bCs/>
       </w:rPr>
@@ -6331,14 +6705,14 @@
     </w:tblStylePr>
     <w:tblStylePr w:type="firstCol">
       <w:rPr>
-        <w:rFonts w:asciiTheme="majorHAnsi" w:cstheme="majorBidi" w:eastAsiaTheme="majorEastAsia" w:hAnsiTheme="majorHAnsi"/>
+        <w:rFonts w:asciiTheme="majorHAnsi" w:cstheme="majorBidi" w:hAnsiTheme="majorHAnsi" w:eastAsia="黑体"/>
         <w:b/>
         <w:bCs/>
       </w:rPr>
     </w:tblStylePr>
     <w:tblStylePr w:type="lastCol">
       <w:rPr>
-        <w:rFonts w:asciiTheme="majorHAnsi" w:cstheme="majorBidi" w:eastAsiaTheme="majorEastAsia" w:hAnsiTheme="majorHAnsi"/>
+        <w:rFonts w:asciiTheme="majorHAnsi" w:cstheme="majorBidi" w:hAnsiTheme="majorHAnsi" w:eastAsia="黑体"/>
         <w:b/>
         <w:bCs/>
       </w:rPr>
@@ -6422,7 +6796,7 @@
         <w:spacing w:after="0" w:before="0" w:line="240" w:lineRule="auto"/>
       </w:pPr>
       <w:rPr>
-        <w:rFonts w:asciiTheme="majorHAnsi" w:cstheme="majorBidi" w:eastAsiaTheme="majorEastAsia" w:hAnsiTheme="majorHAnsi"/>
+        <w:rFonts w:asciiTheme="majorHAnsi" w:cstheme="majorBidi" w:hAnsiTheme="majorHAnsi" w:eastAsia="黑体"/>
         <w:b/>
         <w:bCs/>
       </w:rPr>
@@ -6443,7 +6817,7 @@
         <w:spacing w:after="0" w:before="0" w:line="240" w:lineRule="auto"/>
       </w:pPr>
       <w:rPr>
-        <w:rFonts w:asciiTheme="majorHAnsi" w:cstheme="majorBidi" w:eastAsiaTheme="majorEastAsia" w:hAnsiTheme="majorHAnsi"/>
+        <w:rFonts w:asciiTheme="majorHAnsi" w:cstheme="majorBidi" w:hAnsiTheme="majorHAnsi" w:eastAsia="黑体"/>
         <w:b/>
         <w:bCs/>
       </w:rPr>
@@ -6461,14 +6835,14 @@
     </w:tblStylePr>
     <w:tblStylePr w:type="firstCol">
       <w:rPr>
-        <w:rFonts w:asciiTheme="majorHAnsi" w:cstheme="majorBidi" w:eastAsiaTheme="majorEastAsia" w:hAnsiTheme="majorHAnsi"/>
+        <w:rFonts w:asciiTheme="majorHAnsi" w:cstheme="majorBidi" w:hAnsiTheme="majorHAnsi" w:eastAsia="黑体"/>
         <w:b/>
         <w:bCs/>
       </w:rPr>
     </w:tblStylePr>
     <w:tblStylePr w:type="lastCol">
       <w:rPr>
-        <w:rFonts w:asciiTheme="majorHAnsi" w:cstheme="majorBidi" w:eastAsiaTheme="majorEastAsia" w:hAnsiTheme="majorHAnsi"/>
+        <w:rFonts w:asciiTheme="majorHAnsi" w:cstheme="majorBidi" w:hAnsiTheme="majorHAnsi" w:eastAsia="黑体"/>
         <w:b/>
         <w:bCs/>
       </w:rPr>
@@ -6552,7 +6926,7 @@
         <w:spacing w:after="0" w:before="0" w:line="240" w:lineRule="auto"/>
       </w:pPr>
       <w:rPr>
-        <w:rFonts w:asciiTheme="majorHAnsi" w:cstheme="majorBidi" w:eastAsiaTheme="majorEastAsia" w:hAnsiTheme="majorHAnsi"/>
+        <w:rFonts w:asciiTheme="majorHAnsi" w:cstheme="majorBidi" w:hAnsiTheme="majorHAnsi" w:eastAsia="黑体"/>
         <w:b/>
         <w:bCs/>
       </w:rPr>
@@ -6573,7 +6947,7 @@
         <w:spacing w:after="0" w:before="0" w:line="240" w:lineRule="auto"/>
       </w:pPr>
       <w:rPr>
-        <w:rFonts w:asciiTheme="majorHAnsi" w:cstheme="majorBidi" w:eastAsiaTheme="majorEastAsia" w:hAnsiTheme="majorHAnsi"/>
+        <w:rFonts w:asciiTheme="majorHAnsi" w:cstheme="majorBidi" w:hAnsiTheme="majorHAnsi" w:eastAsia="黑体"/>
         <w:b/>
         <w:bCs/>
       </w:rPr>
@@ -6591,14 +6965,14 @@
     </w:tblStylePr>
     <w:tblStylePr w:type="firstCol">
       <w:rPr>
-        <w:rFonts w:asciiTheme="majorHAnsi" w:cstheme="majorBidi" w:eastAsiaTheme="majorEastAsia" w:hAnsiTheme="majorHAnsi"/>
+        <w:rFonts w:asciiTheme="majorHAnsi" w:cstheme="majorBidi" w:hAnsiTheme="majorHAnsi" w:eastAsia="黑体"/>
         <w:b/>
         <w:bCs/>
       </w:rPr>
     </w:tblStylePr>
     <w:tblStylePr w:type="lastCol">
       <w:rPr>
-        <w:rFonts w:asciiTheme="majorHAnsi" w:cstheme="majorBidi" w:eastAsiaTheme="majorEastAsia" w:hAnsiTheme="majorHAnsi"/>
+        <w:rFonts w:asciiTheme="majorHAnsi" w:cstheme="majorBidi" w:hAnsiTheme="majorHAnsi" w:eastAsia="黑体"/>
         <w:b/>
         <w:bCs/>
       </w:rPr>
@@ -6682,7 +7056,7 @@
         <w:spacing w:after="0" w:before="0" w:line="240" w:lineRule="auto"/>
       </w:pPr>
       <w:rPr>
-        <w:rFonts w:asciiTheme="majorHAnsi" w:cstheme="majorBidi" w:eastAsiaTheme="majorEastAsia" w:hAnsiTheme="majorHAnsi"/>
+        <w:rFonts w:asciiTheme="majorHAnsi" w:cstheme="majorBidi" w:hAnsiTheme="majorHAnsi" w:eastAsia="黑体"/>
         <w:b/>
         <w:bCs/>
       </w:rPr>
@@ -6703,7 +7077,7 @@
         <w:spacing w:after="0" w:before="0" w:line="240" w:lineRule="auto"/>
       </w:pPr>
       <w:rPr>
-        <w:rFonts w:asciiTheme="majorHAnsi" w:cstheme="majorBidi" w:eastAsiaTheme="majorEastAsia" w:hAnsiTheme="majorHAnsi"/>
+        <w:rFonts w:asciiTheme="majorHAnsi" w:cstheme="majorBidi" w:hAnsiTheme="majorHAnsi" w:eastAsia="黑体"/>
         <w:b/>
         <w:bCs/>
       </w:rPr>
@@ -6721,14 +7095,14 @@
     </w:tblStylePr>
     <w:tblStylePr w:type="firstCol">
       <w:rPr>
-        <w:rFonts w:asciiTheme="majorHAnsi" w:cstheme="majorBidi" w:eastAsiaTheme="majorEastAsia" w:hAnsiTheme="majorHAnsi"/>
+        <w:rFonts w:asciiTheme="majorHAnsi" w:cstheme="majorBidi" w:hAnsiTheme="majorHAnsi" w:eastAsia="黑体"/>
         <w:b/>
         <w:bCs/>
       </w:rPr>
     </w:tblStylePr>
     <w:tblStylePr w:type="lastCol">
       <w:rPr>
-        <w:rFonts w:asciiTheme="majorHAnsi" w:cstheme="majorBidi" w:eastAsiaTheme="majorEastAsia" w:hAnsiTheme="majorHAnsi"/>
+        <w:rFonts w:asciiTheme="majorHAnsi" w:cstheme="majorBidi" w:hAnsiTheme="majorHAnsi" w:eastAsia="黑体"/>
         <w:b/>
         <w:bCs/>
       </w:rPr>
@@ -6812,7 +7186,7 @@
         <w:spacing w:after="0" w:before="0" w:line="240" w:lineRule="auto"/>
       </w:pPr>
       <w:rPr>
-        <w:rFonts w:asciiTheme="majorHAnsi" w:cstheme="majorBidi" w:eastAsiaTheme="majorEastAsia" w:hAnsiTheme="majorHAnsi"/>
+        <w:rFonts w:asciiTheme="majorHAnsi" w:cstheme="majorBidi" w:hAnsiTheme="majorHAnsi" w:eastAsia="黑体"/>
         <w:b/>
         <w:bCs/>
       </w:rPr>
@@ -6833,7 +7207,7 @@
         <w:spacing w:after="0" w:before="0" w:line="240" w:lineRule="auto"/>
       </w:pPr>
       <w:rPr>
-        <w:rFonts w:asciiTheme="majorHAnsi" w:cstheme="majorBidi" w:eastAsiaTheme="majorEastAsia" w:hAnsiTheme="majorHAnsi"/>
+        <w:rFonts w:asciiTheme="majorHAnsi" w:cstheme="majorBidi" w:hAnsiTheme="majorHAnsi" w:eastAsia="黑体"/>
         <w:b/>
         <w:bCs/>
       </w:rPr>
@@ -6851,14 +7225,14 @@
     </w:tblStylePr>
     <w:tblStylePr w:type="firstCol">
       <w:rPr>
-        <w:rFonts w:asciiTheme="majorHAnsi" w:cstheme="majorBidi" w:eastAsiaTheme="majorEastAsia" w:hAnsiTheme="majorHAnsi"/>
+        <w:rFonts w:asciiTheme="majorHAnsi" w:cstheme="majorBidi" w:hAnsiTheme="majorHAnsi" w:eastAsia="黑体"/>
         <w:b/>
         <w:bCs/>
       </w:rPr>
     </w:tblStylePr>
     <w:tblStylePr w:type="lastCol">
       <w:rPr>
-        <w:rFonts w:asciiTheme="majorHAnsi" w:cstheme="majorBidi" w:eastAsiaTheme="majorEastAsia" w:hAnsiTheme="majorHAnsi"/>
+        <w:rFonts w:asciiTheme="majorHAnsi" w:cstheme="majorBidi" w:hAnsiTheme="majorHAnsi" w:eastAsia="黑体"/>
         <w:b/>
         <w:bCs/>
       </w:rPr>
@@ -6942,7 +7316,7 @@
         <w:spacing w:after="0" w:before="0" w:line="240" w:lineRule="auto"/>
       </w:pPr>
       <w:rPr>
-        <w:rFonts w:asciiTheme="majorHAnsi" w:cstheme="majorBidi" w:eastAsiaTheme="majorEastAsia" w:hAnsiTheme="majorHAnsi"/>
+        <w:rFonts w:asciiTheme="majorHAnsi" w:cstheme="majorBidi" w:hAnsiTheme="majorHAnsi" w:eastAsia="黑体"/>
         <w:b/>
         <w:bCs/>
       </w:rPr>
@@ -6963,7 +7337,7 @@
         <w:spacing w:after="0" w:before="0" w:line="240" w:lineRule="auto"/>
       </w:pPr>
       <w:rPr>
-        <w:rFonts w:asciiTheme="majorHAnsi" w:cstheme="majorBidi" w:eastAsiaTheme="majorEastAsia" w:hAnsiTheme="majorHAnsi"/>
+        <w:rFonts w:asciiTheme="majorHAnsi" w:cstheme="majorBidi" w:hAnsiTheme="majorHAnsi" w:eastAsia="黑体"/>
         <w:b/>
         <w:bCs/>
       </w:rPr>
@@ -6981,14 +7355,14 @@
     </w:tblStylePr>
     <w:tblStylePr w:type="firstCol">
       <w:rPr>
-        <w:rFonts w:asciiTheme="majorHAnsi" w:cstheme="majorBidi" w:eastAsiaTheme="majorEastAsia" w:hAnsiTheme="majorHAnsi"/>
+        <w:rFonts w:asciiTheme="majorHAnsi" w:cstheme="majorBidi" w:hAnsiTheme="majorHAnsi" w:eastAsia="黑体"/>
         <w:b/>
         <w:bCs/>
       </w:rPr>
     </w:tblStylePr>
     <w:tblStylePr w:type="lastCol">
       <w:rPr>
-        <w:rFonts w:asciiTheme="majorHAnsi" w:cstheme="majorBidi" w:eastAsiaTheme="majorEastAsia" w:hAnsiTheme="majorHAnsi"/>
+        <w:rFonts w:asciiTheme="majorHAnsi" w:cstheme="majorBidi" w:hAnsiTheme="majorHAnsi" w:eastAsia="黑体"/>
         <w:b/>
         <w:bCs/>
       </w:rPr>
@@ -7071,6 +7445,7 @@
         <w:spacing w:after="0" w:before="0" w:line="240" w:lineRule="auto"/>
       </w:pPr>
       <w:rPr>
+        <w:rFonts w:eastAsia="黑体"/>
         <w:b/>
         <w:bCs/>
         <w:color w:themeColor="background1" w:val="FFFFFF"/>
@@ -7093,6 +7468,7 @@
         <w:spacing w:after="0" w:before="0" w:line="240" w:lineRule="auto"/>
       </w:pPr>
       <w:rPr>
+        <w:rFonts w:eastAsia="黑体"/>
         <w:b/>
         <w:bCs/>
       </w:rPr>
@@ -7110,12 +7486,14 @@
     </w:tblStylePr>
     <w:tblStylePr w:type="firstCol">
       <w:rPr>
+        <w:rFonts w:eastAsia="黑体"/>
         <w:b/>
         <w:bCs/>
       </w:rPr>
     </w:tblStylePr>
     <w:tblStylePr w:type="lastCol">
       <w:rPr>
+        <w:rFonts w:eastAsia="黑体"/>
         <w:b/>
         <w:bCs/>
       </w:rPr>
@@ -7177,6 +7555,7 @@
         <w:spacing w:after="0" w:before="0" w:line="240" w:lineRule="auto"/>
       </w:pPr>
       <w:rPr>
+        <w:rFonts w:eastAsia="黑体"/>
         <w:b/>
         <w:bCs/>
         <w:color w:themeColor="background1" w:val="FFFFFF"/>
@@ -7199,6 +7578,7 @@
         <w:spacing w:after="0" w:before="0" w:line="240" w:lineRule="auto"/>
       </w:pPr>
       <w:rPr>
+        <w:rFonts w:eastAsia="黑体"/>
         <w:b/>
         <w:bCs/>
       </w:rPr>
@@ -7216,12 +7596,14 @@
     </w:tblStylePr>
     <w:tblStylePr w:type="firstCol">
       <w:rPr>
+        <w:rFonts w:eastAsia="黑体"/>
         <w:b/>
         <w:bCs/>
       </w:rPr>
     </w:tblStylePr>
     <w:tblStylePr w:type="lastCol">
       <w:rPr>
+        <w:rFonts w:eastAsia="黑体"/>
         <w:b/>
         <w:bCs/>
       </w:rPr>
@@ -7283,6 +7665,7 @@
         <w:spacing w:after="0" w:before="0" w:line="240" w:lineRule="auto"/>
       </w:pPr>
       <w:rPr>
+        <w:rFonts w:eastAsia="黑体"/>
         <w:b/>
         <w:bCs/>
         <w:color w:themeColor="background1" w:val="FFFFFF"/>
@@ -7305,6 +7688,7 @@
         <w:spacing w:after="0" w:before="0" w:line="240" w:lineRule="auto"/>
       </w:pPr>
       <w:rPr>
+        <w:rFonts w:eastAsia="黑体"/>
         <w:b/>
         <w:bCs/>
       </w:rPr>
@@ -7322,12 +7706,14 @@
     </w:tblStylePr>
     <w:tblStylePr w:type="firstCol">
       <w:rPr>
+        <w:rFonts w:eastAsia="黑体"/>
         <w:b/>
         <w:bCs/>
       </w:rPr>
     </w:tblStylePr>
     <w:tblStylePr w:type="lastCol">
       <w:rPr>
+        <w:rFonts w:eastAsia="黑体"/>
         <w:b/>
         <w:bCs/>
       </w:rPr>
@@ -7389,6 +7775,7 @@
         <w:spacing w:after="0" w:before="0" w:line="240" w:lineRule="auto"/>
       </w:pPr>
       <w:rPr>
+        <w:rFonts w:eastAsia="黑体"/>
         <w:b/>
         <w:bCs/>
         <w:color w:themeColor="background1" w:val="FFFFFF"/>
@@ -7411,6 +7798,7 @@
         <w:spacing w:after="0" w:before="0" w:line="240" w:lineRule="auto"/>
       </w:pPr>
       <w:rPr>
+        <w:rFonts w:eastAsia="黑体"/>
         <w:b/>
         <w:bCs/>
       </w:rPr>
@@ -7428,12 +7816,14 @@
     </w:tblStylePr>
     <w:tblStylePr w:type="firstCol">
       <w:rPr>
+        <w:rFonts w:eastAsia="黑体"/>
         <w:b/>
         <w:bCs/>
       </w:rPr>
     </w:tblStylePr>
     <w:tblStylePr w:type="lastCol">
       <w:rPr>
+        <w:rFonts w:eastAsia="黑体"/>
         <w:b/>
         <w:bCs/>
       </w:rPr>
@@ -7495,6 +7885,7 @@
         <w:spacing w:after="0" w:before="0" w:line="240" w:lineRule="auto"/>
       </w:pPr>
       <w:rPr>
+        <w:rFonts w:eastAsia="黑体"/>
         <w:b/>
         <w:bCs/>
         <w:color w:themeColor="background1" w:val="FFFFFF"/>
@@ -7517,6 +7908,7 @@
         <w:spacing w:after="0" w:before="0" w:line="240" w:lineRule="auto"/>
       </w:pPr>
       <w:rPr>
+        <w:rFonts w:eastAsia="黑体"/>
         <w:b/>
         <w:bCs/>
       </w:rPr>
@@ -7534,12 +7926,14 @@
     </w:tblStylePr>
     <w:tblStylePr w:type="firstCol">
       <w:rPr>
+        <w:rFonts w:eastAsia="黑体"/>
         <w:b/>
         <w:bCs/>
       </w:rPr>
     </w:tblStylePr>
     <w:tblStylePr w:type="lastCol">
       <w:rPr>
+        <w:rFonts w:eastAsia="黑体"/>
         <w:b/>
         <w:bCs/>
       </w:rPr>
@@ -7601,6 +7995,7 @@
         <w:spacing w:after="0" w:before="0" w:line="240" w:lineRule="auto"/>
       </w:pPr>
       <w:rPr>
+        <w:rFonts w:eastAsia="黑体"/>
         <w:b/>
         <w:bCs/>
         <w:color w:themeColor="background1" w:val="FFFFFF"/>
@@ -7623,6 +8018,7 @@
         <w:spacing w:after="0" w:before="0" w:line="240" w:lineRule="auto"/>
       </w:pPr>
       <w:rPr>
+        <w:rFonts w:eastAsia="黑体"/>
         <w:b/>
         <w:bCs/>
       </w:rPr>
@@ -7640,12 +8036,14 @@
     </w:tblStylePr>
     <w:tblStylePr w:type="firstCol">
       <w:rPr>
+        <w:rFonts w:eastAsia="黑体"/>
         <w:b/>
         <w:bCs/>
       </w:rPr>
     </w:tblStylePr>
     <w:tblStylePr w:type="lastCol">
       <w:rPr>
+        <w:rFonts w:eastAsia="黑体"/>
         <w:b/>
         <w:bCs/>
       </w:rPr>
@@ -7707,6 +8105,7 @@
         <w:spacing w:after="0" w:before="0" w:line="240" w:lineRule="auto"/>
       </w:pPr>
       <w:rPr>
+        <w:rFonts w:eastAsia="黑体"/>
         <w:b/>
         <w:bCs/>
         <w:color w:themeColor="background1" w:val="FFFFFF"/>
@@ -7729,6 +8128,7 @@
         <w:spacing w:after="0" w:before="0" w:line="240" w:lineRule="auto"/>
       </w:pPr>
       <w:rPr>
+        <w:rFonts w:eastAsia="黑体"/>
         <w:b/>
         <w:bCs/>
       </w:rPr>
@@ -7746,12 +8146,14 @@
     </w:tblStylePr>
     <w:tblStylePr w:type="firstCol">
       <w:rPr>
+        <w:rFonts w:eastAsia="黑体"/>
         <w:b/>
         <w:bCs/>
       </w:rPr>
     </w:tblStylePr>
     <w:tblStylePr w:type="lastCol">
       <w:rPr>
+        <w:rFonts w:eastAsia="黑体"/>
         <w:b/>
         <w:bCs/>
       </w:rPr>
@@ -7810,6 +8212,7 @@
         <w:spacing w:after="0" w:before="0" w:line="240" w:lineRule="auto"/>
       </w:pPr>
       <w:rPr>
+        <w:rFonts w:eastAsia="黑体"/>
         <w:b/>
         <w:bCs/>
         <w:color w:themeColor="background1" w:val="FFFFFF"/>
@@ -7832,6 +8235,7 @@
         <w:spacing w:after="0" w:before="0" w:line="240" w:lineRule="auto"/>
       </w:pPr>
       <w:rPr>
+        <w:rFonts w:eastAsia="黑体"/>
         <w:color w:val="auto"/>
       </w:rPr>
       <w:tblPr/>
@@ -7849,6 +8253,7 @@
     </w:tblStylePr>
     <w:tblStylePr w:type="firstCol">
       <w:rPr>
+        <w:rFonts w:eastAsia="黑体"/>
         <w:b/>
         <w:bCs/>
         <w:color w:themeColor="background1" w:val="FFFFFF"/>
@@ -7868,6 +8273,7 @@
     </w:tblStylePr>
     <w:tblStylePr w:type="lastCol">
       <w:rPr>
+        <w:rFonts w:eastAsia="黑体"/>
         <w:b/>
         <w:bCs/>
         <w:color w:themeColor="background1" w:val="FFFFFF"/>
@@ -7916,6 +8322,7 @@
     </w:tblStylePr>
     <w:tblStylePr w:type="nwCell">
       <w:rPr>
+        <w:rFonts w:eastAsia="黑体"/>
         <w:color w:themeColor="background1" w:val="FFFFFF"/>
       </w:rPr>
       <w:tblPr/>
@@ -7959,6 +8366,7 @@
         <w:spacing w:after="0" w:before="0" w:line="240" w:lineRule="auto"/>
       </w:pPr>
       <w:rPr>
+        <w:rFonts w:eastAsia="黑体"/>
         <w:b/>
         <w:bCs/>
         <w:color w:themeColor="background1" w:val="FFFFFF"/>
@@ -7981,6 +8389,7 @@
         <w:spacing w:after="0" w:before="0" w:line="240" w:lineRule="auto"/>
       </w:pPr>
       <w:rPr>
+        <w:rFonts w:eastAsia="黑体"/>
         <w:color w:val="auto"/>
       </w:rPr>
       <w:tblPr/>
@@ -7998,6 +8407,7 @@
     </w:tblStylePr>
     <w:tblStylePr w:type="firstCol">
       <w:rPr>
+        <w:rFonts w:eastAsia="黑体"/>
         <w:b/>
         <w:bCs/>
         <w:color w:themeColor="background1" w:val="FFFFFF"/>
@@ -8017,6 +8427,7 @@
     </w:tblStylePr>
     <w:tblStylePr w:type="lastCol">
       <w:rPr>
+        <w:rFonts w:eastAsia="黑体"/>
         <w:b/>
         <w:bCs/>
         <w:color w:themeColor="background1" w:val="FFFFFF"/>
@@ -8065,6 +8476,7 @@
     </w:tblStylePr>
     <w:tblStylePr w:type="nwCell">
       <w:rPr>
+        <w:rFonts w:eastAsia="黑体"/>
         <w:color w:themeColor="background1" w:val="FFFFFF"/>
       </w:rPr>
       <w:tblPr/>
@@ -8108,6 +8520,7 @@
         <w:spacing w:after="0" w:before="0" w:line="240" w:lineRule="auto"/>
       </w:pPr>
       <w:rPr>
+        <w:rFonts w:eastAsia="黑体"/>
         <w:b/>
         <w:bCs/>
         <w:color w:themeColor="background1" w:val="FFFFFF"/>
@@ -8130,6 +8543,7 @@
         <w:spacing w:after="0" w:before="0" w:line="240" w:lineRule="auto"/>
       </w:pPr>
       <w:rPr>
+        <w:rFonts w:eastAsia="黑体"/>
         <w:color w:val="auto"/>
       </w:rPr>
       <w:tblPr/>
@@ -8147,6 +8561,7 @@
     </w:tblStylePr>
     <w:tblStylePr w:type="firstCol">
       <w:rPr>
+        <w:rFonts w:eastAsia="黑体"/>
         <w:b/>
         <w:bCs/>
         <w:color w:themeColor="background1" w:val="FFFFFF"/>
@@ -8166,6 +8581,7 @@
     </w:tblStylePr>
     <w:tblStylePr w:type="lastCol">
       <w:rPr>
+        <w:rFonts w:eastAsia="黑体"/>
         <w:b/>
         <w:bCs/>
         <w:color w:themeColor="background1" w:val="FFFFFF"/>
@@ -8214,6 +8630,7 @@
     </w:tblStylePr>
     <w:tblStylePr w:type="nwCell">
       <w:rPr>
+        <w:rFonts w:eastAsia="黑体"/>
         <w:color w:themeColor="background1" w:val="FFFFFF"/>
       </w:rPr>
       <w:tblPr/>
@@ -8257,6 +8674,7 @@
         <w:spacing w:after="0" w:before="0" w:line="240" w:lineRule="auto"/>
       </w:pPr>
       <w:rPr>
+        <w:rFonts w:eastAsia="黑体"/>
         <w:b/>
         <w:bCs/>
         <w:color w:themeColor="background1" w:val="FFFFFF"/>
@@ -8279,6 +8697,7 @@
         <w:spacing w:after="0" w:before="0" w:line="240" w:lineRule="auto"/>
       </w:pPr>
       <w:rPr>
+        <w:rFonts w:eastAsia="黑体"/>
         <w:color w:val="auto"/>
       </w:rPr>
       <w:tblPr/>
@@ -8296,6 +8715,7 @@
     </w:tblStylePr>
     <w:tblStylePr w:type="firstCol">
       <w:rPr>
+        <w:rFonts w:eastAsia="黑体"/>
         <w:b/>
         <w:bCs/>
         <w:color w:themeColor="background1" w:val="FFFFFF"/>
@@ -8315,6 +8735,7 @@
     </w:tblStylePr>
     <w:tblStylePr w:type="lastCol">
       <w:rPr>
+        <w:rFonts w:eastAsia="黑体"/>
         <w:b/>
         <w:bCs/>
         <w:color w:themeColor="background1" w:val="FFFFFF"/>
@@ -8363,6 +8784,7 @@
     </w:tblStylePr>
     <w:tblStylePr w:type="nwCell">
       <w:rPr>
+        <w:rFonts w:eastAsia="黑体"/>
         <w:color w:themeColor="background1" w:val="FFFFFF"/>
       </w:rPr>
       <w:tblPr/>
@@ -8406,6 +8828,7 @@
         <w:spacing w:after="0" w:before="0" w:line="240" w:lineRule="auto"/>
       </w:pPr>
       <w:rPr>
+        <w:rFonts w:eastAsia="黑体"/>
         <w:b/>
         <w:bCs/>
         <w:color w:themeColor="background1" w:val="FFFFFF"/>
@@ -8428,6 +8851,7 @@
         <w:spacing w:after="0" w:before="0" w:line="240" w:lineRule="auto"/>
       </w:pPr>
       <w:rPr>
+        <w:rFonts w:eastAsia="黑体"/>
         <w:color w:val="auto"/>
       </w:rPr>
       <w:tblPr/>
@@ -8445,6 +8869,7 @@
     </w:tblStylePr>
     <w:tblStylePr w:type="firstCol">
       <w:rPr>
+        <w:rFonts w:eastAsia="黑体"/>
         <w:b/>
         <w:bCs/>
         <w:color w:themeColor="background1" w:val="FFFFFF"/>
@@ -8464,6 +8889,7 @@
     </w:tblStylePr>
     <w:tblStylePr w:type="lastCol">
       <w:rPr>
+        <w:rFonts w:eastAsia="黑体"/>
         <w:b/>
         <w:bCs/>
         <w:color w:themeColor="background1" w:val="FFFFFF"/>
@@ -8512,6 +8938,7 @@
     </w:tblStylePr>
     <w:tblStylePr w:type="nwCell">
       <w:rPr>
+        <w:rFonts w:eastAsia="黑体"/>
         <w:color w:themeColor="background1" w:val="FFFFFF"/>
       </w:rPr>
       <w:tblPr/>
@@ -8555,6 +8982,7 @@
         <w:spacing w:after="0" w:before="0" w:line="240" w:lineRule="auto"/>
       </w:pPr>
       <w:rPr>
+        <w:rFonts w:eastAsia="黑体"/>
         <w:b/>
         <w:bCs/>
         <w:color w:themeColor="background1" w:val="FFFFFF"/>
@@ -8577,6 +9005,7 @@
         <w:spacing w:after="0" w:before="0" w:line="240" w:lineRule="auto"/>
       </w:pPr>
       <w:rPr>
+        <w:rFonts w:eastAsia="黑体"/>
         <w:color w:val="auto"/>
       </w:rPr>
       <w:tblPr/>
@@ -8594,6 +9023,7 @@
     </w:tblStylePr>
     <w:tblStylePr w:type="firstCol">
       <w:rPr>
+        <w:rFonts w:eastAsia="黑体"/>
         <w:b/>
         <w:bCs/>
         <w:color w:themeColor="background1" w:val="FFFFFF"/>
@@ -8613,6 +9043,7 @@
     </w:tblStylePr>
     <w:tblStylePr w:type="lastCol">
       <w:rPr>
+        <w:rFonts w:eastAsia="黑体"/>
         <w:b/>
         <w:bCs/>
         <w:color w:themeColor="background1" w:val="FFFFFF"/>
@@ -8661,6 +9092,7 @@
     </w:tblStylePr>
     <w:tblStylePr w:type="nwCell">
       <w:rPr>
+        <w:rFonts w:eastAsia="黑体"/>
         <w:color w:themeColor="background1" w:val="FFFFFF"/>
       </w:rPr>
       <w:tblPr/>
@@ -8704,6 +9136,7 @@
         <w:spacing w:after="0" w:before="0" w:line="240" w:lineRule="auto"/>
       </w:pPr>
       <w:rPr>
+        <w:rFonts w:eastAsia="黑体"/>
         <w:b/>
         <w:bCs/>
         <w:color w:themeColor="background1" w:val="FFFFFF"/>
@@ -8726,6 +9159,7 @@
         <w:spacing w:after="0" w:before="0" w:line="240" w:lineRule="auto"/>
       </w:pPr>
       <w:rPr>
+        <w:rFonts w:eastAsia="黑体"/>
         <w:color w:val="auto"/>
       </w:rPr>
       <w:tblPr/>
@@ -8743,6 +9177,7 @@
     </w:tblStylePr>
     <w:tblStylePr w:type="firstCol">
       <w:rPr>
+        <w:rFonts w:eastAsia="黑体"/>
         <w:b/>
         <w:bCs/>
         <w:color w:themeColor="background1" w:val="FFFFFF"/>
@@ -8762,6 +9197,7 @@
     </w:tblStylePr>
     <w:tblStylePr w:type="lastCol">
       <w:rPr>
+        <w:rFonts w:eastAsia="黑体"/>
         <w:b/>
         <w:bCs/>
         <w:color w:themeColor="background1" w:val="FFFFFF"/>
@@ -8810,6 +9246,7 @@
     </w:tblStylePr>
     <w:tblStylePr w:type="nwCell">
       <w:rPr>
+        <w:rFonts w:eastAsia="黑体"/>
         <w:color w:themeColor="background1" w:val="FFFFFF"/>
       </w:rPr>
       <w:tblPr/>
@@ -8834,6 +9271,7 @@
       <w:spacing w:after="0" w:line="240" w:lineRule="auto"/>
     </w:pPr>
     <w:rPr>
+      <w:rFonts w:eastAsia="黑体"/>
       <w:color w:themeColor="text1" w:val="000000"/>
     </w:rPr>
     <w:tblPr>
@@ -8853,7 +9291,7 @@
     </w:tblPr>
     <w:tblStylePr w:type="firstRow">
       <w:rPr>
-        <w:rFonts w:asciiTheme="majorHAnsi" w:cstheme="majorBidi" w:eastAsiaTheme="majorEastAsia" w:hAnsiTheme="majorHAnsi"/>
+        <w:rFonts w:asciiTheme="majorHAnsi" w:cstheme="majorBidi" w:hAnsiTheme="majorHAnsi" w:eastAsia="黑体"/>
       </w:rPr>
       <w:tblPr/>
       <w:tcPr>
@@ -8865,6 +9303,7 @@
     </w:tblStylePr>
     <w:tblStylePr w:type="lastRow">
       <w:rPr>
+        <w:rFonts w:eastAsia="黑体"/>
         <w:b/>
         <w:bCs/>
         <w:color w:themeColor="text2" w:val="1F497D"/>
@@ -8879,12 +9318,14 @@
     </w:tblStylePr>
     <w:tblStylePr w:type="firstCol">
       <w:rPr>
+        <w:rFonts w:eastAsia="黑体"/>
         <w:b/>
         <w:bCs/>
       </w:rPr>
     </w:tblStylePr>
     <w:tblStylePr w:type="lastCol">
       <w:rPr>
+        <w:rFonts w:eastAsia="黑体"/>
         <w:b/>
         <w:bCs/>
       </w:rPr>
@@ -8918,6 +9359,7 @@
       <w:spacing w:after="0" w:line="240" w:lineRule="auto"/>
     </w:pPr>
     <w:rPr>
+      <w:rFonts w:eastAsia="黑体"/>
       <w:color w:themeColor="text1" w:val="000000"/>
     </w:rPr>
     <w:tblPr>
@@ -8937,7 +9379,7 @@
     </w:tblPr>
     <w:tblStylePr w:type="firstRow">
       <w:rPr>
-        <w:rFonts w:asciiTheme="majorHAnsi" w:cstheme="majorBidi" w:eastAsiaTheme="majorEastAsia" w:hAnsiTheme="majorHAnsi"/>
+        <w:rFonts w:asciiTheme="majorHAnsi" w:cstheme="majorBidi" w:hAnsiTheme="majorHAnsi" w:eastAsia="黑体"/>
       </w:rPr>
       <w:tblPr/>
       <w:tcPr>
@@ -8949,6 +9391,7 @@
     </w:tblStylePr>
     <w:tblStylePr w:type="lastRow">
       <w:rPr>
+        <w:rFonts w:eastAsia="黑体"/>
         <w:b/>
         <w:bCs/>
         <w:color w:themeColor="text2" w:val="1F497D"/>
@@ -8963,12 +9406,14 @@
     </w:tblStylePr>
     <w:tblStylePr w:type="firstCol">
       <w:rPr>
+        <w:rFonts w:eastAsia="黑体"/>
         <w:b/>
         <w:bCs/>
       </w:rPr>
     </w:tblStylePr>
     <w:tblStylePr w:type="lastCol">
       <w:rPr>
+        <w:rFonts w:eastAsia="黑体"/>
         <w:b/>
         <w:bCs/>
       </w:rPr>
@@ -9002,6 +9447,7 @@
       <w:spacing w:after="0" w:line="240" w:lineRule="auto"/>
     </w:pPr>
     <w:rPr>
+      <w:rFonts w:eastAsia="黑体"/>
       <w:color w:themeColor="text1" w:val="000000"/>
     </w:rPr>
     <w:tblPr>
@@ -9021,7 +9467,7 @@
     </w:tblPr>
     <w:tblStylePr w:type="firstRow">
       <w:rPr>
-        <w:rFonts w:asciiTheme="majorHAnsi" w:cstheme="majorBidi" w:eastAsiaTheme="majorEastAsia" w:hAnsiTheme="majorHAnsi"/>
+        <w:rFonts w:asciiTheme="majorHAnsi" w:cstheme="majorBidi" w:hAnsiTheme="majorHAnsi" w:eastAsia="黑体"/>
       </w:rPr>
       <w:tblPr/>
       <w:tcPr>
@@ -9033,6 +9479,7 @@
     </w:tblStylePr>
     <w:tblStylePr w:type="lastRow">
       <w:rPr>
+        <w:rFonts w:eastAsia="黑体"/>
         <w:b/>
         <w:bCs/>
         <w:color w:themeColor="text2" w:val="1F497D"/>
@@ -9047,12 +9494,14 @@
     </w:tblStylePr>
     <w:tblStylePr w:type="firstCol">
       <w:rPr>
+        <w:rFonts w:eastAsia="黑体"/>
         <w:b/>
         <w:bCs/>
       </w:rPr>
     </w:tblStylePr>
     <w:tblStylePr w:type="lastCol">
       <w:rPr>
+        <w:rFonts w:eastAsia="黑体"/>
         <w:b/>
         <w:bCs/>
       </w:rPr>
@@ -9086,6 +9535,7 @@
       <w:spacing w:after="0" w:line="240" w:lineRule="auto"/>
     </w:pPr>
     <w:rPr>
+      <w:rFonts w:eastAsia="黑体"/>
       <w:color w:themeColor="text1" w:val="000000"/>
     </w:rPr>
     <w:tblPr>
@@ -9105,7 +9555,7 @@
     </w:tblPr>
     <w:tblStylePr w:type="firstRow">
       <w:rPr>
-        <w:rFonts w:asciiTheme="majorHAnsi" w:cstheme="majorBidi" w:eastAsiaTheme="majorEastAsia" w:hAnsiTheme="majorHAnsi"/>
+        <w:rFonts w:asciiTheme="majorHAnsi" w:cstheme="majorBidi" w:hAnsiTheme="majorHAnsi" w:eastAsia="黑体"/>
       </w:rPr>
       <w:tblPr/>
       <w:tcPr>
@@ -9117,6 +9567,7 @@
     </w:tblStylePr>
     <w:tblStylePr w:type="lastRow">
       <w:rPr>
+        <w:rFonts w:eastAsia="黑体"/>
         <w:b/>
         <w:bCs/>
         <w:color w:themeColor="text2" w:val="1F497D"/>
@@ -9131,12 +9582,14 @@
     </w:tblStylePr>
     <w:tblStylePr w:type="firstCol">
       <w:rPr>
+        <w:rFonts w:eastAsia="黑体"/>
         <w:b/>
         <w:bCs/>
       </w:rPr>
     </w:tblStylePr>
     <w:tblStylePr w:type="lastCol">
       <w:rPr>
+        <w:rFonts w:eastAsia="黑体"/>
         <w:b/>
         <w:bCs/>
       </w:rPr>
@@ -9170,6 +9623,7 @@
       <w:spacing w:after="0" w:line="240" w:lineRule="auto"/>
     </w:pPr>
     <w:rPr>
+      <w:rFonts w:eastAsia="黑体"/>
       <w:color w:themeColor="text1" w:val="000000"/>
     </w:rPr>
     <w:tblPr>
@@ -9189,7 +9643,7 @@
     </w:tblPr>
     <w:tblStylePr w:type="firstRow">
       <w:rPr>
-        <w:rFonts w:asciiTheme="majorHAnsi" w:cstheme="majorBidi" w:eastAsiaTheme="majorEastAsia" w:hAnsiTheme="majorHAnsi"/>
+        <w:rFonts w:asciiTheme="majorHAnsi" w:cstheme="majorBidi" w:hAnsiTheme="majorHAnsi" w:eastAsia="黑体"/>
       </w:rPr>
       <w:tblPr/>
       <w:tcPr>
@@ -9201,6 +9655,7 @@
     </w:tblStylePr>
     <w:tblStylePr w:type="lastRow">
       <w:rPr>
+        <w:rFonts w:eastAsia="黑体"/>
         <w:b/>
         <w:bCs/>
         <w:color w:themeColor="text2" w:val="1F497D"/>
@@ -9215,12 +9670,14 @@
     </w:tblStylePr>
     <w:tblStylePr w:type="firstCol">
       <w:rPr>
+        <w:rFonts w:eastAsia="黑体"/>
         <w:b/>
         <w:bCs/>
       </w:rPr>
     </w:tblStylePr>
     <w:tblStylePr w:type="lastCol">
       <w:rPr>
+        <w:rFonts w:eastAsia="黑体"/>
         <w:b/>
         <w:bCs/>
       </w:rPr>
@@ -9254,6 +9711,7 @@
       <w:spacing w:after="0" w:line="240" w:lineRule="auto"/>
     </w:pPr>
     <w:rPr>
+      <w:rFonts w:eastAsia="黑体"/>
       <w:color w:themeColor="text1" w:val="000000"/>
     </w:rPr>
     <w:tblPr>
@@ -9273,7 +9731,7 @@
     </w:tblPr>
     <w:tblStylePr w:type="firstRow">
       <w:rPr>
-        <w:rFonts w:asciiTheme="majorHAnsi" w:cstheme="majorBidi" w:eastAsiaTheme="majorEastAsia" w:hAnsiTheme="majorHAnsi"/>
+        <w:rFonts w:asciiTheme="majorHAnsi" w:cstheme="majorBidi" w:hAnsiTheme="majorHAnsi" w:eastAsia="黑体"/>
       </w:rPr>
       <w:tblPr/>
       <w:tcPr>
@@ -9285,6 +9743,7 @@
     </w:tblStylePr>
     <w:tblStylePr w:type="lastRow">
       <w:rPr>
+        <w:rFonts w:eastAsia="黑体"/>
         <w:b/>
         <w:bCs/>
         <w:color w:themeColor="text2" w:val="1F497D"/>
@@ -9299,12 +9758,14 @@
     </w:tblStylePr>
     <w:tblStylePr w:type="firstCol">
       <w:rPr>
+        <w:rFonts w:eastAsia="黑体"/>
         <w:b/>
         <w:bCs/>
       </w:rPr>
     </w:tblStylePr>
     <w:tblStylePr w:type="lastCol">
       <w:rPr>
+        <w:rFonts w:eastAsia="黑体"/>
         <w:b/>
         <w:bCs/>
       </w:rPr>
@@ -9338,6 +9799,7 @@
       <w:spacing w:after="0" w:line="240" w:lineRule="auto"/>
     </w:pPr>
     <w:rPr>
+      <w:rFonts w:eastAsia="黑体"/>
       <w:color w:themeColor="text1" w:val="000000"/>
     </w:rPr>
     <w:tblPr>
@@ -9357,7 +9819,7 @@
     </w:tblPr>
     <w:tblStylePr w:type="firstRow">
       <w:rPr>
-        <w:rFonts w:asciiTheme="majorHAnsi" w:cstheme="majorBidi" w:eastAsiaTheme="majorEastAsia" w:hAnsiTheme="majorHAnsi"/>
+        <w:rFonts w:asciiTheme="majorHAnsi" w:cstheme="majorBidi" w:hAnsiTheme="majorHAnsi" w:eastAsia="黑体"/>
       </w:rPr>
       <w:tblPr/>
       <w:tcPr>
@@ -9369,6 +9831,7 @@
     </w:tblStylePr>
     <w:tblStylePr w:type="lastRow">
       <w:rPr>
+        <w:rFonts w:eastAsia="黑体"/>
         <w:b/>
         <w:bCs/>
         <w:color w:themeColor="text2" w:val="1F497D"/>
@@ -9383,12 +9846,14 @@
     </w:tblStylePr>
     <w:tblStylePr w:type="firstCol">
       <w:rPr>
+        <w:rFonts w:eastAsia="黑体"/>
         <w:b/>
         <w:bCs/>
       </w:rPr>
     </w:tblStylePr>
     <w:tblStylePr w:type="lastCol">
       <w:rPr>
+        <w:rFonts w:eastAsia="黑体"/>
         <w:b/>
         <w:bCs/>
       </w:rPr>
@@ -9422,7 +9887,7 @@
       <w:spacing w:after="0" w:line="240" w:lineRule="auto"/>
     </w:pPr>
     <w:rPr>
-      <w:rFonts w:asciiTheme="majorHAnsi" w:cstheme="majorBidi" w:eastAsiaTheme="majorEastAsia" w:hAnsiTheme="majorHAnsi"/>
+      <w:rFonts w:asciiTheme="majorHAnsi" w:cstheme="majorBidi" w:hAnsiTheme="majorHAnsi" w:eastAsia="黑体"/>
       <w:color w:themeColor="text1" w:val="000000"/>
     </w:rPr>
     <w:tblPr>
@@ -9444,6 +9909,7 @@
     </w:tblPr>
     <w:tblStylePr w:type="firstRow">
       <w:rPr>
+        <w:rFonts w:eastAsia="黑体"/>
         <w:sz w:val="24"/>
         <w:szCs w:val="24"/>
       </w:rPr>
@@ -9550,7 +10016,7 @@
       <w:spacing w:after="0" w:line="240" w:lineRule="auto"/>
     </w:pPr>
     <w:rPr>
-      <w:rFonts w:asciiTheme="majorHAnsi" w:cstheme="majorBidi" w:eastAsiaTheme="majorEastAsia" w:hAnsiTheme="majorHAnsi"/>
+      <w:rFonts w:asciiTheme="majorHAnsi" w:cstheme="majorBidi" w:hAnsiTheme="majorHAnsi" w:eastAsia="黑体"/>
       <w:color w:themeColor="text1" w:val="000000"/>
     </w:rPr>
     <w:tblPr>
@@ -9572,6 +10038,7 @@
     </w:tblPr>
     <w:tblStylePr w:type="firstRow">
       <w:rPr>
+        <w:rFonts w:eastAsia="黑体"/>
         <w:sz w:val="24"/>
         <w:szCs w:val="24"/>
       </w:rPr>
@@ -9678,7 +10145,7 @@
       <w:spacing w:after="0" w:line="240" w:lineRule="auto"/>
     </w:pPr>
     <w:rPr>
-      <w:rFonts w:asciiTheme="majorHAnsi" w:cstheme="majorBidi" w:eastAsiaTheme="majorEastAsia" w:hAnsiTheme="majorHAnsi"/>
+      <w:rFonts w:asciiTheme="majorHAnsi" w:cstheme="majorBidi" w:hAnsiTheme="majorHAnsi" w:eastAsia="黑体"/>
       <w:color w:themeColor="text1" w:val="000000"/>
     </w:rPr>
     <w:tblPr>
@@ -9700,6 +10167,7 @@
     </w:tblPr>
     <w:tblStylePr w:type="firstRow">
       <w:rPr>
+        <w:rFonts w:eastAsia="黑体"/>
         <w:sz w:val="24"/>
         <w:szCs w:val="24"/>
       </w:rPr>
@@ -9806,7 +10274,7 @@
       <w:spacing w:after="0" w:line="240" w:lineRule="auto"/>
     </w:pPr>
     <w:rPr>
-      <w:rFonts w:asciiTheme="majorHAnsi" w:cstheme="majorBidi" w:eastAsiaTheme="majorEastAsia" w:hAnsiTheme="majorHAnsi"/>
+      <w:rFonts w:asciiTheme="majorHAnsi" w:cstheme="majorBidi" w:hAnsiTheme="majorHAnsi" w:eastAsia="黑体"/>
       <w:color w:themeColor="text1" w:val="000000"/>
     </w:rPr>
     <w:tblPr>
@@ -9828,6 +10296,7 @@
     </w:tblPr>
     <w:tblStylePr w:type="firstRow">
       <w:rPr>
+        <w:rFonts w:eastAsia="黑体"/>
         <w:sz w:val="24"/>
         <w:szCs w:val="24"/>
       </w:rPr>
@@ -9934,7 +10403,7 @@
       <w:spacing w:after="0" w:line="240" w:lineRule="auto"/>
     </w:pPr>
     <w:rPr>
-      <w:rFonts w:asciiTheme="majorHAnsi" w:cstheme="majorBidi" w:eastAsiaTheme="majorEastAsia" w:hAnsiTheme="majorHAnsi"/>
+      <w:rFonts w:asciiTheme="majorHAnsi" w:cstheme="majorBidi" w:hAnsiTheme="majorHAnsi" w:eastAsia="黑体"/>
       <w:color w:themeColor="text1" w:val="000000"/>
     </w:rPr>
     <w:tblPr>
@@ -9956,6 +10425,7 @@
     </w:tblPr>
     <w:tblStylePr w:type="firstRow">
       <w:rPr>
+        <w:rFonts w:eastAsia="黑体"/>
         <w:sz w:val="24"/>
         <w:szCs w:val="24"/>
       </w:rPr>
@@ -10062,7 +10532,7 @@
       <w:spacing w:after="0" w:line="240" w:lineRule="auto"/>
     </w:pPr>
     <w:rPr>
-      <w:rFonts w:asciiTheme="majorHAnsi" w:cstheme="majorBidi" w:eastAsiaTheme="majorEastAsia" w:hAnsiTheme="majorHAnsi"/>
+      <w:rFonts w:asciiTheme="majorHAnsi" w:cstheme="majorBidi" w:hAnsiTheme="majorHAnsi" w:eastAsia="黑体"/>
       <w:color w:themeColor="text1" w:val="000000"/>
     </w:rPr>
     <w:tblPr>
@@ -10084,6 +10554,7 @@
     </w:tblPr>
     <w:tblStylePr w:type="firstRow">
       <w:rPr>
+        <w:rFonts w:eastAsia="黑体"/>
         <w:sz w:val="24"/>
         <w:szCs w:val="24"/>
       </w:rPr>
@@ -10190,7 +10661,7 @@
       <w:spacing w:after="0" w:line="240" w:lineRule="auto"/>
     </w:pPr>
     <w:rPr>
-      <w:rFonts w:asciiTheme="majorHAnsi" w:cstheme="majorBidi" w:eastAsiaTheme="majorEastAsia" w:hAnsiTheme="majorHAnsi"/>
+      <w:rFonts w:asciiTheme="majorHAnsi" w:cstheme="majorBidi" w:hAnsiTheme="majorHAnsi" w:eastAsia="黑体"/>
       <w:color w:themeColor="text1" w:val="000000"/>
     </w:rPr>
     <w:tblPr>
@@ -10212,6 +10683,7 @@
     </w:tblPr>
     <w:tblStylePr w:type="firstRow">
       <w:rPr>
+        <w:rFonts w:eastAsia="黑体"/>
         <w:sz w:val="24"/>
         <w:szCs w:val="24"/>
       </w:rPr>
@@ -10341,12 +10813,14 @@
     </w:tcPr>
     <w:tblStylePr w:type="firstRow">
       <w:rPr>
+        <w:rFonts w:eastAsia="黑体"/>
         <w:b/>
         <w:bCs/>
       </w:rPr>
     </w:tblStylePr>
     <w:tblStylePr w:type="lastRow">
       <w:rPr>
+        <w:rFonts w:eastAsia="黑体"/>
         <w:b/>
         <w:bCs/>
       </w:rPr>
@@ -10359,12 +10833,14 @@
     </w:tblStylePr>
     <w:tblStylePr w:type="firstCol">
       <w:rPr>
+        <w:rFonts w:eastAsia="黑体"/>
         <w:b/>
         <w:bCs/>
       </w:rPr>
     </w:tblStylePr>
     <w:tblStylePr w:type="lastCol">
       <w:rPr>
+        <w:rFonts w:eastAsia="黑体"/>
         <w:b/>
         <w:bCs/>
       </w:rPr>
@@ -10414,12 +10890,14 @@
     </w:tcPr>
     <w:tblStylePr w:type="firstRow">
       <w:rPr>
+        <w:rFonts w:eastAsia="黑体"/>
         <w:b/>
         <w:bCs/>
       </w:rPr>
     </w:tblStylePr>
     <w:tblStylePr w:type="lastRow">
       <w:rPr>
+        <w:rFonts w:eastAsia="黑体"/>
         <w:b/>
         <w:bCs/>
       </w:rPr>
@@ -10432,12 +10910,14 @@
     </w:tblStylePr>
     <w:tblStylePr w:type="firstCol">
       <w:rPr>
+        <w:rFonts w:eastAsia="黑体"/>
         <w:b/>
         <w:bCs/>
       </w:rPr>
     </w:tblStylePr>
     <w:tblStylePr w:type="lastCol">
       <w:rPr>
+        <w:rFonts w:eastAsia="黑体"/>
         <w:b/>
         <w:bCs/>
       </w:rPr>
@@ -10487,12 +10967,14 @@
     </w:tcPr>
     <w:tblStylePr w:type="firstRow">
       <w:rPr>
+        <w:rFonts w:eastAsia="黑体"/>
         <w:b/>
         <w:bCs/>
       </w:rPr>
     </w:tblStylePr>
     <w:tblStylePr w:type="lastRow">
       <w:rPr>
+        <w:rFonts w:eastAsia="黑体"/>
         <w:b/>
         <w:bCs/>
       </w:rPr>
@@ -10505,12 +10987,14 @@
     </w:tblStylePr>
     <w:tblStylePr w:type="firstCol">
       <w:rPr>
+        <w:rFonts w:eastAsia="黑体"/>
         <w:b/>
         <w:bCs/>
       </w:rPr>
     </w:tblStylePr>
     <w:tblStylePr w:type="lastCol">
       <w:rPr>
+        <w:rFonts w:eastAsia="黑体"/>
         <w:b/>
         <w:bCs/>
       </w:rPr>
@@ -10560,12 +11044,14 @@
     </w:tcPr>
     <w:tblStylePr w:type="firstRow">
       <w:rPr>
+        <w:rFonts w:eastAsia="黑体"/>
         <w:b/>
         <w:bCs/>
       </w:rPr>
     </w:tblStylePr>
     <w:tblStylePr w:type="lastRow">
       <w:rPr>
+        <w:rFonts w:eastAsia="黑体"/>
         <w:b/>
         <w:bCs/>
       </w:rPr>
@@ -10578,12 +11064,14 @@
     </w:tblStylePr>
     <w:tblStylePr w:type="firstCol">
       <w:rPr>
+        <w:rFonts w:eastAsia="黑体"/>
         <w:b/>
         <w:bCs/>
       </w:rPr>
     </w:tblStylePr>
     <w:tblStylePr w:type="lastCol">
       <w:rPr>
+        <w:rFonts w:eastAsia="黑体"/>
         <w:b/>
         <w:bCs/>
       </w:rPr>
@@ -10633,12 +11121,14 @@
     </w:tcPr>
     <w:tblStylePr w:type="firstRow">
       <w:rPr>
+        <w:rFonts w:eastAsia="黑体"/>
         <w:b/>
         <w:bCs/>
       </w:rPr>
     </w:tblStylePr>
     <w:tblStylePr w:type="lastRow">
       <w:rPr>
+        <w:rFonts w:eastAsia="黑体"/>
         <w:b/>
         <w:bCs/>
       </w:rPr>
@@ -10651,12 +11141,14 @@
     </w:tblStylePr>
     <w:tblStylePr w:type="firstCol">
       <w:rPr>
+        <w:rFonts w:eastAsia="黑体"/>
         <w:b/>
         <w:bCs/>
       </w:rPr>
     </w:tblStylePr>
     <w:tblStylePr w:type="lastCol">
       <w:rPr>
+        <w:rFonts w:eastAsia="黑体"/>
         <w:b/>
         <w:bCs/>
       </w:rPr>
@@ -10706,12 +11198,14 @@
     </w:tcPr>
     <w:tblStylePr w:type="firstRow">
       <w:rPr>
+        <w:rFonts w:eastAsia="黑体"/>
         <w:b/>
         <w:bCs/>
       </w:rPr>
     </w:tblStylePr>
     <w:tblStylePr w:type="lastRow">
       <w:rPr>
+        <w:rFonts w:eastAsia="黑体"/>
         <w:b/>
         <w:bCs/>
       </w:rPr>
@@ -10724,12 +11218,14 @@
     </w:tblStylePr>
     <w:tblStylePr w:type="firstCol">
       <w:rPr>
+        <w:rFonts w:eastAsia="黑体"/>
         <w:b/>
         <w:bCs/>
       </w:rPr>
     </w:tblStylePr>
     <w:tblStylePr w:type="lastCol">
       <w:rPr>
+        <w:rFonts w:eastAsia="黑体"/>
         <w:b/>
         <w:bCs/>
       </w:rPr>
@@ -10779,12 +11275,14 @@
     </w:tcPr>
     <w:tblStylePr w:type="firstRow">
       <w:rPr>
+        <w:rFonts w:eastAsia="黑体"/>
         <w:b/>
         <w:bCs/>
       </w:rPr>
     </w:tblStylePr>
     <w:tblStylePr w:type="lastRow">
       <w:rPr>
+        <w:rFonts w:eastAsia="黑体"/>
         <w:b/>
         <w:bCs/>
       </w:rPr>
@@ -10797,12 +11295,14 @@
     </w:tblStylePr>
     <w:tblStylePr w:type="firstCol">
       <w:rPr>
+        <w:rFonts w:eastAsia="黑体"/>
         <w:b/>
         <w:bCs/>
       </w:rPr>
     </w:tblStylePr>
     <w:tblStylePr w:type="lastCol">
       <w:rPr>
+        <w:rFonts w:eastAsia="黑体"/>
         <w:b/>
         <w:bCs/>
       </w:rPr>
@@ -10829,7 +11329,7 @@
       <w:spacing w:after="0" w:line="240" w:lineRule="auto"/>
     </w:pPr>
     <w:rPr>
-      <w:rFonts w:asciiTheme="majorHAnsi" w:cstheme="majorBidi" w:eastAsiaTheme="majorEastAsia" w:hAnsiTheme="majorHAnsi"/>
+      <w:rFonts w:asciiTheme="majorHAnsi" w:cstheme="majorBidi" w:hAnsiTheme="majorHAnsi" w:eastAsia="黑体"/>
       <w:color w:themeColor="text1" w:val="000000"/>
     </w:rPr>
     <w:tblPr>
@@ -10856,6 +11356,7 @@
     </w:tcPr>
     <w:tblStylePr w:type="firstRow">
       <w:rPr>
+        <w:rFonts w:eastAsia="黑体"/>
         <w:b/>
         <w:bCs/>
         <w:color w:themeColor="text1" w:val="000000"/>
@@ -10867,6 +11368,7 @@
     </w:tblStylePr>
     <w:tblStylePr w:type="lastRow">
       <w:rPr>
+        <w:rFonts w:eastAsia="黑体"/>
         <w:b/>
         <w:bCs/>
         <w:color w:themeColor="text1" w:val="000000"/>
@@ -10886,6 +11388,7 @@
     </w:tblStylePr>
     <w:tblStylePr w:type="firstCol">
       <w:rPr>
+        <w:rFonts w:eastAsia="黑体"/>
         <w:b/>
         <w:bCs/>
         <w:color w:themeColor="text1" w:val="000000"/>
@@ -10905,6 +11408,7 @@
     </w:tblStylePr>
     <w:tblStylePr w:type="lastCol">
       <w:rPr>
+        <w:rFonts w:eastAsia="黑体"/>
         <w:b w:val="0"/>
         <w:bCs w:val="0"/>
         <w:color w:themeColor="text1" w:val="000000"/>
@@ -10954,7 +11458,7 @@
       <w:spacing w:after="0" w:line="240" w:lineRule="auto"/>
     </w:pPr>
     <w:rPr>
-      <w:rFonts w:asciiTheme="majorHAnsi" w:cstheme="majorBidi" w:eastAsiaTheme="majorEastAsia" w:hAnsiTheme="majorHAnsi"/>
+      <w:rFonts w:asciiTheme="majorHAnsi" w:cstheme="majorBidi" w:hAnsiTheme="majorHAnsi" w:eastAsia="黑体"/>
       <w:color w:themeColor="text1" w:val="000000"/>
     </w:rPr>
     <w:tblPr>
@@ -10981,6 +11485,7 @@
     </w:tcPr>
     <w:tblStylePr w:type="firstRow">
       <w:rPr>
+        <w:rFonts w:eastAsia="黑体"/>
         <w:b/>
         <w:bCs/>
         <w:color w:themeColor="text1" w:val="000000"/>
@@ -10992,6 +11497,7 @@
     </w:tblStylePr>
     <w:tblStylePr w:type="lastRow">
       <w:rPr>
+        <w:rFonts w:eastAsia="黑体"/>
         <w:b/>
         <w:bCs/>
         <w:color w:themeColor="text1" w:val="000000"/>
@@ -11011,6 +11517,7 @@
     </w:tblStylePr>
     <w:tblStylePr w:type="firstCol">
       <w:rPr>
+        <w:rFonts w:eastAsia="黑体"/>
         <w:b/>
         <w:bCs/>
         <w:color w:themeColor="text1" w:val="000000"/>
@@ -11030,6 +11537,7 @@
     </w:tblStylePr>
     <w:tblStylePr w:type="lastCol">
       <w:rPr>
+        <w:rFonts w:eastAsia="黑体"/>
         <w:b w:val="0"/>
         <w:bCs w:val="0"/>
         <w:color w:themeColor="text1" w:val="000000"/>
@@ -11079,7 +11587,7 @@
       <w:spacing w:after="0" w:line="240" w:lineRule="auto"/>
     </w:pPr>
     <w:rPr>
-      <w:rFonts w:asciiTheme="majorHAnsi" w:cstheme="majorBidi" w:eastAsiaTheme="majorEastAsia" w:hAnsiTheme="majorHAnsi"/>
+      <w:rFonts w:asciiTheme="majorHAnsi" w:cstheme="majorBidi" w:hAnsiTheme="majorHAnsi" w:eastAsia="黑体"/>
       <w:color w:themeColor="text1" w:val="000000"/>
     </w:rPr>
     <w:tblPr>
@@ -11106,6 +11614,7 @@
     </w:tcPr>
     <w:tblStylePr w:type="firstRow">
       <w:rPr>
+        <w:rFonts w:eastAsia="黑体"/>
         <w:b/>
         <w:bCs/>
         <w:color w:themeColor="text1" w:val="000000"/>
@@ -11117,6 +11626,7 @@
     </w:tblStylePr>
     <w:tblStylePr w:type="lastRow">
       <w:rPr>
+        <w:rFonts w:eastAsia="黑体"/>
         <w:b/>
         <w:bCs/>
         <w:color w:themeColor="text1" w:val="000000"/>
@@ -11136,6 +11646,7 @@
     </w:tblStylePr>
     <w:tblStylePr w:type="firstCol">
       <w:rPr>
+        <w:rFonts w:eastAsia="黑体"/>
         <w:b/>
         <w:bCs/>
         <w:color w:themeColor="text1" w:val="000000"/>
@@ -11155,6 +11666,7 @@
     </w:tblStylePr>
     <w:tblStylePr w:type="lastCol">
       <w:rPr>
+        <w:rFonts w:eastAsia="黑体"/>
         <w:b w:val="0"/>
         <w:bCs w:val="0"/>
         <w:color w:themeColor="text1" w:val="000000"/>
@@ -11204,7 +11716,7 @@
       <w:spacing w:after="0" w:line="240" w:lineRule="auto"/>
     </w:pPr>
     <w:rPr>
-      <w:rFonts w:asciiTheme="majorHAnsi" w:cstheme="majorBidi" w:eastAsiaTheme="majorEastAsia" w:hAnsiTheme="majorHAnsi"/>
+      <w:rFonts w:asciiTheme="majorHAnsi" w:cstheme="majorBidi" w:hAnsiTheme="majorHAnsi" w:eastAsia="黑体"/>
       <w:color w:themeColor="text1" w:val="000000"/>
     </w:rPr>
     <w:tblPr>
@@ -11231,6 +11743,7 @@
     </w:tcPr>
     <w:tblStylePr w:type="firstRow">
       <w:rPr>
+        <w:rFonts w:eastAsia="黑体"/>
         <w:b/>
         <w:bCs/>
         <w:color w:themeColor="text1" w:val="000000"/>
@@ -11242,6 +11755,7 @@
     </w:tblStylePr>
     <w:tblStylePr w:type="lastRow">
       <w:rPr>
+        <w:rFonts w:eastAsia="黑体"/>
         <w:b/>
         <w:bCs/>
         <w:color w:themeColor="text1" w:val="000000"/>
@@ -11261,6 +11775,7 @@
     </w:tblStylePr>
     <w:tblStylePr w:type="firstCol">
       <w:rPr>
+        <w:rFonts w:eastAsia="黑体"/>
         <w:b/>
         <w:bCs/>
         <w:color w:themeColor="text1" w:val="000000"/>
@@ -11280,6 +11795,7 @@
     </w:tblStylePr>
     <w:tblStylePr w:type="lastCol">
       <w:rPr>
+        <w:rFonts w:eastAsia="黑体"/>
         <w:b w:val="0"/>
         <w:bCs w:val="0"/>
         <w:color w:themeColor="text1" w:val="000000"/>
@@ -11329,7 +11845,7 @@
       <w:spacing w:after="0" w:line="240" w:lineRule="auto"/>
     </w:pPr>
     <w:rPr>
-      <w:rFonts w:asciiTheme="majorHAnsi" w:cstheme="majorBidi" w:eastAsiaTheme="majorEastAsia" w:hAnsiTheme="majorHAnsi"/>
+      <w:rFonts w:asciiTheme="majorHAnsi" w:cstheme="majorBidi" w:hAnsiTheme="majorHAnsi" w:eastAsia="黑体"/>
       <w:color w:themeColor="text1" w:val="000000"/>
     </w:rPr>
     <w:tblPr>
@@ -11356,6 +11872,7 @@
     </w:tcPr>
     <w:tblStylePr w:type="firstRow">
       <w:rPr>
+        <w:rFonts w:eastAsia="黑体"/>
         <w:b/>
         <w:bCs/>
         <w:color w:themeColor="text1" w:val="000000"/>
@@ -11367,6 +11884,7 @@
     </w:tblStylePr>
     <w:tblStylePr w:type="lastRow">
       <w:rPr>
+        <w:rFonts w:eastAsia="黑体"/>
         <w:b/>
         <w:bCs/>
         <w:color w:themeColor="text1" w:val="000000"/>
@@ -11386,6 +11904,7 @@
     </w:tblStylePr>
     <w:tblStylePr w:type="firstCol">
       <w:rPr>
+        <w:rFonts w:eastAsia="黑体"/>
         <w:b/>
         <w:bCs/>
         <w:color w:themeColor="text1" w:val="000000"/>
@@ -11405,6 +11924,7 @@
     </w:tblStylePr>
     <w:tblStylePr w:type="lastCol">
       <w:rPr>
+        <w:rFonts w:eastAsia="黑体"/>
         <w:b w:val="0"/>
         <w:bCs w:val="0"/>
         <w:color w:themeColor="text1" w:val="000000"/>
@@ -11454,7 +11974,7 @@
       <w:spacing w:after="0" w:line="240" w:lineRule="auto"/>
     </w:pPr>
     <w:rPr>
-      <w:rFonts w:asciiTheme="majorHAnsi" w:cstheme="majorBidi" w:eastAsiaTheme="majorEastAsia" w:hAnsiTheme="majorHAnsi"/>
+      <w:rFonts w:asciiTheme="majorHAnsi" w:cstheme="majorBidi" w:hAnsiTheme="majorHAnsi" w:eastAsia="黑体"/>
       <w:color w:themeColor="text1" w:val="000000"/>
     </w:rPr>
     <w:tblPr>
@@ -11481,6 +12001,7 @@
     </w:tcPr>
     <w:tblStylePr w:type="firstRow">
       <w:rPr>
+        <w:rFonts w:eastAsia="黑体"/>
         <w:b/>
         <w:bCs/>
         <w:color w:themeColor="text1" w:val="000000"/>
@@ -11492,6 +12013,7 @@
     </w:tblStylePr>
     <w:tblStylePr w:type="lastRow">
       <w:rPr>
+        <w:rFonts w:eastAsia="黑体"/>
         <w:b/>
         <w:bCs/>
         <w:color w:themeColor="text1" w:val="000000"/>
@@ -11511,6 +12033,7 @@
     </w:tblStylePr>
     <w:tblStylePr w:type="firstCol">
       <w:rPr>
+        <w:rFonts w:eastAsia="黑体"/>
         <w:b/>
         <w:bCs/>
         <w:color w:themeColor="text1" w:val="000000"/>
@@ -11530,6 +12053,7 @@
     </w:tblStylePr>
     <w:tblStylePr w:type="lastCol">
       <w:rPr>
+        <w:rFonts w:eastAsia="黑体"/>
         <w:b w:val="0"/>
         <w:bCs w:val="0"/>
         <w:color w:themeColor="text1" w:val="000000"/>
@@ -11579,7 +12103,7 @@
       <w:spacing w:after="0" w:line="240" w:lineRule="auto"/>
     </w:pPr>
     <w:rPr>
-      <w:rFonts w:asciiTheme="majorHAnsi" w:cstheme="majorBidi" w:eastAsiaTheme="majorEastAsia" w:hAnsiTheme="majorHAnsi"/>
+      <w:rFonts w:asciiTheme="majorHAnsi" w:cstheme="majorBidi" w:hAnsiTheme="majorHAnsi" w:eastAsia="黑体"/>
       <w:color w:themeColor="text1" w:val="000000"/>
     </w:rPr>
     <w:tblPr>
@@ -11606,6 +12130,7 @@
     </w:tcPr>
     <w:tblStylePr w:type="firstRow">
       <w:rPr>
+        <w:rFonts w:eastAsia="黑体"/>
         <w:b/>
         <w:bCs/>
         <w:color w:themeColor="text1" w:val="000000"/>
@@ -11617,6 +12142,7 @@
     </w:tblStylePr>
     <w:tblStylePr w:type="lastRow">
       <w:rPr>
+        <w:rFonts w:eastAsia="黑体"/>
         <w:b/>
         <w:bCs/>
         <w:color w:themeColor="text1" w:val="000000"/>
@@ -11636,6 +12162,7 @@
     </w:tblStylePr>
     <w:tblStylePr w:type="firstCol">
       <w:rPr>
+        <w:rFonts w:eastAsia="黑体"/>
         <w:b/>
         <w:bCs/>
         <w:color w:themeColor="text1" w:val="000000"/>
@@ -11655,6 +12182,7 @@
     </w:tblStylePr>
     <w:tblStylePr w:type="lastCol">
       <w:rPr>
+        <w:rFonts w:eastAsia="黑体"/>
         <w:b w:val="0"/>
         <w:bCs w:val="0"/>
         <w:color w:themeColor="text1" w:val="000000"/>
@@ -11727,6 +12255,7 @@
     </w:tcPr>
     <w:tblStylePr w:type="firstRow">
       <w:rPr>
+        <w:rFonts w:eastAsia="黑体"/>
         <w:b/>
         <w:bCs/>
         <w:i w:val="0"/>
@@ -11748,6 +12277,7 @@
     </w:tblStylePr>
     <w:tblStylePr w:type="lastRow">
       <w:rPr>
+        <w:rFonts w:eastAsia="黑体"/>
         <w:b/>
         <w:bCs/>
         <w:i w:val="0"/>
@@ -11769,6 +12299,7 @@
     </w:tblStylePr>
     <w:tblStylePr w:type="firstCol">
       <w:rPr>
+        <w:rFonts w:eastAsia="黑体"/>
         <w:b/>
         <w:bCs/>
         <w:i w:val="0"/>
@@ -11788,6 +12319,7 @@
     </w:tblStylePr>
     <w:tblStylePr w:type="lastCol">
       <w:rPr>
+        <w:rFonts w:eastAsia="黑体"/>
         <w:b/>
         <w:bCs/>
         <w:i w:val="0"/>
@@ -11868,6 +12400,7 @@
     </w:tcPr>
     <w:tblStylePr w:type="firstRow">
       <w:rPr>
+        <w:rFonts w:eastAsia="黑体"/>
         <w:b/>
         <w:bCs/>
         <w:i w:val="0"/>
@@ -11889,6 +12422,7 @@
     </w:tblStylePr>
     <w:tblStylePr w:type="lastRow">
       <w:rPr>
+        <w:rFonts w:eastAsia="黑体"/>
         <w:b/>
         <w:bCs/>
         <w:i w:val="0"/>
@@ -11910,6 +12444,7 @@
     </w:tblStylePr>
     <w:tblStylePr w:type="firstCol">
       <w:rPr>
+        <w:rFonts w:eastAsia="黑体"/>
         <w:b/>
         <w:bCs/>
         <w:i w:val="0"/>
@@ -11929,6 +12464,7 @@
     </w:tblStylePr>
     <w:tblStylePr w:type="lastCol">
       <w:rPr>
+        <w:rFonts w:eastAsia="黑体"/>
         <w:b/>
         <w:bCs/>
         <w:i w:val="0"/>
@@ -12009,6 +12545,7 @@
     </w:tcPr>
     <w:tblStylePr w:type="firstRow">
       <w:rPr>
+        <w:rFonts w:eastAsia="黑体"/>
         <w:b/>
         <w:bCs/>
         <w:i w:val="0"/>
@@ -12030,6 +12567,7 @@
     </w:tblStylePr>
     <w:tblStylePr w:type="lastRow">
       <w:rPr>
+        <w:rFonts w:eastAsia="黑体"/>
         <w:b/>
         <w:bCs/>
         <w:i w:val="0"/>
@@ -12051,6 +12589,7 @@
     </w:tblStylePr>
     <w:tblStylePr w:type="firstCol">
       <w:rPr>
+        <w:rFonts w:eastAsia="黑体"/>
         <w:b/>
         <w:bCs/>
         <w:i w:val="0"/>
@@ -12070,6 +12609,7 @@
     </w:tblStylePr>
     <w:tblStylePr w:type="lastCol">
       <w:rPr>
+        <w:rFonts w:eastAsia="黑体"/>
         <w:b/>
         <w:bCs/>
         <w:i w:val="0"/>
@@ -12150,6 +12690,7 @@
     </w:tcPr>
     <w:tblStylePr w:type="firstRow">
       <w:rPr>
+        <w:rFonts w:eastAsia="黑体"/>
         <w:b/>
         <w:bCs/>
         <w:i w:val="0"/>
@@ -12171,6 +12712,7 @@
     </w:tblStylePr>
     <w:tblStylePr w:type="lastRow">
       <w:rPr>
+        <w:rFonts w:eastAsia="黑体"/>
         <w:b/>
         <w:bCs/>
         <w:i w:val="0"/>
@@ -12192,6 +12734,7 @@
     </w:tblStylePr>
     <w:tblStylePr w:type="firstCol">
       <w:rPr>
+        <w:rFonts w:eastAsia="黑体"/>
         <w:b/>
         <w:bCs/>
         <w:i w:val="0"/>
@@ -12211,6 +12754,7 @@
     </w:tblStylePr>
     <w:tblStylePr w:type="lastCol">
       <w:rPr>
+        <w:rFonts w:eastAsia="黑体"/>
         <w:b/>
         <w:bCs/>
         <w:i w:val="0"/>
@@ -12291,6 +12835,7 @@
     </w:tcPr>
     <w:tblStylePr w:type="firstRow">
       <w:rPr>
+        <w:rFonts w:eastAsia="黑体"/>
         <w:b/>
         <w:bCs/>
         <w:i w:val="0"/>
@@ -12312,6 +12857,7 @@
     </w:tblStylePr>
     <w:tblStylePr w:type="lastRow">
       <w:rPr>
+        <w:rFonts w:eastAsia="黑体"/>
         <w:b/>
         <w:bCs/>
         <w:i w:val="0"/>
@@ -12333,6 +12879,7 @@
     </w:tblStylePr>
     <w:tblStylePr w:type="firstCol">
       <w:rPr>
+        <w:rFonts w:eastAsia="黑体"/>
         <w:b/>
         <w:bCs/>
         <w:i w:val="0"/>
@@ -12352,6 +12899,7 @@
     </w:tblStylePr>
     <w:tblStylePr w:type="lastCol">
       <w:rPr>
+        <w:rFonts w:eastAsia="黑体"/>
         <w:b/>
         <w:bCs/>
         <w:i w:val="0"/>
@@ -12432,6 +12980,7 @@
     </w:tcPr>
     <w:tblStylePr w:type="firstRow">
       <w:rPr>
+        <w:rFonts w:eastAsia="黑体"/>
         <w:b/>
         <w:bCs/>
         <w:i w:val="0"/>
@@ -12453,6 +13002,7 @@
     </w:tblStylePr>
     <w:tblStylePr w:type="lastRow">
       <w:rPr>
+        <w:rFonts w:eastAsia="黑体"/>
         <w:b/>
         <w:bCs/>
         <w:i w:val="0"/>
@@ -12474,6 +13024,7 @@
     </w:tblStylePr>
     <w:tblStylePr w:type="firstCol">
       <w:rPr>
+        <w:rFonts w:eastAsia="黑体"/>
         <w:b/>
         <w:bCs/>
         <w:i w:val="0"/>
@@ -12493,6 +13044,7 @@
     </w:tblStylePr>
     <w:tblStylePr w:type="lastCol">
       <w:rPr>
+        <w:rFonts w:eastAsia="黑体"/>
         <w:b/>
         <w:bCs/>
         <w:i w:val="0"/>
@@ -12573,6 +13125,7 @@
     </w:tcPr>
     <w:tblStylePr w:type="firstRow">
       <w:rPr>
+        <w:rFonts w:eastAsia="黑体"/>
         <w:b/>
         <w:bCs/>
         <w:i w:val="0"/>
@@ -12594,6 +13147,7 @@
     </w:tblStylePr>
     <w:tblStylePr w:type="lastRow">
       <w:rPr>
+        <w:rFonts w:eastAsia="黑体"/>
         <w:b/>
         <w:bCs/>
         <w:i w:val="0"/>
@@ -12615,6 +13169,7 @@
     </w:tblStylePr>
     <w:tblStylePr w:type="firstCol">
       <w:rPr>
+        <w:rFonts w:eastAsia="黑体"/>
         <w:b/>
         <w:bCs/>
         <w:i w:val="0"/>
@@ -12634,6 +13189,7 @@
     </w:tblStylePr>
     <w:tblStylePr w:type="lastCol">
       <w:rPr>
+        <w:rFonts w:eastAsia="黑体"/>
         <w:b/>
         <w:bCs/>
         <w:i w:val="0"/>
@@ -12691,6 +13247,7 @@
       <w:spacing w:after="0" w:line="240" w:lineRule="auto"/>
     </w:pPr>
     <w:rPr>
+      <w:rFonts w:eastAsia="黑体"/>
       <w:color w:themeColor="background1" w:val="FFFFFF"/>
     </w:rPr>
     <w:tblPr>
@@ -12709,6 +13266,7 @@
     </w:tcPr>
     <w:tblStylePr w:type="firstRow">
       <w:rPr>
+        <w:rFonts w:eastAsia="黑体"/>
         <w:b/>
         <w:bCs/>
       </w:rPr>
@@ -12805,6 +13363,7 @@
       <w:spacing w:after="0" w:line="240" w:lineRule="auto"/>
     </w:pPr>
     <w:rPr>
+      <w:rFonts w:eastAsia="黑体"/>
       <w:color w:themeColor="background1" w:val="FFFFFF"/>
     </w:rPr>
     <w:tblPr>
@@ -12823,6 +13382,7 @@
     </w:tcPr>
     <w:tblStylePr w:type="firstRow">
       <w:rPr>
+        <w:rFonts w:eastAsia="黑体"/>
         <w:b/>
         <w:bCs/>
       </w:rPr>
@@ -12919,6 +13479,7 @@
       <w:spacing w:after="0" w:line="240" w:lineRule="auto"/>
     </w:pPr>
     <w:rPr>
+      <w:rFonts w:eastAsia="黑体"/>
       <w:color w:themeColor="background1" w:val="FFFFFF"/>
     </w:rPr>
     <w:tblPr>
@@ -12937,6 +13498,7 @@
     </w:tcPr>
     <w:tblStylePr w:type="firstRow">
       <w:rPr>
+        <w:rFonts w:eastAsia="黑体"/>
         <w:b/>
         <w:bCs/>
       </w:rPr>
@@ -13033,6 +13595,7 @@
       <w:spacing w:after="0" w:line="240" w:lineRule="auto"/>
     </w:pPr>
     <w:rPr>
+      <w:rFonts w:eastAsia="黑体"/>
       <w:color w:themeColor="background1" w:val="FFFFFF"/>
     </w:rPr>
     <w:tblPr>
@@ -13051,6 +13614,7 @@
     </w:tcPr>
     <w:tblStylePr w:type="firstRow">
       <w:rPr>
+        <w:rFonts w:eastAsia="黑体"/>
         <w:b/>
         <w:bCs/>
       </w:rPr>
@@ -13147,6 +13711,7 @@
       <w:spacing w:after="0" w:line="240" w:lineRule="auto"/>
     </w:pPr>
     <w:rPr>
+      <w:rFonts w:eastAsia="黑体"/>
       <w:color w:themeColor="background1" w:val="FFFFFF"/>
     </w:rPr>
     <w:tblPr>
@@ -13165,6 +13730,7 @@
     </w:tcPr>
     <w:tblStylePr w:type="firstRow">
       <w:rPr>
+        <w:rFonts w:eastAsia="黑体"/>
         <w:b/>
         <w:bCs/>
       </w:rPr>
@@ -13261,6 +13827,7 @@
       <w:spacing w:after="0" w:line="240" w:lineRule="auto"/>
     </w:pPr>
     <w:rPr>
+      <w:rFonts w:eastAsia="黑体"/>
       <w:color w:themeColor="background1" w:val="FFFFFF"/>
     </w:rPr>
     <w:tblPr>
@@ -13279,6 +13846,7 @@
     </w:tcPr>
     <w:tblStylePr w:type="firstRow">
       <w:rPr>
+        <w:rFonts w:eastAsia="黑体"/>
         <w:b/>
         <w:bCs/>
       </w:rPr>
@@ -13375,6 +13943,7 @@
       <w:spacing w:after="0" w:line="240" w:lineRule="auto"/>
     </w:pPr>
     <w:rPr>
+      <w:rFonts w:eastAsia="黑体"/>
       <w:color w:themeColor="background1" w:val="FFFFFF"/>
     </w:rPr>
     <w:tblPr>
@@ -13393,6 +13962,7 @@
     </w:tcPr>
     <w:tblStylePr w:type="firstRow">
       <w:rPr>
+        <w:rFonts w:eastAsia="黑体"/>
         <w:b/>
         <w:bCs/>
       </w:rPr>
@@ -13489,6 +14059,7 @@
       <w:spacing w:after="0" w:line="240" w:lineRule="auto"/>
     </w:pPr>
     <w:rPr>
+      <w:rFonts w:eastAsia="黑体"/>
       <w:color w:themeColor="text1" w:val="000000"/>
     </w:rPr>
     <w:tblPr>
@@ -13515,6 +14086,7 @@
     </w:tcPr>
     <w:tblStylePr w:type="firstRow">
       <w:rPr>
+        <w:rFonts w:eastAsia="黑体"/>
         <w:b/>
         <w:bCs/>
       </w:rPr>
@@ -13533,6 +14105,7 @@
     </w:tblStylePr>
     <w:tblStylePr w:type="lastRow">
       <w:rPr>
+        <w:rFonts w:eastAsia="黑体"/>
         <w:b/>
         <w:bCs/>
         <w:color w:themeColor="background1" w:val="FFFFFF"/>
@@ -13547,6 +14120,7 @@
     </w:tblStylePr>
     <w:tblStylePr w:type="firstCol">
       <w:rPr>
+        <w:rFonts w:eastAsia="黑体"/>
         <w:color w:themeColor="background1" w:val="FFFFFF"/>
       </w:rPr>
       <w:tblPr/>
@@ -13564,6 +14138,7 @@
     </w:tblStylePr>
     <w:tblStylePr w:type="lastCol">
       <w:rPr>
+        <w:rFonts w:eastAsia="黑体"/>
         <w:color w:themeColor="background1" w:val="FFFFFF"/>
       </w:rPr>
       <w:tblPr/>
@@ -13593,11 +14168,13 @@
     </w:tblStylePr>
     <w:tblStylePr w:type="neCell">
       <w:rPr>
+        <w:rFonts w:eastAsia="黑体"/>
         <w:color w:themeColor="text1" w:val="000000"/>
       </w:rPr>
     </w:tblStylePr>
     <w:tblStylePr w:type="nwCell">
       <w:rPr>
+        <w:rFonts w:eastAsia="黑体"/>
         <w:color w:themeColor="text1" w:val="000000"/>
       </w:rPr>
     </w:tblStylePr>
@@ -13611,6 +14188,7 @@
       <w:spacing w:after="0" w:line="240" w:lineRule="auto"/>
     </w:pPr>
     <w:rPr>
+      <w:rFonts w:eastAsia="黑体"/>
       <w:color w:themeColor="text1" w:val="000000"/>
     </w:rPr>
     <w:tblPr>
@@ -13637,6 +14215,7 @@
     </w:tcPr>
     <w:tblStylePr w:type="firstRow">
       <w:rPr>
+        <w:rFonts w:eastAsia="黑体"/>
         <w:b/>
         <w:bCs/>
       </w:rPr>
@@ -13655,6 +14234,7 @@
     </w:tblStylePr>
     <w:tblStylePr w:type="lastRow">
       <w:rPr>
+        <w:rFonts w:eastAsia="黑体"/>
         <w:b/>
         <w:bCs/>
         <w:color w:themeColor="background1" w:val="FFFFFF"/>
@@ -13669,6 +14249,7 @@
     </w:tblStylePr>
     <w:tblStylePr w:type="firstCol">
       <w:rPr>
+        <w:rFonts w:eastAsia="黑体"/>
         <w:color w:themeColor="background1" w:val="FFFFFF"/>
       </w:rPr>
       <w:tblPr/>
@@ -13686,6 +14267,7 @@
     </w:tblStylePr>
     <w:tblStylePr w:type="lastCol">
       <w:rPr>
+        <w:rFonts w:eastAsia="黑体"/>
         <w:color w:themeColor="background1" w:val="FFFFFF"/>
       </w:rPr>
       <w:tblPr/>
@@ -13715,11 +14297,13 @@
     </w:tblStylePr>
     <w:tblStylePr w:type="neCell">
       <w:rPr>
+        <w:rFonts w:eastAsia="黑体"/>
         <w:color w:themeColor="text1" w:val="000000"/>
       </w:rPr>
     </w:tblStylePr>
     <w:tblStylePr w:type="nwCell">
       <w:rPr>
+        <w:rFonts w:eastAsia="黑体"/>
         <w:color w:themeColor="text1" w:val="000000"/>
       </w:rPr>
     </w:tblStylePr>
@@ -13733,6 +14317,7 @@
       <w:spacing w:after="0" w:line="240" w:lineRule="auto"/>
     </w:pPr>
     <w:rPr>
+      <w:rFonts w:eastAsia="黑体"/>
       <w:color w:themeColor="text1" w:val="000000"/>
     </w:rPr>
     <w:tblPr>
@@ -13759,6 +14344,7 @@
     </w:tcPr>
     <w:tblStylePr w:type="firstRow">
       <w:rPr>
+        <w:rFonts w:eastAsia="黑体"/>
         <w:b/>
         <w:bCs/>
       </w:rPr>
@@ -13777,6 +14363,7 @@
     </w:tblStylePr>
     <w:tblStylePr w:type="lastRow">
       <w:rPr>
+        <w:rFonts w:eastAsia="黑体"/>
         <w:b/>
         <w:bCs/>
         <w:color w:themeColor="background1" w:val="FFFFFF"/>
@@ -13791,6 +14378,7 @@
     </w:tblStylePr>
     <w:tblStylePr w:type="firstCol">
       <w:rPr>
+        <w:rFonts w:eastAsia="黑体"/>
         <w:color w:themeColor="background1" w:val="FFFFFF"/>
       </w:rPr>
       <w:tblPr/>
@@ -13808,6 +14396,7 @@
     </w:tblStylePr>
     <w:tblStylePr w:type="lastCol">
       <w:rPr>
+        <w:rFonts w:eastAsia="黑体"/>
         <w:color w:themeColor="background1" w:val="FFFFFF"/>
       </w:rPr>
       <w:tblPr/>
@@ -13837,11 +14426,13 @@
     </w:tblStylePr>
     <w:tblStylePr w:type="neCell">
       <w:rPr>
+        <w:rFonts w:eastAsia="黑体"/>
         <w:color w:themeColor="text1" w:val="000000"/>
       </w:rPr>
     </w:tblStylePr>
     <w:tblStylePr w:type="nwCell">
       <w:rPr>
+        <w:rFonts w:eastAsia="黑体"/>
         <w:color w:themeColor="text1" w:val="000000"/>
       </w:rPr>
     </w:tblStylePr>
@@ -13855,6 +14446,7 @@
       <w:spacing w:after="0" w:line="240" w:lineRule="auto"/>
     </w:pPr>
     <w:rPr>
+      <w:rFonts w:eastAsia="黑体"/>
       <w:color w:themeColor="text1" w:val="000000"/>
     </w:rPr>
     <w:tblPr>
@@ -13881,6 +14473,7 @@
     </w:tcPr>
     <w:tblStylePr w:type="firstRow">
       <w:rPr>
+        <w:rFonts w:eastAsia="黑体"/>
         <w:b/>
         <w:bCs/>
       </w:rPr>
@@ -13899,6 +14492,7 @@
     </w:tblStylePr>
     <w:tblStylePr w:type="lastRow">
       <w:rPr>
+        <w:rFonts w:eastAsia="黑体"/>
         <w:b/>
         <w:bCs/>
         <w:color w:themeColor="background1" w:val="FFFFFF"/>
@@ -13913,6 +14507,7 @@
     </w:tblStylePr>
     <w:tblStylePr w:type="firstCol">
       <w:rPr>
+        <w:rFonts w:eastAsia="黑体"/>
         <w:color w:themeColor="background1" w:val="FFFFFF"/>
       </w:rPr>
       <w:tblPr/>
@@ -13930,6 +14525,7 @@
     </w:tblStylePr>
     <w:tblStylePr w:type="lastCol">
       <w:rPr>
+        <w:rFonts w:eastAsia="黑体"/>
         <w:color w:themeColor="background1" w:val="FFFFFF"/>
       </w:rPr>
       <w:tblPr/>
@@ -13967,6 +14563,7 @@
       <w:spacing w:after="0" w:line="240" w:lineRule="auto"/>
     </w:pPr>
     <w:rPr>
+      <w:rFonts w:eastAsia="黑体"/>
       <w:color w:themeColor="text1" w:val="000000"/>
     </w:rPr>
     <w:tblPr>
@@ -13993,6 +14590,7 @@
     </w:tcPr>
     <w:tblStylePr w:type="firstRow">
       <w:rPr>
+        <w:rFonts w:eastAsia="黑体"/>
         <w:b/>
         <w:bCs/>
       </w:rPr>
@@ -14011,6 +14609,7 @@
     </w:tblStylePr>
     <w:tblStylePr w:type="lastRow">
       <w:rPr>
+        <w:rFonts w:eastAsia="黑体"/>
         <w:b/>
         <w:bCs/>
         <w:color w:themeColor="background1" w:val="FFFFFF"/>
@@ -14025,6 +14624,7 @@
     </w:tblStylePr>
     <w:tblStylePr w:type="firstCol">
       <w:rPr>
+        <w:rFonts w:eastAsia="黑体"/>
         <w:color w:themeColor="background1" w:val="FFFFFF"/>
       </w:rPr>
       <w:tblPr/>
@@ -14042,6 +14642,7 @@
     </w:tblStylePr>
     <w:tblStylePr w:type="lastCol">
       <w:rPr>
+        <w:rFonts w:eastAsia="黑体"/>
         <w:color w:themeColor="background1" w:val="FFFFFF"/>
       </w:rPr>
       <w:tblPr/>
@@ -14071,11 +14672,13 @@
     </w:tblStylePr>
     <w:tblStylePr w:type="neCell">
       <w:rPr>
+        <w:rFonts w:eastAsia="黑体"/>
         <w:color w:themeColor="text1" w:val="000000"/>
       </w:rPr>
     </w:tblStylePr>
     <w:tblStylePr w:type="nwCell">
       <w:rPr>
+        <w:rFonts w:eastAsia="黑体"/>
         <w:color w:themeColor="text1" w:val="000000"/>
       </w:rPr>
     </w:tblStylePr>
@@ -14089,6 +14692,7 @@
       <w:spacing w:after="0" w:line="240" w:lineRule="auto"/>
     </w:pPr>
     <w:rPr>
+      <w:rFonts w:eastAsia="黑体"/>
       <w:color w:themeColor="text1" w:val="000000"/>
     </w:rPr>
     <w:tblPr>
@@ -14115,6 +14719,7 @@
     </w:tcPr>
     <w:tblStylePr w:type="firstRow">
       <w:rPr>
+        <w:rFonts w:eastAsia="黑体"/>
         <w:b/>
         <w:bCs/>
       </w:rPr>
@@ -14133,6 +14738,7 @@
     </w:tblStylePr>
     <w:tblStylePr w:type="lastRow">
       <w:rPr>
+        <w:rFonts w:eastAsia="黑体"/>
         <w:b/>
         <w:bCs/>
         <w:color w:themeColor="background1" w:val="FFFFFF"/>
@@ -14147,6 +14753,7 @@
     </w:tblStylePr>
     <w:tblStylePr w:type="firstCol">
       <w:rPr>
+        <w:rFonts w:eastAsia="黑体"/>
         <w:color w:themeColor="background1" w:val="FFFFFF"/>
       </w:rPr>
       <w:tblPr/>
@@ -14164,6 +14771,7 @@
     </w:tblStylePr>
     <w:tblStylePr w:type="lastCol">
       <w:rPr>
+        <w:rFonts w:eastAsia="黑体"/>
         <w:color w:themeColor="background1" w:val="FFFFFF"/>
       </w:rPr>
       <w:tblPr/>
@@ -14193,11 +14801,13 @@
     </w:tblStylePr>
     <w:tblStylePr w:type="neCell">
       <w:rPr>
+        <w:rFonts w:eastAsia="黑体"/>
         <w:color w:themeColor="text1" w:val="000000"/>
       </w:rPr>
     </w:tblStylePr>
     <w:tblStylePr w:type="nwCell">
       <w:rPr>
+        <w:rFonts w:eastAsia="黑体"/>
         <w:color w:themeColor="text1" w:val="000000"/>
       </w:rPr>
     </w:tblStylePr>
@@ -14211,6 +14821,7 @@
       <w:spacing w:after="0" w:line="240" w:lineRule="auto"/>
     </w:pPr>
     <w:rPr>
+      <w:rFonts w:eastAsia="黑体"/>
       <w:color w:themeColor="text1" w:val="000000"/>
     </w:rPr>
     <w:tblPr>
@@ -14237,6 +14848,7 @@
     </w:tcPr>
     <w:tblStylePr w:type="firstRow">
       <w:rPr>
+        <w:rFonts w:eastAsia="黑体"/>
         <w:b/>
         <w:bCs/>
       </w:rPr>
@@ -14255,6 +14867,7 @@
     </w:tblStylePr>
     <w:tblStylePr w:type="lastRow">
       <w:rPr>
+        <w:rFonts w:eastAsia="黑体"/>
         <w:b/>
         <w:bCs/>
         <w:color w:themeColor="background1" w:val="FFFFFF"/>
@@ -14269,6 +14882,7 @@
     </w:tblStylePr>
     <w:tblStylePr w:type="firstCol">
       <w:rPr>
+        <w:rFonts w:eastAsia="黑体"/>
         <w:color w:themeColor="background1" w:val="FFFFFF"/>
       </w:rPr>
       <w:tblPr/>
@@ -14286,6 +14900,7 @@
     </w:tblStylePr>
     <w:tblStylePr w:type="lastCol">
       <w:rPr>
+        <w:rFonts w:eastAsia="黑体"/>
         <w:color w:themeColor="background1" w:val="FFFFFF"/>
       </w:rPr>
       <w:tblPr/>
@@ -14315,11 +14930,13 @@
     </w:tblStylePr>
     <w:tblStylePr w:type="neCell">
       <w:rPr>
+        <w:rFonts w:eastAsia="黑体"/>
         <w:color w:themeColor="text1" w:val="000000"/>
       </w:rPr>
     </w:tblStylePr>
     <w:tblStylePr w:type="nwCell">
       <w:rPr>
+        <w:rFonts w:eastAsia="黑体"/>
         <w:color w:themeColor="text1" w:val="000000"/>
       </w:rPr>
     </w:tblStylePr>
@@ -14333,6 +14950,7 @@
       <w:spacing w:after="0" w:line="240" w:lineRule="auto"/>
     </w:pPr>
     <w:rPr>
+      <w:rFonts w:eastAsia="黑体"/>
       <w:color w:themeColor="text1" w:val="000000"/>
     </w:rPr>
     <w:tblPr>
@@ -14351,6 +14969,7 @@
     </w:tcPr>
     <w:tblStylePr w:type="firstRow">
       <w:rPr>
+        <w:rFonts w:eastAsia="黑体"/>
         <w:b/>
         <w:bCs/>
         <w:color w:themeColor="background1" w:val="FFFFFF"/>
@@ -14365,6 +14984,7 @@
     </w:tblStylePr>
     <w:tblStylePr w:type="lastRow">
       <w:rPr>
+        <w:rFonts w:eastAsia="黑体"/>
         <w:b/>
         <w:bCs/>
         <w:color w:themeColor="accent2" w:themeShade="CC" w:val="9E3A38"/>
@@ -14379,12 +14999,14 @@
     </w:tblStylePr>
     <w:tblStylePr w:type="firstCol">
       <w:rPr>
+        <w:rFonts w:eastAsia="黑体"/>
         <w:b/>
         <w:bCs/>
       </w:rPr>
     </w:tblStylePr>
     <w:tblStylePr w:type="lastCol">
       <w:rPr>
+        <w:rFonts w:eastAsia="黑体"/>
         <w:b/>
         <w:bCs/>
       </w:rPr>
@@ -14419,6 +15041,7 @@
       <w:spacing w:after="0" w:line="240" w:lineRule="auto"/>
     </w:pPr>
     <w:rPr>
+      <w:rFonts w:eastAsia="黑体"/>
       <w:color w:themeColor="text1" w:val="000000"/>
     </w:rPr>
     <w:tblPr>
@@ -14437,6 +15060,7 @@
     </w:tcPr>
     <w:tblStylePr w:type="firstRow">
       <w:rPr>
+        <w:rFonts w:eastAsia="黑体"/>
         <w:b/>
         <w:bCs/>
         <w:color w:themeColor="background1" w:val="FFFFFF"/>
@@ -14451,6 +15075,7 @@
     </w:tblStylePr>
     <w:tblStylePr w:type="lastRow">
       <w:rPr>
+        <w:rFonts w:eastAsia="黑体"/>
         <w:b/>
         <w:bCs/>
         <w:color w:themeColor="accent2" w:themeShade="CC" w:val="9E3A38"/>
@@ -14465,12 +15090,14 @@
     </w:tblStylePr>
     <w:tblStylePr w:type="firstCol">
       <w:rPr>
+        <w:rFonts w:eastAsia="黑体"/>
         <w:b/>
         <w:bCs/>
       </w:rPr>
     </w:tblStylePr>
     <w:tblStylePr w:type="lastCol">
       <w:rPr>
+        <w:rFonts w:eastAsia="黑体"/>
         <w:b/>
         <w:bCs/>
       </w:rPr>
@@ -14505,6 +15132,7 @@
       <w:spacing w:after="0" w:line="240" w:lineRule="auto"/>
     </w:pPr>
     <w:rPr>
+      <w:rFonts w:eastAsia="黑体"/>
       <w:color w:themeColor="text1" w:val="000000"/>
     </w:rPr>
     <w:tblPr>
@@ -14523,6 +15151,7 @@
     </w:tcPr>
     <w:tblStylePr w:type="firstRow">
       <w:rPr>
+        <w:rFonts w:eastAsia="黑体"/>
         <w:b/>
         <w:bCs/>
         <w:color w:themeColor="background1" w:val="FFFFFF"/>
@@ -14537,6 +15166,7 @@
     </w:tblStylePr>
     <w:tblStylePr w:type="lastRow">
       <w:rPr>
+        <w:rFonts w:eastAsia="黑体"/>
         <w:b/>
         <w:bCs/>
         <w:color w:themeColor="accent2" w:themeShade="CC" w:val="9E3A38"/>
@@ -14551,12 +15181,14 @@
     </w:tblStylePr>
     <w:tblStylePr w:type="firstCol">
       <w:rPr>
+        <w:rFonts w:eastAsia="黑体"/>
         <w:b/>
         <w:bCs/>
       </w:rPr>
     </w:tblStylePr>
     <w:tblStylePr w:type="lastCol">
       <w:rPr>
+        <w:rFonts w:eastAsia="黑体"/>
         <w:b/>
         <w:bCs/>
       </w:rPr>
@@ -14591,6 +15223,7 @@
       <w:spacing w:after="0" w:line="240" w:lineRule="auto"/>
     </w:pPr>
     <w:rPr>
+      <w:rFonts w:eastAsia="黑体"/>
       <w:color w:themeColor="text1" w:val="000000"/>
     </w:rPr>
     <w:tblPr>
@@ -14609,6 +15242,7 @@
     </w:tcPr>
     <w:tblStylePr w:type="firstRow">
       <w:rPr>
+        <w:rFonts w:eastAsia="黑体"/>
         <w:b/>
         <w:bCs/>
         <w:color w:themeColor="background1" w:val="FFFFFF"/>
@@ -14623,6 +15257,7 @@
     </w:tblStylePr>
     <w:tblStylePr w:type="lastRow">
       <w:rPr>
+        <w:rFonts w:eastAsia="黑体"/>
         <w:b/>
         <w:bCs/>
         <w:color w:themeColor="accent4" w:themeShade="CC" w:val="664E82"/>
@@ -14637,12 +15272,14 @@
     </w:tblStylePr>
     <w:tblStylePr w:type="firstCol">
       <w:rPr>
+        <w:rFonts w:eastAsia="黑体"/>
         <w:b/>
         <w:bCs/>
       </w:rPr>
     </w:tblStylePr>
     <w:tblStylePr w:type="lastCol">
       <w:rPr>
+        <w:rFonts w:eastAsia="黑体"/>
         <w:b/>
         <w:bCs/>
       </w:rPr>
@@ -14677,6 +15314,7 @@
       <w:spacing w:after="0" w:line="240" w:lineRule="auto"/>
     </w:pPr>
     <w:rPr>
+      <w:rFonts w:eastAsia="黑体"/>
       <w:color w:themeColor="text1" w:val="000000"/>
     </w:rPr>
     <w:tblPr>
@@ -14695,6 +15333,7 @@
     </w:tcPr>
     <w:tblStylePr w:type="firstRow">
       <w:rPr>
+        <w:rFonts w:eastAsia="黑体"/>
         <w:b/>
         <w:bCs/>
         <w:color w:themeColor="background1" w:val="FFFFFF"/>
@@ -14709,6 +15348,7 @@
     </w:tblStylePr>
     <w:tblStylePr w:type="lastRow">
       <w:rPr>
+        <w:rFonts w:eastAsia="黑体"/>
         <w:b/>
         <w:bCs/>
         <w:color w:themeColor="accent3" w:themeShade="CC" w:val="7E9C40"/>
@@ -14723,12 +15363,14 @@
     </w:tblStylePr>
     <w:tblStylePr w:type="firstCol">
       <w:rPr>
+        <w:rFonts w:eastAsia="黑体"/>
         <w:b/>
         <w:bCs/>
       </w:rPr>
     </w:tblStylePr>
     <w:tblStylePr w:type="lastCol">
       <w:rPr>
+        <w:rFonts w:eastAsia="黑体"/>
         <w:b/>
         <w:bCs/>
       </w:rPr>
@@ -14763,6 +15405,7 @@
       <w:spacing w:after="0" w:line="240" w:lineRule="auto"/>
     </w:pPr>
     <w:rPr>
+      <w:rFonts w:eastAsia="黑体"/>
       <w:color w:themeColor="text1" w:val="000000"/>
     </w:rPr>
     <w:tblPr>
@@ -14781,6 +15424,7 @@
     </w:tcPr>
     <w:tblStylePr w:type="firstRow">
       <w:rPr>
+        <w:rFonts w:eastAsia="黑体"/>
         <w:b/>
         <w:bCs/>
         <w:color w:themeColor="background1" w:val="FFFFFF"/>
@@ -14795,6 +15439,7 @@
     </w:tblStylePr>
     <w:tblStylePr w:type="lastRow">
       <w:rPr>
+        <w:rFonts w:eastAsia="黑体"/>
         <w:b/>
         <w:bCs/>
         <w:color w:themeColor="accent6" w:themeShade="CC" w:val="F2730A"/>
@@ -14809,12 +15454,14 @@
     </w:tblStylePr>
     <w:tblStylePr w:type="firstCol">
       <w:rPr>
+        <w:rFonts w:eastAsia="黑体"/>
         <w:b/>
         <w:bCs/>
       </w:rPr>
     </w:tblStylePr>
     <w:tblStylePr w:type="lastCol">
       <w:rPr>
+        <w:rFonts w:eastAsia="黑体"/>
         <w:b/>
         <w:bCs/>
       </w:rPr>
@@ -14849,6 +15496,7 @@
       <w:spacing w:after="0" w:line="240" w:lineRule="auto"/>
     </w:pPr>
     <w:rPr>
+      <w:rFonts w:eastAsia="黑体"/>
       <w:color w:themeColor="text1" w:val="000000"/>
     </w:rPr>
     <w:tblPr>
@@ -14867,6 +15515,7 @@
     </w:tcPr>
     <w:tblStylePr w:type="firstRow">
       <w:rPr>
+        <w:rFonts w:eastAsia="黑体"/>
         <w:b/>
         <w:bCs/>
         <w:color w:themeColor="background1" w:val="FFFFFF"/>
@@ -14881,6 +15530,7 @@
     </w:tblStylePr>
     <w:tblStylePr w:type="lastRow">
       <w:rPr>
+        <w:rFonts w:eastAsia="黑体"/>
         <w:b/>
         <w:bCs/>
         <w:color w:themeColor="accent5" w:themeShade="CC" w:val="348DA5"/>
@@ -14895,12 +15545,14 @@
     </w:tblStylePr>
     <w:tblStylePr w:type="firstCol">
       <w:rPr>
+        <w:rFonts w:eastAsia="黑体"/>
         <w:b/>
         <w:bCs/>
       </w:rPr>
     </w:tblStylePr>
     <w:tblStylePr w:type="lastCol">
       <w:rPr>
+        <w:rFonts w:eastAsia="黑体"/>
         <w:b/>
         <w:bCs/>
       </w:rPr>
@@ -14935,6 +15587,7 @@
       <w:spacing w:after="0" w:line="240" w:lineRule="auto"/>
     </w:pPr>
     <w:rPr>
+      <w:rFonts w:eastAsia="黑体"/>
       <w:color w:themeColor="text1" w:val="000000"/>
     </w:rPr>
     <w:tblPr>
@@ -14956,6 +15609,7 @@
     </w:tcPr>
     <w:tblStylePr w:type="firstRow">
       <w:rPr>
+        <w:rFonts w:eastAsia="黑体"/>
         <w:b/>
         <w:bCs/>
       </w:rPr>
@@ -14966,6 +15620,7 @@
     </w:tblStylePr>
     <w:tblStylePr w:type="lastRow">
       <w:rPr>
+        <w:rFonts w:eastAsia="黑体"/>
         <w:b/>
         <w:bCs/>
         <w:color w:themeColor="text1" w:val="000000"/>
@@ -14977,6 +15632,7 @@
     </w:tblStylePr>
     <w:tblStylePr w:type="firstCol">
       <w:rPr>
+        <w:rFonts w:eastAsia="黑体"/>
         <w:color w:themeColor="background1" w:val="FFFFFF"/>
       </w:rPr>
       <w:tblPr/>
@@ -14986,6 +15642,7 @@
     </w:tblStylePr>
     <w:tblStylePr w:type="lastCol">
       <w:rPr>
+        <w:rFonts w:eastAsia="黑体"/>
         <w:color w:themeColor="background1" w:val="FFFFFF"/>
       </w:rPr>
       <w:tblPr/>
@@ -15015,6 +15672,7 @@
       <w:spacing w:after="0" w:line="240" w:lineRule="auto"/>
     </w:pPr>
     <w:rPr>
+      <w:rFonts w:eastAsia="黑体"/>
       <w:color w:themeColor="text1" w:val="000000"/>
     </w:rPr>
     <w:tblPr>
@@ -15036,6 +15694,7 @@
     </w:tcPr>
     <w:tblStylePr w:type="firstRow">
       <w:rPr>
+        <w:rFonts w:eastAsia="黑体"/>
         <w:b/>
         <w:bCs/>
       </w:rPr>
@@ -15046,6 +15705,7 @@
     </w:tblStylePr>
     <w:tblStylePr w:type="lastRow">
       <w:rPr>
+        <w:rFonts w:eastAsia="黑体"/>
         <w:b/>
         <w:bCs/>
         <w:color w:themeColor="text1" w:val="000000"/>
@@ -15057,6 +15717,7 @@
     </w:tblStylePr>
     <w:tblStylePr w:type="firstCol">
       <w:rPr>
+        <w:rFonts w:eastAsia="黑体"/>
         <w:color w:themeColor="background1" w:val="FFFFFF"/>
       </w:rPr>
       <w:tblPr/>
@@ -15066,6 +15727,7 @@
     </w:tblStylePr>
     <w:tblStylePr w:type="lastCol">
       <w:rPr>
+        <w:rFonts w:eastAsia="黑体"/>
         <w:color w:themeColor="background1" w:val="FFFFFF"/>
       </w:rPr>
       <w:tblPr/>
@@ -15095,6 +15757,7 @@
       <w:spacing w:after="0" w:line="240" w:lineRule="auto"/>
     </w:pPr>
     <w:rPr>
+      <w:rFonts w:eastAsia="黑体"/>
       <w:color w:themeColor="text1" w:val="000000"/>
     </w:rPr>
     <w:tblPr>
@@ -15116,6 +15779,7 @@
     </w:tcPr>
     <w:tblStylePr w:type="firstRow">
       <w:rPr>
+        <w:rFonts w:eastAsia="黑体"/>
         <w:b/>
         <w:bCs/>
       </w:rPr>
@@ -15126,6 +15790,7 @@
     </w:tblStylePr>
     <w:tblStylePr w:type="lastRow">
       <w:rPr>
+        <w:rFonts w:eastAsia="黑体"/>
         <w:b/>
         <w:bCs/>
         <w:color w:themeColor="text1" w:val="000000"/>
@@ -15137,6 +15802,7 @@
     </w:tblStylePr>
     <w:tblStylePr w:type="firstCol">
       <w:rPr>
+        <w:rFonts w:eastAsia="黑体"/>
         <w:color w:themeColor="background1" w:val="FFFFFF"/>
       </w:rPr>
       <w:tblPr/>
@@ -15146,6 +15812,7 @@
     </w:tblStylePr>
     <w:tblStylePr w:type="lastCol">
       <w:rPr>
+        <w:rFonts w:eastAsia="黑体"/>
         <w:color w:themeColor="background1" w:val="FFFFFF"/>
       </w:rPr>
       <w:tblPr/>
@@ -15175,6 +15842,7 @@
       <w:spacing w:after="0" w:line="240" w:lineRule="auto"/>
     </w:pPr>
     <w:rPr>
+      <w:rFonts w:eastAsia="黑体"/>
       <w:color w:themeColor="text1" w:val="000000"/>
     </w:rPr>
     <w:tblPr>
@@ -15196,6 +15864,7 @@
     </w:tcPr>
     <w:tblStylePr w:type="firstRow">
       <w:rPr>
+        <w:rFonts w:eastAsia="黑体"/>
         <w:b/>
         <w:bCs/>
       </w:rPr>
@@ -15206,6 +15875,7 @@
     </w:tblStylePr>
     <w:tblStylePr w:type="lastRow">
       <w:rPr>
+        <w:rFonts w:eastAsia="黑体"/>
         <w:b/>
         <w:bCs/>
         <w:color w:themeColor="text1" w:val="000000"/>
@@ -15217,6 +15887,7 @@
     </w:tblStylePr>
     <w:tblStylePr w:type="firstCol">
       <w:rPr>
+        <w:rFonts w:eastAsia="黑体"/>
         <w:color w:themeColor="background1" w:val="FFFFFF"/>
       </w:rPr>
       <w:tblPr/>
@@ -15226,6 +15897,7 @@
     </w:tblStylePr>
     <w:tblStylePr w:type="lastCol">
       <w:rPr>
+        <w:rFonts w:eastAsia="黑体"/>
         <w:color w:themeColor="background1" w:val="FFFFFF"/>
       </w:rPr>
       <w:tblPr/>
@@ -15255,6 +15927,7 @@
       <w:spacing w:after="0" w:line="240" w:lineRule="auto"/>
     </w:pPr>
     <w:rPr>
+      <w:rFonts w:eastAsia="黑体"/>
       <w:color w:themeColor="text1" w:val="000000"/>
     </w:rPr>
     <w:tblPr>
@@ -15276,6 +15949,7 @@
     </w:tcPr>
     <w:tblStylePr w:type="firstRow">
       <w:rPr>
+        <w:rFonts w:eastAsia="黑体"/>
         <w:b/>
         <w:bCs/>
       </w:rPr>
@@ -15286,6 +15960,7 @@
     </w:tblStylePr>
     <w:tblStylePr w:type="lastRow">
       <w:rPr>
+        <w:rFonts w:eastAsia="黑体"/>
         <w:b/>
         <w:bCs/>
         <w:color w:themeColor="text1" w:val="000000"/>
@@ -15297,6 +15972,7 @@
     </w:tblStylePr>
     <w:tblStylePr w:type="firstCol">
       <w:rPr>
+        <w:rFonts w:eastAsia="黑体"/>
         <w:color w:themeColor="background1" w:val="FFFFFF"/>
       </w:rPr>
       <w:tblPr/>
@@ -15306,6 +15982,7 @@
     </w:tblStylePr>
     <w:tblStylePr w:type="lastCol">
       <w:rPr>
+        <w:rFonts w:eastAsia="黑体"/>
         <w:color w:themeColor="background1" w:val="FFFFFF"/>
       </w:rPr>
       <w:tblPr/>
@@ -15335,6 +16012,7 @@
       <w:spacing w:after="0" w:line="240" w:lineRule="auto"/>
     </w:pPr>
     <w:rPr>
+      <w:rFonts w:eastAsia="黑体"/>
       <w:color w:themeColor="text1" w:val="000000"/>
     </w:rPr>
     <w:tblPr>
@@ -15356,6 +16034,7 @@
     </w:tcPr>
     <w:tblStylePr w:type="firstRow">
       <w:rPr>
+        <w:rFonts w:eastAsia="黑体"/>
         <w:b/>
         <w:bCs/>
       </w:rPr>
@@ -15366,6 +16045,7 @@
     </w:tblStylePr>
     <w:tblStylePr w:type="lastRow">
       <w:rPr>
+        <w:rFonts w:eastAsia="黑体"/>
         <w:b/>
         <w:bCs/>
         <w:color w:themeColor="text1" w:val="000000"/>
@@ -15377,6 +16057,7 @@
     </w:tblStylePr>
     <w:tblStylePr w:type="firstCol">
       <w:rPr>
+        <w:rFonts w:eastAsia="黑体"/>
         <w:color w:themeColor="background1" w:val="FFFFFF"/>
       </w:rPr>
       <w:tblPr/>
@@ -15386,6 +16067,7 @@
     </w:tblStylePr>
     <w:tblStylePr w:type="lastCol">
       <w:rPr>
+        <w:rFonts w:eastAsia="黑体"/>
         <w:color w:themeColor="background1" w:val="FFFFFF"/>
       </w:rPr>
       <w:tblPr/>
@@ -15415,6 +16097,7 @@
       <w:spacing w:after="0" w:line="240" w:lineRule="auto"/>
     </w:pPr>
     <w:rPr>
+      <w:rFonts w:eastAsia="黑体"/>
       <w:color w:themeColor="text1" w:val="000000"/>
     </w:rPr>
     <w:tblPr>
@@ -15436,6 +16119,7 @@
     </w:tcPr>
     <w:tblStylePr w:type="firstRow">
       <w:rPr>
+        <w:rFonts w:eastAsia="黑体"/>
         <w:b/>
         <w:bCs/>
       </w:rPr>
@@ -15446,6 +16130,7 @@
     </w:tblStylePr>
     <w:tblStylePr w:type="lastRow">
       <w:rPr>
+        <w:rFonts w:eastAsia="黑体"/>
         <w:b/>
         <w:bCs/>
         <w:color w:themeColor="text1" w:val="000000"/>
@@ -15457,6 +16142,7 @@
     </w:tblStylePr>
     <w:tblStylePr w:type="firstCol">
       <w:rPr>
+        <w:rFonts w:eastAsia="黑体"/>
         <w:color w:themeColor="background1" w:val="FFFFFF"/>
       </w:rPr>
       <w:tblPr/>
@@ -15466,6 +16152,7 @@
     </w:tblStylePr>
     <w:tblStylePr w:type="lastCol">
       <w:rPr>
+        <w:rFonts w:eastAsia="黑体"/>
         <w:color w:themeColor="background1" w:val="FFFFFF"/>
       </w:rPr>
       <w:tblPr/>
@@ -15498,6 +16185,7 @@
     <w:name w:val="KeywordTok"/>
     <w:basedOn w:val="VerbatimChar"/>
     <w:rPr>
+      <w:rFonts w:eastAsia="黑体"/>
       <w:b/>
       <w:color w:val="007020"/>
     </w:rPr>
@@ -15506,6 +16194,7 @@
     <w:name w:val="DataTypeTok"/>
     <w:basedOn w:val="VerbatimChar"/>
     <w:rPr>
+      <w:rFonts w:eastAsia="黑体"/>
       <w:color w:val="902000"/>
     </w:rPr>
   </w:style>
@@ -15513,6 +16202,7 @@
     <w:name w:val="DecValTok"/>
     <w:basedOn w:val="VerbatimChar"/>
     <w:rPr>
+      <w:rFonts w:eastAsia="黑体"/>
       <w:color w:val="40a070"/>
     </w:rPr>
   </w:style>
@@ -15520,6 +16210,7 @@
     <w:name w:val="BaseNTok"/>
     <w:basedOn w:val="VerbatimChar"/>
     <w:rPr>
+      <w:rFonts w:eastAsia="黑体"/>
       <w:color w:val="40a070"/>
     </w:rPr>
   </w:style>
@@ -15527,6 +16218,7 @@
     <w:name w:val="FloatTok"/>
     <w:basedOn w:val="VerbatimChar"/>
     <w:rPr>
+      <w:rFonts w:eastAsia="黑体"/>
       <w:color w:val="40a070"/>
     </w:rPr>
   </w:style>
@@ -15534,6 +16226,7 @@
     <w:name w:val="ConstantTok"/>
     <w:basedOn w:val="VerbatimChar"/>
     <w:rPr>
+      <w:rFonts w:eastAsia="黑体"/>
       <w:color w:val="880000"/>
     </w:rPr>
   </w:style>
@@ -15541,6 +16234,7 @@
     <w:name w:val="CharTok"/>
     <w:basedOn w:val="VerbatimChar"/>
     <w:rPr>
+      <w:rFonts w:eastAsia="黑体"/>
       <w:color w:val="4070a0"/>
     </w:rPr>
   </w:style>
@@ -15548,6 +16242,7 @@
     <w:name w:val="SpecialCharTok"/>
     <w:basedOn w:val="VerbatimChar"/>
     <w:rPr>
+      <w:rFonts w:eastAsia="黑体"/>
       <w:color w:val="4070a0"/>
     </w:rPr>
   </w:style>
@@ -15555,6 +16250,7 @@
     <w:name w:val="StringTok"/>
     <w:basedOn w:val="VerbatimChar"/>
     <w:rPr>
+      <w:rFonts w:eastAsia="黑体"/>
       <w:color w:val="4070a0"/>
     </w:rPr>
   </w:style>
@@ -15562,6 +16258,7 @@
     <w:name w:val="VerbatimStringTok"/>
     <w:basedOn w:val="VerbatimChar"/>
     <w:rPr>
+      <w:rFonts w:eastAsia="黑体"/>
       <w:color w:val="4070a0"/>
     </w:rPr>
   </w:style>
@@ -15569,6 +16266,7 @@
     <w:name w:val="SpecialStringTok"/>
     <w:basedOn w:val="VerbatimChar"/>
     <w:rPr>
+      <w:rFonts w:eastAsia="黑体"/>
       <w:color w:val="bb6688"/>
     </w:rPr>
   </w:style>
@@ -15576,6 +16274,7 @@
     <w:name w:val="ImportTok"/>
     <w:basedOn w:val="VerbatimChar"/>
     <w:rPr>
+      <w:rFonts w:eastAsia="黑体"/>
       <w:b/>
       <w:color w:val="008000"/>
     </w:rPr>
@@ -15584,6 +16283,7 @@
     <w:name w:val="CommentTok"/>
     <w:basedOn w:val="VerbatimChar"/>
     <w:rPr>
+      <w:rFonts w:eastAsia="黑体"/>
       <w:i/>
       <w:color w:val="60a0b0"/>
     </w:rPr>
@@ -15592,6 +16292,7 @@
     <w:name w:val="DocumentationTok"/>
     <w:basedOn w:val="VerbatimChar"/>
     <w:rPr>
+      <w:rFonts w:eastAsia="黑体"/>
       <w:i/>
       <w:color w:val="ba2121"/>
     </w:rPr>
@@ -15600,6 +16301,7 @@
     <w:name w:val="AnnotationTok"/>
     <w:basedOn w:val="VerbatimChar"/>
     <w:rPr>
+      <w:rFonts w:eastAsia="黑体"/>
       <w:b/>
       <w:i/>
       <w:color w:val="60a0b0"/>
@@ -15609,6 +16311,7 @@
     <w:name w:val="CommentVarTok"/>
     <w:basedOn w:val="VerbatimChar"/>
     <w:rPr>
+      <w:rFonts w:eastAsia="黑体"/>
       <w:b/>
       <w:i/>
       <w:color w:val="60a0b0"/>
@@ -15618,6 +16321,7 @@
     <w:name w:val="OtherTok"/>
     <w:basedOn w:val="VerbatimChar"/>
     <w:rPr>
+      <w:rFonts w:eastAsia="黑体"/>
       <w:color w:val="007020"/>
     </w:rPr>
   </w:style>
@@ -15625,6 +16329,7 @@
     <w:name w:val="FunctionTok"/>
     <w:basedOn w:val="VerbatimChar"/>
     <w:rPr>
+      <w:rFonts w:eastAsia="黑体"/>
       <w:color w:val="06287e"/>
     </w:rPr>
   </w:style>
@@ -15632,6 +16337,7 @@
     <w:name w:val="VariableTok"/>
     <w:basedOn w:val="VerbatimChar"/>
     <w:rPr>
+      <w:rFonts w:eastAsia="黑体"/>
       <w:color w:val="19177c"/>
     </w:rPr>
   </w:style>
@@ -15639,6 +16345,7 @@
     <w:name w:val="ControlFlowTok"/>
     <w:basedOn w:val="VerbatimChar"/>
     <w:rPr>
+      <w:rFonts w:eastAsia="黑体"/>
       <w:b/>
       <w:color w:val="007020"/>
     </w:rPr>
@@ -15647,6 +16354,7 @@
     <w:name w:val="OperatorTok"/>
     <w:basedOn w:val="VerbatimChar"/>
     <w:rPr>
+      <w:rFonts w:eastAsia="黑体"/>
       <w:color w:val="666666"/>
     </w:rPr>
   </w:style>
@@ -15654,18 +16362,22 @@
     <w:name w:val="BuiltInTok"/>
     <w:basedOn w:val="VerbatimChar"/>
     <w:rPr>
+      <w:rFonts w:eastAsia="黑体"/>
       <w:color w:val="008000"/>
     </w:rPr>
   </w:style>
   <w:style w:type="character" w:customStyle="1" w:styleId="ExtensionTok">
     <w:name w:val="ExtensionTok"/>
     <w:basedOn w:val="VerbatimChar"/>
-    <w:rPr/>
+    <w:rPr>
+      <w:rFonts w:eastAsia="黑体"/>
+    </w:rPr>
   </w:style>
   <w:style w:type="character" w:customStyle="1" w:styleId="PreprocessorTok">
     <w:name w:val="PreprocessorTok"/>
     <w:basedOn w:val="VerbatimChar"/>
     <w:rPr>
+      <w:rFonts w:eastAsia="黑体"/>
       <w:color w:val="bc7a00"/>
     </w:rPr>
   </w:style>
@@ -15673,18 +16385,22 @@
     <w:name w:val="AttributeTok"/>
     <w:basedOn w:val="VerbatimChar"/>
     <w:rPr>
+      <w:rFonts w:eastAsia="黑体"/>
       <w:color w:val="7d9029"/>
     </w:rPr>
   </w:style>
   <w:style w:type="character" w:customStyle="1" w:styleId="RegionMarkerTok">
     <w:name w:val="RegionMarkerTok"/>
     <w:basedOn w:val="VerbatimChar"/>
-    <w:rPr/>
+    <w:rPr>
+      <w:rFonts w:eastAsia="黑体"/>
+    </w:rPr>
   </w:style>
   <w:style w:type="character" w:customStyle="1" w:styleId="InformationTok">
     <w:name w:val="InformationTok"/>
     <w:basedOn w:val="VerbatimChar"/>
     <w:rPr>
+      <w:rFonts w:eastAsia="黑体"/>
       <w:b/>
       <w:i/>
       <w:color w:val="60a0b0"/>
@@ -15694,6 +16410,7 @@
     <w:name w:val="WarningTok"/>
     <w:basedOn w:val="VerbatimChar"/>
     <w:rPr>
+      <w:rFonts w:eastAsia="黑体"/>
       <w:b/>
       <w:i/>
       <w:color w:val="60a0b0"/>
@@ -15703,6 +16420,7 @@
     <w:name w:val="AlertTok"/>
     <w:basedOn w:val="VerbatimChar"/>
     <w:rPr>
+      <w:rFonts w:eastAsia="黑体"/>
       <w:b/>
       <w:color w:val="ff0000"/>
     </w:rPr>
@@ -15711,6 +16429,7 @@
     <w:name w:val="ErrorTok"/>
     <w:basedOn w:val="VerbatimChar"/>
     <w:rPr>
+      <w:rFonts w:eastAsia="黑体"/>
       <w:b/>
       <w:color w:val="ff0000"/>
     </w:rPr>
@@ -15718,7 +16437,9 @@
   <w:style w:type="character" w:customStyle="1" w:styleId="NormalTok">
     <w:name w:val="NormalTok"/>
     <w:basedOn w:val="VerbatimChar"/>
-    <w:rPr/>
+    <w:rPr>
+      <w:rFonts w:eastAsia="黑体"/>
+    </w:rPr>
   </w:style>
 </w:styles>
 </file>
@@ -15767,12 +16488,12 @@
     <a:fontScheme name="Office">
       <a:majorFont>
         <a:latin typeface="Calibri"/>
-        <a:ea typeface=""/>
+        <a:ea typeface="黑体"/>
         <a:cs typeface=""/>
         <a:font script="Jpan" typeface="ＭＳ ゴシック"/>
         <a:font script="Hang" typeface="맑은 고딕"/>
-        <a:font script="Hans" typeface="宋体"/>
-        <a:font script="Hant" typeface="新細明體"/>
+        <a:font script="Hans" typeface="黑体"/>
+        <a:font script="Hant" typeface="黑体"/>
         <a:font script="Arab" typeface="Times New Roman"/>
         <a:font script="Hebr" typeface="Times New Roman"/>
         <a:font script="Thai" typeface="Angsana New"/>
@@ -15802,12 +16523,12 @@
       </a:majorFont>
       <a:minorFont>
         <a:latin typeface="Cambria"/>
-        <a:ea typeface=""/>
+        <a:ea typeface="黑体"/>
         <a:cs typeface=""/>
         <a:font script="Jpan" typeface="ＭＳ 明朝"/>
         <a:font script="Hang" typeface="맑은 고딕"/>
-        <a:font script="Hans" typeface="宋体"/>
-        <a:font script="Hant" typeface="新細明體"/>
+        <a:font script="Hans" typeface="黑体"/>
+        <a:font script="Hant" typeface="黑体"/>
         <a:font script="Arab" typeface="Arial"/>
         <a:font script="Hebr" typeface="Arial"/>
         <a:font script="Thai" typeface="Cordia New"/>

--- a/11-变流电路/02-逆变电路/半桥逆变电路/半桥逆变电路.docx
+++ b/11-变流电路/02-逆变电路/半桥逆变电路/半桥逆变电路.docx
@@ -3417,7 +3417,7 @@
           <w:color w:val="555555"/>
           <w:sz w:val="21"/>
         </w:rPr>
-        <w:t>材料收集者：杜文杰，WX手机：19519196569，QQ:3478827729</w:t>
+        <w:t>材料收集者：杜文杰，微信/手机：19519196569，QQ:3478827729</w:t>
       </w:r>
     </w:p>
     <w:sectPr>
